--- a/docs/LLD_Perla_CookingBook.docx
+++ b/docs/LLD_Perla_CookingBook.docx
@@ -39,7 +39,9 @@
       <w:r>
         <w:rPr>
           <w:rFonts w:ascii="David" w:hAnsi="David"/>
+          <w:i/>
         </w:rPr>
+        <w:t>מפרט טכני מלא ומפורט — כל שכבות הקוד, כל פונקציה, כל קומפוננטה</w:t>
       </w:r>
     </w:p>
     <w:p>
@@ -55,252 +57,6 @@
         <w:t>1. מבנה קובץ index.html</w:t>
       </w:r>
     </w:p>
-    <w:tbl>
-      <w:tblPr>
-        <w:tblStyle w:val="TableGrid"/>
-        <w:tblW w:type="auto" w:w="0"/>
-        <w:jc w:val="right"/>
-        <w:tblLook w:firstColumn="1" w:firstRow="1" w:lastColumn="0" w:lastRow="0" w:noHBand="0" w:noVBand="1" w:val="04A0"/>
-        <w:bidiVisual/>
-      </w:tblPr>
-      <w:tblGrid>
-        <w:gridCol w:w="4320"/>
-        <w:gridCol w:w="4320"/>
-      </w:tblGrid>
-      <w:tr>
-        <w:tc>
-          <w:tcPr>
-            <w:tcW w:type="dxa" w:w="4320"/>
-          </w:tcPr>
-          <w:p>
-            <w:r>
-              <w:t>חלק</w:t>
-            </w:r>
-          </w:p>
-        </w:tc>
-        <w:tc>
-          <w:tcPr>
-            <w:tcW w:type="dxa" w:w="4320"/>
-          </w:tcPr>
-          <w:p>
-            <w:r>
-              <w:t>תיאור</w:t>
-            </w:r>
-          </w:p>
-        </w:tc>
-      </w:tr>
-      <w:tr>
-        <w:tc>
-          <w:tcPr>
-            <w:tcW w:type="dxa" w:w="4320"/>
-          </w:tcPr>
-          <w:p>
-            <w:r>
-              <w:t>CSS (70 KB)</w:t>
-            </w:r>
-          </w:p>
-        </w:tc>
-        <w:tc>
-          <w:tcPr>
-            <w:tcW w:type="dxa" w:w="4320"/>
-          </w:tcPr>
-          <w:p>
-            <w:r>
-              <w:t>Custom Properties, Reset, Layout, 125+ classes, RTL, responsive</w:t>
-            </w:r>
-          </w:p>
-        </w:tc>
-      </w:tr>
-      <w:tr>
-        <w:tc>
-          <w:tcPr>
-            <w:tcW w:type="dxa" w:w="4320"/>
-          </w:tcPr>
-          <w:p>
-            <w:r>
-              <w:t>HTML structure</w:t>
-            </w:r>
-          </w:p>
-        </w:tc>
-        <w:tc>
-          <w:tcPr>
-            <w:tcW w:type="dxa" w:w="4320"/>
-          </w:tcPr>
-          <w:p>
-            <w:r>
-              <w:t>header, hero, about, cat-nav, grid, modal, toast, back-top</w:t>
-            </w:r>
-          </w:p>
-        </w:tc>
-      </w:tr>
-      <w:tr>
-        <w:tc>
-          <w:tcPr>
-            <w:tcW w:type="dxa" w:w="4320"/>
-          </w:tcPr>
-          <w:p>
-            <w:r>
-              <w:t>var _IMG_ALIAS</w:t>
-            </w:r>
-          </w:p>
-        </w:tc>
-        <w:tc>
-          <w:tcPr>
-            <w:tcW w:type="dxa" w:w="4320"/>
-          </w:tcPr>
-          <w:p>
-            <w:r>
-              <w:t>מפת כפילויות תמונות (ריק — מאוכלס ע"י cleanup)</w:t>
-            </w:r>
-          </w:p>
-        </w:tc>
-      </w:tr>
-      <w:tr>
-        <w:tc>
-          <w:tcPr>
-            <w:tcW w:type="dxa" w:w="4320"/>
-          </w:tcPr>
-          <w:p>
-            <w:r>
-              <w:t>var _FOOD_DICT</w:t>
-            </w:r>
-          </w:p>
-        </w:tc>
-        <w:tc>
-          <w:tcPr>
-            <w:tcW w:type="dxa" w:w="4320"/>
-          </w:tcPr>
-          <w:p>
-            <w:r>
-              <w:t>2,853 ערכי תרגום עברית-אנגלית + morphological engine</w:t>
-            </w:r>
-          </w:p>
-        </w:tc>
-      </w:tr>
-      <w:tr>
-        <w:tc>
-          <w:tcPr>
-            <w:tcW w:type="dxa" w:w="4320"/>
-          </w:tcPr>
-          <w:p>
-            <w:r>
-              <w:t>var _TITLE_EN</w:t>
-            </w:r>
-          </w:p>
-        </w:tc>
-        <w:tc>
-          <w:tcPr>
-            <w:tcW w:type="dxa" w:w="4320"/>
-          </w:tcPr>
-          <w:p>
-            <w:r>
-              <w:t>1,054 כותרות מתכונים באנגלית</w:t>
-            </w:r>
-          </w:p>
-        </w:tc>
-      </w:tr>
-      <w:tr>
-        <w:tc>
-          <w:tcPr>
-            <w:tcW w:type="dxa" w:w="4320"/>
-          </w:tcPr>
-          <w:p>
-            <w:r>
-              <w:t>var _NAV_I18N</w:t>
-            </w:r>
-          </w:p>
-        </w:tc>
-        <w:tc>
-          <w:tcPr>
-            <w:tcW w:type="dxa" w:w="4320"/>
-          </w:tcPr>
-          <w:p>
-            <w:r>
-              <w:t>מיפוי כל שם קטגוריה → מפתח I18N</w:t>
-            </w:r>
-          </w:p>
-        </w:tc>
-      </w:tr>
-      <w:tr>
-        <w:tc>
-          <w:tcPr>
-            <w:tcW w:type="dxa" w:w="4320"/>
-          </w:tcPr>
-          <w:p>
-            <w:r>
-              <w:t>var I18N</w:t>
-            </w:r>
-          </w:p>
-        </w:tc>
-        <w:tc>
-          <w:tcPr>
-            <w:tcW w:type="dxa" w:w="4320"/>
-          </w:tcPr>
-          <w:p>
-            <w:r>
-              <w:t>כל תרגומי ה-UI (כפתורים, תוויות, הודעות)</w:t>
-            </w:r>
-          </w:p>
-        </w:tc>
-      </w:tr>
-      <w:tr>
-        <w:tc>
-          <w:tcPr>
-            <w:tcW w:type="dxa" w:w="4320"/>
-          </w:tcPr>
-          <w:p>
-            <w:r>
-              <w:t>var CAT_IMG</w:t>
-            </w:r>
-          </w:p>
-        </w:tc>
-        <w:tc>
-          <w:tcPr>
-            <w:tcW w:type="dxa" w:w="4320"/>
-          </w:tcPr>
-          <w:p>
-            <w:r>
-              <w:t>תמונת ברירת מחדל לכל קטגוריה</w:t>
-            </w:r>
-          </w:p>
-        </w:tc>
-      </w:tr>
-      <w:tr>
-        <w:tc>
-          <w:tcPr>
-            <w:tcW w:type="dxa" w:w="4320"/>
-          </w:tcPr>
-          <w:p>
-            <w:r>
-              <w:t>JS functions</w:t>
-            </w:r>
-          </w:p>
-        </w:tc>
-        <w:tc>
-          <w:tcPr>
-            <w:tcW w:type="dxa" w:w="4320"/>
-          </w:tcPr>
-          <w:p>
-            <w:r>
-              <w:t>filtered, renderGrid, buildNav, openM, closeM, search, share, print</w:t>
-            </w:r>
-          </w:p>
-        </w:tc>
-      </w:tr>
-    </w:tbl>
-    <w:p>
-      <w:pPr>
-        <w:pStyle w:val="Heading1"/>
-        <w:jc w:val="right"/>
-        <w:bidi/>
-      </w:pPr>
-      <w:r>
-        <w:rPr>
-          <w:rFonts w:ascii="David" w:hAnsi="David"/>
-        </w:rPr>
-        <w:t>2. מבנה data.js</w:t>
-      </w:r>
-    </w:p>
     <w:p>
       <w:pPr>
         <w:jc w:val="right"/>
@@ -310,7 +66,7 @@
         <w:rPr>
           <w:rFonts w:ascii="David" w:hAnsi="David"/>
         </w:rPr>
-        <w:t>הקובץ מכיל 4 מבני נתונים:</w:t>
+        <w:t>הקובץ index.html הוא SPA בנפח 303 KB המכיל את כל ה-UI:</w:t>
       </w:r>
     </w:p>
     <w:tbl>
@@ -333,27 +89,27 @@
           </w:tcPr>
           <w:p>
             <w:r>
-              <w:t>מבנה</w:t>
-            </w:r>
-          </w:p>
-        </w:tc>
-        <w:tc>
-          <w:tcPr>
-            <w:tcW w:type="dxa" w:w="2880"/>
-          </w:tcPr>
-          <w:p>
-            <w:r>
-              <w:t>סוג</w:t>
-            </w:r>
-          </w:p>
-        </w:tc>
-        <w:tc>
-          <w:tcPr>
-            <w:tcW w:type="dxa" w:w="2880"/>
-          </w:tcPr>
-          <w:p>
-            <w:r>
-              <w:t>תיאור</w:t>
+              <w:t>חלק</w:t>
+            </w:r>
+          </w:p>
+        </w:tc>
+        <w:tc>
+          <w:tcPr>
+            <w:tcW w:type="dxa" w:w="2880"/>
+          </w:tcPr>
+          <w:p>
+            <w:r>
+              <w:t>גודל קירוב</w:t>
+            </w:r>
+          </w:p>
+        </w:tc>
+        <w:tc>
+          <w:tcPr>
+            <w:tcW w:type="dxa" w:w="2880"/>
+          </w:tcPr>
+          <w:p>
+            <w:r>
+              <w:t>תיאור מפורט</w:t>
             </w:r>
           </w:p>
         </w:tc>
@@ -365,27 +121,27 @@
           </w:tcPr>
           <w:p>
             <w:r>
-              <w:t>CATS</w:t>
-            </w:r>
-          </w:p>
-        </w:tc>
-        <w:tc>
-          <w:tcPr>
-            <w:tcW w:type="dxa" w:w="2880"/>
-          </w:tcPr>
-          <w:p>
-            <w:r>
-              <w:t>Array&lt;{id,lbl}&gt;</w:t>
-            </w:r>
-          </w:p>
-        </w:tc>
-        <w:tc>
-          <w:tcPr>
-            <w:tcW w:type="dxa" w:w="2880"/>
-          </w:tcPr>
-          <w:p>
-            <w:r>
-              <w:t>20 קטגוריות עם שמות עבריים</w:t>
+              <w:t>&lt;head&gt;</w:t>
+            </w:r>
+          </w:p>
+        </w:tc>
+        <w:tc>
+          <w:tcPr>
+            <w:tcW w:type="dxa" w:w="2880"/>
+          </w:tcPr>
+          <w:p>
+            <w:r>
+              <w:t>2 KB</w:t>
+            </w:r>
+          </w:p>
+        </w:tc>
+        <w:tc>
+          <w:tcPr>
+            <w:tcW w:type="dxa" w:w="2880"/>
+          </w:tcPr>
+          <w:p>
+            <w:r>
+              <w:t>meta charset, viewport, og:title/description/image, JSON-LD Schema.org WebSite</w:t>
             </w:r>
           </w:p>
         </w:tc>
@@ -397,27 +153,27 @@
           </w:tcPr>
           <w:p>
             <w:r>
-              <w:t>R[]</w:t>
-            </w:r>
-          </w:p>
-        </w:tc>
-        <w:tc>
-          <w:tcPr>
-            <w:tcW w:type="dxa" w:w="2880"/>
-          </w:tcPr>
-          <w:p>
-            <w:r>
-              <w:t>Array&lt;Recipe&gt;</w:t>
-            </w:r>
-          </w:p>
-        </w:tc>
-        <w:tc>
-          <w:tcPr>
-            <w:tcW w:type="dxa" w:w="2880"/>
-          </w:tcPr>
-          <w:p>
-            <w:r>
-              <w:t>1,054 אובייקטי מתכון</w:t>
+              <w:t>&lt;style&gt; CSS</w:t>
+            </w:r>
+          </w:p>
+        </w:tc>
+        <w:tc>
+          <w:tcPr>
+            <w:tcW w:type="dxa" w:w="2880"/>
+          </w:tcPr>
+          <w:p>
+            <w:r>
+              <w:t>~70 KB</w:t>
+            </w:r>
+          </w:p>
+        </w:tc>
+        <w:tc>
+          <w:tcPr>
+            <w:tcW w:type="dxa" w:w="2880"/>
+          </w:tcPr>
+          <w:p>
+            <w:r>
+              <w:t>34 CSS Custom Properties, reset, layout, 125+ CSS classes</w:t>
             </w:r>
           </w:p>
         </w:tc>
@@ -429,27 +185,27 @@
           </w:tcPr>
           <w:p>
             <w:r>
-              <w:t>HOLIDAY_TAGS</w:t>
-            </w:r>
-          </w:p>
-        </w:tc>
-        <w:tc>
-          <w:tcPr>
-            <w:tcW w:type="dxa" w:w="2880"/>
-          </w:tcPr>
-          <w:p>
-            <w:r>
-              <w:t>Object&lt;string, string[]&gt;</w:t>
-            </w:r>
-          </w:p>
-        </w:tc>
-        <w:tc>
-          <w:tcPr>
-            <w:tcW w:type="dxa" w:w="2880"/>
-          </w:tcPr>
-          <w:p>
-            <w:r>
-              <w:t>10 חגים → רשימות ID</w:t>
+              <w:t>HTML structure</w:t>
+            </w:r>
+          </w:p>
+        </w:tc>
+        <w:tc>
+          <w:tcPr>
+            <w:tcW w:type="dxa" w:w="2880"/>
+          </w:tcPr>
+          <w:p>
+            <w:r>
+              <w:t>~20 KB</w:t>
+            </w:r>
+          </w:p>
+        </w:tc>
+        <w:tc>
+          <w:tcPr>
+            <w:tcW w:type="dxa" w:w="2880"/>
+          </w:tcPr>
+          <w:p>
+            <w:r>
+              <w:t>header, hero, about, cat-nav, grid#grid, modal#ovl, #toast, #back-top</w:t>
             </w:r>
           </w:p>
         </w:tc>
@@ -461,27 +217,219 @@
           </w:tcPr>
           <w:p>
             <w:r>
-              <w:t>MENU_STRUCTURE</w:t>
-            </w:r>
-          </w:p>
-        </w:tc>
-        <w:tc>
-          <w:tcPr>
-            <w:tcW w:type="dxa" w:w="2880"/>
-          </w:tcPr>
-          <w:p>
-            <w:r>
-              <w:t>Array&lt;MenuNode&gt;</w:t>
-            </w:r>
-          </w:p>
-        </w:tc>
-        <w:tc>
-          <w:tcPr>
-            <w:tcW w:type="dxa" w:w="2880"/>
-          </w:tcPr>
-          <w:p>
-            <w:r>
-              <w:t>עץ ניווט מלא</w:t>
+              <w:t>var _IMG_ALIAS</w:t>
+            </w:r>
+          </w:p>
+        </w:tc>
+        <w:tc>
+          <w:tcPr>
+            <w:tcW w:type="dxa" w:w="2880"/>
+          </w:tcPr>
+          <w:p>
+            <w:r>
+              <w:t>&lt; 1 KB</w:t>
+            </w:r>
+          </w:p>
+        </w:tc>
+        <w:tc>
+          <w:tcPr>
+            <w:tcW w:type="dxa" w:w="2880"/>
+          </w:tcPr>
+          <w:p>
+            <w:r>
+              <w:t>מפת כפילויות תמונות — מאוכלס ע"י cleanup_hardlinks.py</w:t>
+            </w:r>
+          </w:p>
+        </w:tc>
+      </w:tr>
+      <w:tr>
+        <w:tc>
+          <w:tcPr>
+            <w:tcW w:type="dxa" w:w="2880"/>
+          </w:tcPr>
+          <w:p>
+            <w:r>
+              <w:t>var _FOOD_DICT</w:t>
+            </w:r>
+          </w:p>
+        </w:tc>
+        <w:tc>
+          <w:tcPr>
+            <w:tcW w:type="dxa" w:w="2880"/>
+          </w:tcPr>
+          <w:p>
+            <w:r>
+              <w:t>~35 KB</w:t>
+            </w:r>
+          </w:p>
+        </w:tc>
+        <w:tc>
+          <w:tcPr>
+            <w:tcW w:type="dxa" w:w="2880"/>
+          </w:tcPr>
+          <w:p>
+            <w:r>
+              <w:t>2,853 ערכי תרגום עברית-אנגלית + morphological engine</w:t>
+            </w:r>
+          </w:p>
+        </w:tc>
+      </w:tr>
+      <w:tr>
+        <w:tc>
+          <w:tcPr>
+            <w:tcW w:type="dxa" w:w="2880"/>
+          </w:tcPr>
+          <w:p>
+            <w:r>
+              <w:t>var _TITLE_EN</w:t>
+            </w:r>
+          </w:p>
+        </w:tc>
+        <w:tc>
+          <w:tcPr>
+            <w:tcW w:type="dxa" w:w="2880"/>
+          </w:tcPr>
+          <w:p>
+            <w:r>
+              <w:t>~25 KB</w:t>
+            </w:r>
+          </w:p>
+        </w:tc>
+        <w:tc>
+          <w:tcPr>
+            <w:tcW w:type="dxa" w:w="2880"/>
+          </w:tcPr>
+          <w:p>
+            <w:r>
+              <w:t>1,054 כותרות מתכונים באנגלית (367 תוקנו)</w:t>
+            </w:r>
+          </w:p>
+        </w:tc>
+      </w:tr>
+      <w:tr>
+        <w:tc>
+          <w:tcPr>
+            <w:tcW w:type="dxa" w:w="2880"/>
+          </w:tcPr>
+          <w:p>
+            <w:r>
+              <w:t>var _NAV_I18N</w:t>
+            </w:r>
+          </w:p>
+        </w:tc>
+        <w:tc>
+          <w:tcPr>
+            <w:tcW w:type="dxa" w:w="2880"/>
+          </w:tcPr>
+          <w:p>
+            <w:r>
+              <w:t>~3 KB</w:t>
+            </w:r>
+          </w:p>
+        </w:tc>
+        <w:tc>
+          <w:tcPr>
+            <w:tcW w:type="dxa" w:w="2880"/>
+          </w:tcPr>
+          <w:p>
+            <w:r>
+              <w:t>מיפוי שמות קטגוריות → מפתחות I18N</w:t>
+            </w:r>
+          </w:p>
+        </w:tc>
+      </w:tr>
+      <w:tr>
+        <w:tc>
+          <w:tcPr>
+            <w:tcW w:type="dxa" w:w="2880"/>
+          </w:tcPr>
+          <w:p>
+            <w:r>
+              <w:t>var I18N</w:t>
+            </w:r>
+          </w:p>
+        </w:tc>
+        <w:tc>
+          <w:tcPr>
+            <w:tcW w:type="dxa" w:w="2880"/>
+          </w:tcPr>
+          <w:p>
+            <w:r>
+              <w:t>~5 KB</w:t>
+            </w:r>
+          </w:p>
+        </w:tc>
+        <w:tc>
+          <w:tcPr>
+            <w:tcW w:type="dxa" w:w="2880"/>
+          </w:tcPr>
+          <w:p>
+            <w:r>
+              <w:t>כל תרגומי UI: כפתורים, תוויות, הודעות</w:t>
+            </w:r>
+          </w:p>
+        </w:tc>
+      </w:tr>
+      <w:tr>
+        <w:tc>
+          <w:tcPr>
+            <w:tcW w:type="dxa" w:w="2880"/>
+          </w:tcPr>
+          <w:p>
+            <w:r>
+              <w:t>var CAT_IMG</w:t>
+            </w:r>
+          </w:p>
+        </w:tc>
+        <w:tc>
+          <w:tcPr>
+            <w:tcW w:type="dxa" w:w="2880"/>
+          </w:tcPr>
+          <w:p>
+            <w:r>
+              <w:t>~2 KB</w:t>
+            </w:r>
+          </w:p>
+        </w:tc>
+        <w:tc>
+          <w:tcPr>
+            <w:tcW w:type="dxa" w:w="2880"/>
+          </w:tcPr>
+          <w:p>
+            <w:r>
+              <w:t>תמונת ברירת מחדל לכל 19 קטגוריות</w:t>
+            </w:r>
+          </w:p>
+        </w:tc>
+      </w:tr>
+      <w:tr>
+        <w:tc>
+          <w:tcPr>
+            <w:tcW w:type="dxa" w:w="2880"/>
+          </w:tcPr>
+          <w:p>
+            <w:r>
+              <w:t>JS functions</w:t>
+            </w:r>
+          </w:p>
+        </w:tc>
+        <w:tc>
+          <w:tcPr>
+            <w:tcW w:type="dxa" w:w="2880"/>
+          </w:tcPr>
+          <w:p>
+            <w:r>
+              <w:t>~45 KB</w:t>
+            </w:r>
+          </w:p>
+        </w:tc>
+        <w:tc>
+          <w:tcPr>
+            <w:tcW w:type="dxa" w:w="2880"/>
+          </w:tcPr>
+          <w:p>
+            <w:r>
+              <w:t>filtered, renderGrid, buildNav, openM, closeM, search, share, translate</w:t>
             </w:r>
           </w:p>
         </w:tc>
@@ -497,7 +445,20 @@
         <w:rPr>
           <w:rFonts w:ascii="David" w:hAnsi="David"/>
         </w:rPr>
-        <w:t>3. Recipe Object Schema</w:t>
+        <w:t>2. CSS Design Tokens — Custom Properties</w:t>
+      </w:r>
+    </w:p>
+    <w:p>
+      <w:pPr>
+        <w:pStyle w:val="Heading2"/>
+        <w:jc w:val="right"/>
+        <w:bidi/>
+      </w:pPr>
+      <w:r>
+        <w:rPr>
+          <w:rFonts w:ascii="David" w:hAnsi="David"/>
+        </w:rPr>
+        <w:t>2.1 פלטת צבעים</w:t>
       </w:r>
     </w:p>
     <w:tbl>
@@ -520,27 +481,27 @@
           </w:tcPr>
           <w:p>
             <w:r>
-              <w:t>שדה</w:t>
-            </w:r>
-          </w:p>
-        </w:tc>
-        <w:tc>
-          <w:tcPr>
-            <w:tcW w:type="dxa" w:w="2880"/>
-          </w:tcPr>
-          <w:p>
-            <w:r>
-              <w:t>סוג</w:t>
-            </w:r>
-          </w:p>
-        </w:tc>
-        <w:tc>
-          <w:tcPr>
-            <w:tcW w:type="dxa" w:w="2880"/>
-          </w:tcPr>
-          <w:p>
-            <w:r>
-              <w:t>תיאור</w:t>
+              <w:t>משתנה</w:t>
+            </w:r>
+          </w:p>
+        </w:tc>
+        <w:tc>
+          <w:tcPr>
+            <w:tcW w:type="dxa" w:w="2880"/>
+          </w:tcPr>
+          <w:p>
+            <w:r>
+              <w:t>ערך</w:t>
+            </w:r>
+          </w:p>
+        </w:tc>
+        <w:tc>
+          <w:tcPr>
+            <w:tcW w:type="dxa" w:w="2880"/>
+          </w:tcPr>
+          <w:p>
+            <w:r>
+              <w:t>שימוש</w:t>
             </w:r>
           </w:p>
         </w:tc>
@@ -552,27 +513,27 @@
           </w:tcPr>
           <w:p>
             <w:r>
-              <w:t>id</w:t>
-            </w:r>
-          </w:p>
-        </w:tc>
-        <w:tc>
-          <w:tcPr>
-            <w:tcW w:type="dxa" w:w="2880"/>
-          </w:tcPr>
-          <w:p>
-            <w:r>
-              <w:t>string</w:t>
-            </w:r>
-          </w:p>
-        </w:tc>
-        <w:tc>
-          <w:tcPr>
-            <w:tcW w:type="dxa" w:w="2880"/>
-          </w:tcPr>
-          <w:p>
-            <w:r>
-              <w:t>מזהה ייחודי (s1, sa2, nk_fn3...)</w:t>
+              <w:t>--c-bg</w:t>
+            </w:r>
+          </w:p>
+        </w:tc>
+        <w:tc>
+          <w:tcPr>
+            <w:tcW w:type="dxa" w:w="2880"/>
+          </w:tcPr>
+          <w:p>
+            <w:r>
+              <w:t>#fdf8ee</w:t>
+            </w:r>
+          </w:p>
+        </w:tc>
+        <w:tc>
+          <w:tcPr>
+            <w:tcW w:type="dxa" w:w="2880"/>
+          </w:tcPr>
+          <w:p>
+            <w:r>
+              <w:t>רקע כלל-הדף — קרמי בהיר</w:t>
             </w:r>
           </w:p>
         </w:tc>
@@ -584,27 +545,27 @@
           </w:tcPr>
           <w:p>
             <w:r>
-              <w:t>cat</w:t>
-            </w:r>
-          </w:p>
-        </w:tc>
-        <w:tc>
-          <w:tcPr>
-            <w:tcW w:type="dxa" w:w="2880"/>
-          </w:tcPr>
-          <w:p>
-            <w:r>
-              <w:t>string</w:t>
-            </w:r>
-          </w:p>
-        </w:tc>
-        <w:tc>
-          <w:tcPr>
-            <w:tcW w:type="dxa" w:w="2880"/>
-          </w:tcPr>
-          <w:p>
-            <w:r>
-              <w:t>קטגוריה (soups, meat, span...)</w:t>
+              <w:t>--c-bg2</w:t>
+            </w:r>
+          </w:p>
+        </w:tc>
+        <w:tc>
+          <w:tcPr>
+            <w:tcW w:type="dxa" w:w="2880"/>
+          </w:tcPr>
+          <w:p>
+            <w:r>
+              <w:t>#f5ecd7</w:t>
+            </w:r>
+          </w:p>
+        </w:tc>
+        <w:tc>
+          <w:tcPr>
+            <w:tcW w:type="dxa" w:w="2880"/>
+          </w:tcPr>
+          <w:p>
+            <w:r>
+              <w:t>רקע קומפוננטות — קרמי</w:t>
             </w:r>
           </w:p>
         </w:tc>
@@ -616,27 +577,27 @@
           </w:tcPr>
           <w:p>
             <w:r>
-              <w:t>badge</w:t>
-            </w:r>
-          </w:p>
-        </w:tc>
-        <w:tc>
-          <w:tcPr>
-            <w:tcW w:type="dxa" w:w="2880"/>
-          </w:tcPr>
-          <w:p>
-            <w:r>
-              <w:t>string</w:t>
-            </w:r>
-          </w:p>
-        </w:tc>
-        <w:tc>
-          <w:tcPr>
-            <w:tcW w:type="dxa" w:w="2880"/>
-          </w:tcPr>
-          <w:p>
-            <w:r>
-              <w:t>תג תצוגה (מרוקאי, ספרדי, חגיגי...)</w:t>
+              <w:t>--c-bg3</w:t>
+            </w:r>
+          </w:p>
+        </w:tc>
+        <w:tc>
+          <w:tcPr>
+            <w:tcW w:type="dxa" w:w="2880"/>
+          </w:tcPr>
+          <w:p>
+            <w:r>
+              <w:t>#ede0c4</w:t>
+            </w:r>
+          </w:p>
+        </w:tc>
+        <w:tc>
+          <w:tcPr>
+            <w:tcW w:type="dxa" w:w="2880"/>
+          </w:tcPr>
+          <w:p>
+            <w:r>
+              <w:t>רקע סקציות, separators</w:t>
             </w:r>
           </w:p>
         </w:tc>
@@ -648,27 +609,27 @@
           </w:tcPr>
           <w:p>
             <w:r>
-              <w:t>title</w:t>
-            </w:r>
-          </w:p>
-        </w:tc>
-        <w:tc>
-          <w:tcPr>
-            <w:tcW w:type="dxa" w:w="2880"/>
-          </w:tcPr>
-          <w:p>
-            <w:r>
-              <w:t>string</w:t>
-            </w:r>
-          </w:p>
-        </w:tc>
-        <w:tc>
-          <w:tcPr>
-            <w:tcW w:type="dxa" w:w="2880"/>
-          </w:tcPr>
-          <w:p>
-            <w:r>
-              <w:t>שם המתכון בעברית</w:t>
+              <w:t>--c-deep</w:t>
+            </w:r>
+          </w:p>
+        </w:tc>
+        <w:tc>
+          <w:tcPr>
+            <w:tcW w:type="dxa" w:w="2880"/>
+          </w:tcPr>
+          <w:p>
+            <w:r>
+              <w:t>#130c05</w:t>
+            </w:r>
+          </w:p>
+        </w:tc>
+        <w:tc>
+          <w:tcPr>
+            <w:tcW w:type="dxa" w:w="2880"/>
+          </w:tcPr>
+          <w:p>
+            <w:r>
+              <w:t>header, overlay background</w:t>
             </w:r>
           </w:p>
         </w:tc>
@@ -680,27 +641,27 @@
           </w:tcPr>
           <w:p>
             <w:r>
-              <w:t>desc</w:t>
-            </w:r>
-          </w:p>
-        </w:tc>
-        <w:tc>
-          <w:tcPr>
-            <w:tcW w:type="dxa" w:w="2880"/>
-          </w:tcPr>
-          <w:p>
-            <w:r>
-              <w:t>string</w:t>
-            </w:r>
-          </w:p>
-        </w:tc>
-        <w:tc>
-          <w:tcPr>
-            <w:tcW w:type="dxa" w:w="2880"/>
-          </w:tcPr>
-          <w:p>
-            <w:r>
-              <w:t>תיאור קצר</w:t>
+              <w:t>--c-dark</w:t>
+            </w:r>
+          </w:p>
+        </w:tc>
+        <w:tc>
+          <w:tcPr>
+            <w:tcW w:type="dxa" w:w="2880"/>
+          </w:tcPr>
+          <w:p>
+            <w:r>
+              <w:t>#2a1508</w:t>
+            </w:r>
+          </w:p>
+        </w:tc>
+        <w:tc>
+          <w:tcPr>
+            <w:tcW w:type="dxa" w:w="2880"/>
+          </w:tcPr>
+          <w:p>
+            <w:r>
+              <w:t>hero, nav header background</w:t>
             </w:r>
           </w:p>
         </w:tc>
@@ -712,27 +673,27 @@
           </w:tcPr>
           <w:p>
             <w:r>
-              <w:t>time</w:t>
-            </w:r>
-          </w:p>
-        </w:tc>
-        <w:tc>
-          <w:tcPr>
-            <w:tcW w:type="dxa" w:w="2880"/>
-          </w:tcPr>
-          <w:p>
-            <w:r>
-              <w:t>string</w:t>
-            </w:r>
-          </w:p>
-        </w:tc>
-        <w:tc>
-          <w:tcPr>
-            <w:tcW w:type="dxa" w:w="2880"/>
-          </w:tcPr>
-          <w:p>
-            <w:r>
-              <w:t>זמן הכנה (30 דקות)</w:t>
+              <w:t>--c-mid</w:t>
+            </w:r>
+          </w:p>
+        </w:tc>
+        <w:tc>
+          <w:tcPr>
+            <w:tcW w:type="dxa" w:w="2880"/>
+          </w:tcPr>
+          <w:p>
+            <w:r>
+              <w:t>#4e2010</w:t>
+            </w:r>
+          </w:p>
+        </w:tc>
+        <w:tc>
+          <w:tcPr>
+            <w:tcW w:type="dxa" w:w="2880"/>
+          </w:tcPr>
+          <w:p>
+            <w:r>
+              <w:t>nav hover, borders כהים</w:t>
             </w:r>
           </w:p>
         </w:tc>
@@ -744,27 +705,27 @@
           </w:tcPr>
           <w:p>
             <w:r>
-              <w:t>serv</w:t>
-            </w:r>
-          </w:p>
-        </w:tc>
-        <w:tc>
-          <w:tcPr>
-            <w:tcW w:type="dxa" w:w="2880"/>
-          </w:tcPr>
-          <w:p>
-            <w:r>
-              <w:t>string</w:t>
-            </w:r>
-          </w:p>
-        </w:tc>
-        <w:tc>
-          <w:tcPr>
-            <w:tcW w:type="dxa" w:w="2880"/>
-          </w:tcPr>
-          <w:p>
-            <w:r>
-              <w:t>מנות (4 מנות)</w:t>
+              <w:t>--c-wood</w:t>
+            </w:r>
+          </w:p>
+        </w:tc>
+        <w:tc>
+          <w:tcPr>
+            <w:tcW w:type="dxa" w:w="2880"/>
+          </w:tcPr>
+          <w:p>
+            <w:r>
+              <w:t>#7a3a18</w:t>
+            </w:r>
+          </w:p>
+        </w:tc>
+        <w:tc>
+          <w:tcPr>
+            <w:tcW w:type="dxa" w:w="2880"/>
+          </w:tcPr>
+          <w:p>
+            <w:r>
+              <w:t>accent — חום עץ</w:t>
             </w:r>
           </w:p>
         </w:tc>
@@ -776,27 +737,27 @@
           </w:tcPr>
           <w:p>
             <w:r>
-              <w:t>diff</w:t>
-            </w:r>
-          </w:p>
-        </w:tc>
-        <w:tc>
-          <w:tcPr>
-            <w:tcW w:type="dxa" w:w="2880"/>
-          </w:tcPr>
-          <w:p>
-            <w:r>
-              <w:t>string</w:t>
-            </w:r>
-          </w:p>
-        </w:tc>
-        <w:tc>
-          <w:tcPr>
-            <w:tcW w:type="dxa" w:w="2880"/>
-          </w:tcPr>
-          <w:p>
-            <w:r>
-              <w:t>קושי: קל/בינוני/מתקדם</w:t>
+              <w:t>--c-gold</w:t>
+            </w:r>
+          </w:p>
+        </w:tc>
+        <w:tc>
+          <w:tcPr>
+            <w:tcW w:type="dxa" w:w="2880"/>
+          </w:tcPr>
+          <w:p>
+            <w:r>
+              <w:t>#c4930a</w:t>
+            </w:r>
+          </w:p>
+        </w:tc>
+        <w:tc>
+          <w:tcPr>
+            <w:tcW w:type="dxa" w:w="2880"/>
+          </w:tcPr>
+          <w:p>
+            <w:r>
+              <w:t>צבע accent ראשי — זעפרן</w:t>
             </w:r>
           </w:p>
         </w:tc>
@@ -808,27 +769,27 @@
           </w:tcPr>
           <w:p>
             <w:r>
-              <w:t>img</w:t>
-            </w:r>
-          </w:p>
-        </w:tc>
-        <w:tc>
-          <w:tcPr>
-            <w:tcW w:type="dxa" w:w="2880"/>
-          </w:tcPr>
-          <w:p>
-            <w:r>
-              <w:t>string</w:t>
-            </w:r>
-          </w:p>
-        </w:tc>
-        <w:tc>
-          <w:tcPr>
-            <w:tcW w:type="dxa" w:w="2880"/>
-          </w:tcPr>
-          <w:p>
-            <w:r>
-              <w:t>URL תמונה ברירת מחדל</w:t>
+              <w:t>--c-gold-l</w:t>
+            </w:r>
+          </w:p>
+        </w:tc>
+        <w:tc>
+          <w:tcPr>
+            <w:tcW w:type="dxa" w:w="2880"/>
+          </w:tcPr>
+          <w:p>
+            <w:r>
+              <w:t>#e5b020</w:t>
+            </w:r>
+          </w:p>
+        </w:tc>
+        <w:tc>
+          <w:tcPr>
+            <w:tcW w:type="dxa" w:w="2880"/>
+          </w:tcPr>
+          <w:p>
+            <w:r>
+              <w:t>hover states, hero titles</w:t>
             </w:r>
           </w:p>
         </w:tc>
@@ -840,27 +801,27 @@
           </w:tcPr>
           <w:p>
             <w:r>
-              <w:t>mem</w:t>
-            </w:r>
-          </w:p>
-        </w:tc>
-        <w:tc>
-          <w:tcPr>
-            <w:tcW w:type="dxa" w:w="2880"/>
-          </w:tcPr>
-          <w:p>
-            <w:r>
-              <w:t>string</w:t>
-            </w:r>
-          </w:p>
-        </w:tc>
-        <w:tc>
-          <w:tcPr>
-            <w:tcW w:type="dxa" w:w="2880"/>
-          </w:tcPr>
-          <w:p>
-            <w:r>
-              <w:t>זיכרון ממרוקו</w:t>
+              <w:t>--c-gold-d</w:t>
+            </w:r>
+          </w:p>
+        </w:tc>
+        <w:tc>
+          <w:tcPr>
+            <w:tcW w:type="dxa" w:w="2880"/>
+          </w:tcPr>
+          <w:p>
+            <w:r>
+              <w:t>#9a7208</w:t>
+            </w:r>
+          </w:p>
+        </w:tc>
+        <w:tc>
+          <w:tcPr>
+            <w:tcW w:type="dxa" w:w="2880"/>
+          </w:tcPr>
+          <w:p>
+            <w:r>
+              <w:t>borders, labels, secondary</w:t>
             </w:r>
           </w:p>
         </w:tc>
@@ -872,27 +833,27 @@
           </w:tcPr>
           <w:p>
             <w:r>
-              <w:t>ingr</w:t>
-            </w:r>
-          </w:p>
-        </w:tc>
-        <w:tc>
-          <w:tcPr>
-            <w:tcW w:type="dxa" w:w="2880"/>
-          </w:tcPr>
-          <w:p>
-            <w:r>
-              <w:t>Array&lt;{q,i}&gt;</w:t>
-            </w:r>
-          </w:p>
-        </w:tc>
-        <w:tc>
-          <w:tcPr>
-            <w:tcW w:type="dxa" w:w="2880"/>
-          </w:tcPr>
-          <w:p>
-            <w:r>
-              <w:t>מרכיבים: q=כמות, i=מרכיב</w:t>
+              <w:t>--c-spice</w:t>
+            </w:r>
+          </w:p>
+        </w:tc>
+        <w:tc>
+          <w:tcPr>
+            <w:tcW w:type="dxa" w:w="2880"/>
+          </w:tcPr>
+          <w:p>
+            <w:r>
+              <w:t>#b84223</w:t>
+            </w:r>
+          </w:p>
+        </w:tc>
+        <w:tc>
+          <w:tcPr>
+            <w:tcW w:type="dxa" w:w="2880"/>
+          </w:tcPr>
+          <w:p>
+            <w:r>
+              <w:t>badge background — פפריקה</w:t>
             </w:r>
           </w:p>
         </w:tc>
@@ -904,27 +865,27 @@
           </w:tcPr>
           <w:p>
             <w:r>
-              <w:t>steps</w:t>
-            </w:r>
-          </w:p>
-        </w:tc>
-        <w:tc>
-          <w:tcPr>
-            <w:tcW w:type="dxa" w:w="2880"/>
-          </w:tcPr>
-          <w:p>
-            <w:r>
-              <w:t>Array&lt;{t,s}&gt;</w:t>
-            </w:r>
-          </w:p>
-        </w:tc>
-        <w:tc>
-          <w:tcPr>
-            <w:tcW w:type="dxa" w:w="2880"/>
-          </w:tcPr>
-          <w:p>
-            <w:r>
-              <w:t>שלבים: t=זמן, s=הוראה</w:t>
+              <w:t>--c-spice-d</w:t>
+            </w:r>
+          </w:p>
+        </w:tc>
+        <w:tc>
+          <w:tcPr>
+            <w:tcW w:type="dxa" w:w="2880"/>
+          </w:tcPr>
+          <w:p>
+            <w:r>
+              <w:t>#8c2e14</w:t>
+            </w:r>
+          </w:p>
+        </w:tc>
+        <w:tc>
+          <w:tcPr>
+            <w:tcW w:type="dxa" w:w="2880"/>
+          </w:tcPr>
+          <w:p>
+            <w:r>
+              <w:t>badge hover</w:t>
             </w:r>
           </w:p>
         </w:tc>
@@ -936,27 +897,219 @@
           </w:tcPr>
           <w:p>
             <w:r>
-              <w:t>tip</w:t>
-            </w:r>
-          </w:p>
-        </w:tc>
-        <w:tc>
-          <w:tcPr>
-            <w:tcW w:type="dxa" w:w="2880"/>
-          </w:tcPr>
-          <w:p>
-            <w:r>
-              <w:t>string</w:t>
-            </w:r>
-          </w:p>
-        </w:tc>
-        <w:tc>
-          <w:tcPr>
-            <w:tcW w:type="dxa" w:w="2880"/>
-          </w:tcPr>
-          <w:p>
-            <w:r>
-              <w:t>טיפ</w:t>
+              <w:t>--c-spice-l</w:t>
+            </w:r>
+          </w:p>
+        </w:tc>
+        <w:tc>
+          <w:tcPr>
+            <w:tcW w:type="dxa" w:w="2880"/>
+          </w:tcPr>
+          <w:p>
+            <w:r>
+              <w:t>#d4603a</w:t>
+            </w:r>
+          </w:p>
+        </w:tc>
+        <w:tc>
+          <w:tcPr>
+            <w:tcW w:type="dxa" w:w="2880"/>
+          </w:tcPr>
+          <w:p>
+            <w:r>
+              <w:t>badge light</w:t>
+            </w:r>
+          </w:p>
+        </w:tc>
+      </w:tr>
+      <w:tr>
+        <w:tc>
+          <w:tcPr>
+            <w:tcW w:type="dxa" w:w="2880"/>
+          </w:tcPr>
+          <w:p>
+            <w:r>
+              <w:t>--c-herb</w:t>
+            </w:r>
+          </w:p>
+        </w:tc>
+        <w:tc>
+          <w:tcPr>
+            <w:tcW w:type="dxa" w:w="2880"/>
+          </w:tcPr>
+          <w:p>
+            <w:r>
+              <w:t>#3d6e3a</w:t>
+            </w:r>
+          </w:p>
+        </w:tc>
+        <w:tc>
+          <w:tcPr>
+            <w:tcW w:type="dxa" w:w="2880"/>
+          </w:tcPr>
+          <w:p>
+            <w:r>
+              <w:t>success, positive — ירוק עשב</w:t>
+            </w:r>
+          </w:p>
+        </w:tc>
+      </w:tr>
+      <w:tr>
+        <w:tc>
+          <w:tcPr>
+            <w:tcW w:type="dxa" w:w="2880"/>
+          </w:tcPr>
+          <w:p>
+            <w:r>
+              <w:t>--c-ink</w:t>
+            </w:r>
+          </w:p>
+        </w:tc>
+        <w:tc>
+          <w:tcPr>
+            <w:tcW w:type="dxa" w:w="2880"/>
+          </w:tcPr>
+          <w:p>
+            <w:r>
+              <w:t>#1c1008</w:t>
+            </w:r>
+          </w:p>
+        </w:tc>
+        <w:tc>
+          <w:tcPr>
+            <w:tcW w:type="dxa" w:w="2880"/>
+          </w:tcPr>
+          <w:p>
+            <w:r>
+              <w:t>primary text</w:t>
+            </w:r>
+          </w:p>
+        </w:tc>
+      </w:tr>
+      <w:tr>
+        <w:tc>
+          <w:tcPr>
+            <w:tcW w:type="dxa" w:w="2880"/>
+          </w:tcPr>
+          <w:p>
+            <w:r>
+              <w:t>--c-ink-m</w:t>
+            </w:r>
+          </w:p>
+        </w:tc>
+        <w:tc>
+          <w:tcPr>
+            <w:tcW w:type="dxa" w:w="2880"/>
+          </w:tcPr>
+          <w:p>
+            <w:r>
+              <w:t>#4a2a14</w:t>
+            </w:r>
+          </w:p>
+        </w:tc>
+        <w:tc>
+          <w:tcPr>
+            <w:tcW w:type="dxa" w:w="2880"/>
+          </w:tcPr>
+          <w:p>
+            <w:r>
+              <w:t>secondary text</w:t>
+            </w:r>
+          </w:p>
+        </w:tc>
+      </w:tr>
+      <w:tr>
+        <w:tc>
+          <w:tcPr>
+            <w:tcW w:type="dxa" w:w="2880"/>
+          </w:tcPr>
+          <w:p>
+            <w:r>
+              <w:t>--c-ink-l</w:t>
+            </w:r>
+          </w:p>
+        </w:tc>
+        <w:tc>
+          <w:tcPr>
+            <w:tcW w:type="dxa" w:w="2880"/>
+          </w:tcPr>
+          <w:p>
+            <w:r>
+              <w:t>#8a6040</w:t>
+            </w:r>
+          </w:p>
+        </w:tc>
+        <w:tc>
+          <w:tcPr>
+            <w:tcW w:type="dxa" w:w="2880"/>
+          </w:tcPr>
+          <w:p>
+            <w:r>
+              <w:t>tertiary text</w:t>
+            </w:r>
+          </w:p>
+        </w:tc>
+      </w:tr>
+      <w:tr>
+        <w:tc>
+          <w:tcPr>
+            <w:tcW w:type="dxa" w:w="2880"/>
+          </w:tcPr>
+          <w:p>
+            <w:r>
+              <w:t>--c-bdr</w:t>
+            </w:r>
+          </w:p>
+        </w:tc>
+        <w:tc>
+          <w:tcPr>
+            <w:tcW w:type="dxa" w:w="2880"/>
+          </w:tcPr>
+          <w:p>
+            <w:r>
+              <w:t>rgba(196,147,10,.18)</w:t>
+            </w:r>
+          </w:p>
+        </w:tc>
+        <w:tc>
+          <w:tcPr>
+            <w:tcW w:type="dxa" w:w="2880"/>
+          </w:tcPr>
+          <w:p>
+            <w:r>
+              <w:t>גבולות עיקריים — זהב שקוף</w:t>
+            </w:r>
+          </w:p>
+        </w:tc>
+      </w:tr>
+      <w:tr>
+        <w:tc>
+          <w:tcPr>
+            <w:tcW w:type="dxa" w:w="2880"/>
+          </w:tcPr>
+          <w:p>
+            <w:r>
+              <w:t>--c-bdr2</w:t>
+            </w:r>
+          </w:p>
+        </w:tc>
+        <w:tc>
+          <w:tcPr>
+            <w:tcW w:type="dxa" w:w="2880"/>
+          </w:tcPr>
+          <w:p>
+            <w:r>
+              <w:t>rgba(196,147,10,.08)</w:t>
+            </w:r>
+          </w:p>
+        </w:tc>
+        <w:tc>
+          <w:tcPr>
+            <w:tcW w:type="dxa" w:w="2880"/>
+          </w:tcPr>
+          <w:p>
+            <w:r>
+              <w:t>גבולות עדינים</w:t>
             </w:r>
           </w:p>
         </w:tc>
@@ -964,7 +1117,7 @@
     </w:tbl>
     <w:p>
       <w:pPr>
-        <w:pStyle w:val="Heading1"/>
+        <w:pStyle w:val="Heading2"/>
         <w:jc w:val="right"/>
         <w:bidi/>
       </w:pPr>
@@ -972,19 +1125,7 @@
         <w:rPr>
           <w:rFonts w:ascii="David" w:hAnsi="David"/>
         </w:rPr>
-        <w:t>4. MENU_STRUCTURE — מפרט מלא</w:t>
-      </w:r>
-    </w:p>
-    <w:p>
-      <w:pPr>
-        <w:jc w:val="right"/>
-        <w:bidi/>
-      </w:pPr>
-      <w:r>
-        <w:rPr>
-          <w:rFonts w:ascii="David" w:hAnsi="David"/>
-        </w:rPr>
-        <w:t>כפתור יחיד "כל המתכונים" (key: all_master) עם כל הקטגוריות כ-items:</w:t>
+        <w:t>2.2 צלליות וערכים</w:t>
       </w:r>
     </w:p>
     <w:tbl>
@@ -1007,27 +1148,27 @@
           </w:tcPr>
           <w:p>
             <w:r>
-              <w:t>קבוצה</w:t>
-            </w:r>
-          </w:p>
-        </w:tc>
-        <w:tc>
-          <w:tcPr>
-            <w:tcW w:type="dxa" w:w="2880"/>
-          </w:tcPr>
-          <w:p>
-            <w:r>
-              <w:t>סוג</w:t>
-            </w:r>
-          </w:p>
-        </w:tc>
-        <w:tc>
-          <w:tcPr>
-            <w:tcW w:type="dxa" w:w="2880"/>
-          </w:tcPr>
-          <w:p>
-            <w:r>
-              <w:t>פרטים</w:t>
+              <w:t>משתנה</w:t>
+            </w:r>
+          </w:p>
+        </w:tc>
+        <w:tc>
+          <w:tcPr>
+            <w:tcW w:type="dxa" w:w="2880"/>
+          </w:tcPr>
+          <w:p>
+            <w:r>
+              <w:t>ערך</w:t>
+            </w:r>
+          </w:p>
+        </w:tc>
+        <w:tc>
+          <w:tcPr>
+            <w:tcW w:type="dxa" w:w="2880"/>
+          </w:tcPr>
+          <w:p>
+            <w:r>
+              <w:t>שימוש</w:t>
             </w:r>
           </w:p>
         </w:tc>
@@ -1039,27 +1180,27 @@
           </w:tcPr>
           <w:p>
             <w:r>
-              <w:t>הכל</w:t>
-            </w:r>
-          </w:p>
-        </w:tc>
-        <w:tc>
-          <w:tcPr>
-            <w:tcW w:type="dxa" w:w="2880"/>
-          </w:tcPr>
-          <w:p>
-            <w:r>
-              <w:t>leaf {id:all}</w:t>
-            </w:r>
-          </w:p>
-        </w:tc>
-        <w:tc>
-          <w:tcPr>
-            <w:tcW w:type="dxa" w:w="2880"/>
-          </w:tcPr>
-          <w:p>
-            <w:r>
-              <w:t>selectCat("all")</w:t>
+              <w:t>--sh-xs</w:t>
+            </w:r>
+          </w:p>
+        </w:tc>
+        <w:tc>
+          <w:tcPr>
+            <w:tcW w:type="dxa" w:w="2880"/>
+          </w:tcPr>
+          <w:p>
+            <w:r>
+              <w:t>0 1px 3px rgba(20,8,2,.08)</w:t>
+            </w:r>
+          </w:p>
+        </w:tc>
+        <w:tc>
+          <w:tcPr>
+            <w:tcW w:type="dxa" w:w="2880"/>
+          </w:tcPr>
+          <w:p>
+            <w:r>
+              <w:t>cards</w:t>
             </w:r>
           </w:p>
         </w:tc>
@@ -1071,27 +1212,27 @@
           </w:tcPr>
           <w:p>
             <w:r>
-              <w:t>מטעמים של אמא</w:t>
-            </w:r>
-          </w:p>
-        </w:tc>
-        <w:tc>
-          <w:tcPr>
-            <w:tcW w:type="dxa" w:w="2880"/>
-          </w:tcPr>
-          <w:p>
-            <w:r>
-              <w:t>accordion + ids</w:t>
-            </w:r>
-          </w:p>
-        </w:tc>
-        <w:tc>
-          <w:tcPr>
-            <w:tcW w:type="dxa" w:w="2880"/>
-          </w:tcPr>
-          <w:p>
-            <w:r>
-              <w:t>8 קטגוריות + מורשת ספרד</w:t>
+              <w:t>--sh-sm</w:t>
+            </w:r>
+          </w:p>
+        </w:tc>
+        <w:tc>
+          <w:tcPr>
+            <w:tcW w:type="dxa" w:w="2880"/>
+          </w:tcPr>
+          <w:p>
+            <w:r>
+              <w:t>0 2px 8px rgba(20,8,2,.10)</w:t>
+            </w:r>
+          </w:p>
+        </w:tc>
+        <w:tc>
+          <w:tcPr>
+            <w:tcW w:type="dxa" w:w="2880"/>
+          </w:tcPr>
+          <w:p>
+            <w:r>
+              <w:t>card hover</w:t>
             </w:r>
           </w:p>
         </w:tc>
@@ -1103,27 +1244,27 @@
           </w:tcPr>
           <w:p>
             <w:r>
-              <w:t>├ מרקים</w:t>
-            </w:r>
-          </w:p>
-        </w:tc>
-        <w:tc>
-          <w:tcPr>
-            <w:tcW w:type="dxa" w:w="2880"/>
-          </w:tcPr>
-          <w:p>
-            <w:r>
-              <w:t>leaf {id:soups}</w:t>
-            </w:r>
-          </w:p>
-        </w:tc>
-        <w:tc>
-          <w:tcPr>
-            <w:tcW w:type="dxa" w:w="2880"/>
-          </w:tcPr>
-          <w:p>
-            <w:r>
-              <w:t>selectCat("soups")</w:t>
+              <w:t>--sh-md</w:t>
+            </w:r>
+          </w:p>
+        </w:tc>
+        <w:tc>
+          <w:tcPr>
+            <w:tcW w:type="dxa" w:w="2880"/>
+          </w:tcPr>
+          <w:p>
+            <w:r>
+              <w:t>0 6px 24px rgba(20,8,2,.15)</w:t>
+            </w:r>
+          </w:p>
+        </w:tc>
+        <w:tc>
+          <w:tcPr>
+            <w:tcW w:type="dxa" w:w="2880"/>
+          </w:tcPr>
+          <w:p>
+            <w:r>
+              <w:t>nav panel, dropdowns</w:t>
             </w:r>
           </w:p>
         </w:tc>
@@ -1135,27 +1276,27 @@
           </w:tcPr>
           <w:p>
             <w:r>
-              <w:t>├ סלטים</w:t>
-            </w:r>
-          </w:p>
-        </w:tc>
-        <w:tc>
-          <w:tcPr>
-            <w:tcW w:type="dxa" w:w="2880"/>
-          </w:tcPr>
-          <w:p>
-            <w:r>
-              <w:t>leaf {id:salads}</w:t>
-            </w:r>
-          </w:p>
-        </w:tc>
-        <w:tc>
-          <w:tcPr>
-            <w:tcW w:type="dxa" w:w="2880"/>
-          </w:tcPr>
-          <w:p>
-            <w:r>
-              <w:t>selectCat("salads")</w:t>
+              <w:t>--sh-lg</w:t>
+            </w:r>
+          </w:p>
+        </w:tc>
+        <w:tc>
+          <w:tcPr>
+            <w:tcW w:type="dxa" w:w="2880"/>
+          </w:tcPr>
+          <w:p>
+            <w:r>
+              <w:t>0 16px 48px rgba(20,8,2,.22)</w:t>
+            </w:r>
+          </w:p>
+        </w:tc>
+        <w:tc>
+          <w:tcPr>
+            <w:tcW w:type="dxa" w:w="2880"/>
+          </w:tcPr>
+          <w:p>
+            <w:r>
+              <w:t>modal, overlay</w:t>
             </w:r>
           </w:p>
         </w:tc>
@@ -1167,27 +1308,27 @@
           </w:tcPr>
           <w:p>
             <w:r>
-              <w:t>├ מנות עיקריות</w:t>
-            </w:r>
-          </w:p>
-        </w:tc>
-        <w:tc>
-          <w:tcPr>
-            <w:tcW w:type="dxa" w:w="2880"/>
-          </w:tcPr>
-          <w:p>
-            <w:r>
-              <w:t>accordion + ids</w:t>
-            </w:r>
-          </w:p>
-        </w:tc>
-        <w:tc>
-          <w:tcPr>
-            <w:tcW w:type="dxa" w:w="2880"/>
-          </w:tcPr>
-          <w:p>
-            <w:r>
-              <w:t>בשר (82), עוף (66), דגים (70)</w:t>
+              <w:t>--hdr-h</w:t>
+            </w:r>
+          </w:p>
+        </w:tc>
+        <w:tc>
+          <w:tcPr>
+            <w:tcW w:type="dxa" w:w="2880"/>
+          </w:tcPr>
+          <w:p>
+            <w:r>
+              <w:t>56px</w:t>
+            </w:r>
+          </w:p>
+        </w:tc>
+        <w:tc>
+          <w:tcPr>
+            <w:tcW w:type="dxa" w:w="2880"/>
+          </w:tcPr>
+          <w:p>
+            <w:r>
+              <w:t>גובה header</w:t>
             </w:r>
           </w:p>
         </w:tc>
@@ -1199,27 +1340,27 @@
           </w:tcPr>
           <w:p>
             <w:r>
-              <w:t>├ ירקות</w:t>
-            </w:r>
-          </w:p>
-        </w:tc>
-        <w:tc>
-          <w:tcPr>
-            <w:tcW w:type="dxa" w:w="2880"/>
-          </w:tcPr>
-          <w:p>
-            <w:r>
-              <w:t>leaf {id:veg}</w:t>
-            </w:r>
-          </w:p>
-        </w:tc>
-        <w:tc>
-          <w:tcPr>
-            <w:tcW w:type="dxa" w:w="2880"/>
-          </w:tcPr>
-          <w:p>
-            <w:r>
-              <w:t>selectCat("veg")</w:t>
+              <w:t>--nav-h</w:t>
+            </w:r>
+          </w:p>
+        </w:tc>
+        <w:tc>
+          <w:tcPr>
+            <w:tcW w:type="dxa" w:w="2880"/>
+          </w:tcPr>
+          <w:p>
+            <w:r>
+              <w:t>44px</w:t>
+            </w:r>
+          </w:p>
+        </w:tc>
+        <w:tc>
+          <w:tcPr>
+            <w:tcW w:type="dxa" w:w="2880"/>
+          </w:tcPr>
+          <w:p>
+            <w:r>
+              <w:t>גובה nav bar</w:t>
             </w:r>
           </w:p>
         </w:tc>
@@ -1231,27 +1372,27 @@
           </w:tcPr>
           <w:p>
             <w:r>
-              <w:t>├ חגים</w:t>
-            </w:r>
-          </w:p>
-        </w:tc>
-        <w:tc>
-          <w:tcPr>
-            <w:tcW w:type="dxa" w:w="2880"/>
-          </w:tcPr>
-          <w:p>
-            <w:r>
-              <w:t>leaf + sub[]</w:t>
-            </w:r>
-          </w:p>
-        </w:tc>
-        <w:tc>
-          <w:tcPr>
-            <w:tcW w:type="dxa" w:w="2880"/>
-          </w:tcPr>
-          <w:p>
-            <w:r>
-              <w:t>10 חגים</w:t>
+              <w:t>--r-sm / r-md / r-lg</w:t>
+            </w:r>
+          </w:p>
+        </w:tc>
+        <w:tc>
+          <w:tcPr>
+            <w:tcW w:type="dxa" w:w="2880"/>
+          </w:tcPr>
+          <w:p>
+            <w:r>
+              <w:t>6/12/18/24px</w:t>
+            </w:r>
+          </w:p>
+        </w:tc>
+        <w:tc>
+          <w:tcPr>
+            <w:tcW w:type="dxa" w:w="2880"/>
+          </w:tcPr>
+          <w:p>
+            <w:r>
+              <w:t>border-radius</w:t>
             </w:r>
           </w:p>
         </w:tc>
@@ -1263,27 +1404,27 @@
           </w:tcPr>
           <w:p>
             <w:r>
-              <w:t>├ קינוחים</w:t>
-            </w:r>
-          </w:p>
-        </w:tc>
-        <w:tc>
-          <w:tcPr>
-            <w:tcW w:type="dxa" w:w="2880"/>
-          </w:tcPr>
-          <w:p>
-            <w:r>
-              <w:t>leaf {id:des}</w:t>
-            </w:r>
-          </w:p>
-        </w:tc>
-        <w:tc>
-          <w:tcPr>
-            <w:tcW w:type="dxa" w:w="2880"/>
-          </w:tcPr>
-          <w:p>
-            <w:r>
-              <w:t>selectCat("des")</w:t>
+              <w:t>--ease</w:t>
+            </w:r>
+          </w:p>
+        </w:tc>
+        <w:tc>
+          <w:tcPr>
+            <w:tcW w:type="dxa" w:w="2880"/>
+          </w:tcPr>
+          <w:p>
+            <w:r>
+              <w:t>cubic-bezier(.4,0,.2,1)</w:t>
+            </w:r>
+          </w:p>
+        </w:tc>
+        <w:tc>
+          <w:tcPr>
+            <w:tcW w:type="dxa" w:w="2880"/>
+          </w:tcPr>
+          <w:p>
+            <w:r>
+              <w:t>Material Design easing</w:t>
             </w:r>
           </w:p>
         </w:tc>
@@ -1295,91 +1436,27 @@
           </w:tcPr>
           <w:p>
             <w:r>
-              <w:t>└ מורשת ספרד</w:t>
-            </w:r>
-          </w:p>
-        </w:tc>
-        <w:tc>
-          <w:tcPr>
-            <w:tcW w:type="dxa" w:w="2880"/>
-          </w:tcPr>
-          <w:p>
-            <w:r>
-              <w:t>accordion + ids[]</w:t>
-            </w:r>
-          </w:p>
-        </w:tc>
-        <w:tc>
-          <w:tcPr>
-            <w:tcW w:type="dxa" w:w="2880"/>
-          </w:tcPr>
-          <w:p>
-            <w:r>
-              <w:t>8 תת-קטגוריות, כל אחת ids[] של מתכונים</w:t>
-            </w:r>
-          </w:p>
-        </w:tc>
-      </w:tr>
-      <w:tr>
-        <w:tc>
-          <w:tcPr>
-            <w:tcW w:type="dxa" w:w="2880"/>
-          </w:tcPr>
-          <w:p>
-            <w:r>
-              <w:t>מתכונים מהעדות</w:t>
-            </w:r>
-          </w:p>
-        </w:tc>
-        <w:tc>
-          <w:tcPr>
-            <w:tcW w:type="dxa" w:w="2880"/>
-          </w:tcPr>
-          <w:p>
-            <w:r>
-              <w:t>accordion + ids</w:t>
-            </w:r>
-          </w:p>
-        </w:tc>
-        <w:tc>
-          <w:tcPr>
-            <w:tcW w:type="dxa" w:w="2880"/>
-          </w:tcPr>
-          <w:p>
-            <w:r>
-              <w:t>9 עדות + מטבח ישראלי (4 תתי)</w:t>
-            </w:r>
-          </w:p>
-        </w:tc>
-      </w:tr>
-      <w:tr>
-        <w:tc>
-          <w:tcPr>
-            <w:tcW w:type="dxa" w:w="2880"/>
-          </w:tcPr>
-          <w:p>
-            <w:r>
-              <w:t>לא כשרים</w:t>
-            </w:r>
-          </w:p>
-        </w:tc>
-        <w:tc>
-          <w:tcPr>
-            <w:tcW w:type="dxa" w:w="2880"/>
-          </w:tcPr>
-          <w:p>
-            <w:r>
-              <w:t>accordion + ids[]</w:t>
-            </w:r>
-          </w:p>
-        </w:tc>
-        <w:tc>
-          <w:tcPr>
-            <w:tcW w:type="dxa" w:w="2880"/>
-          </w:tcPr>
-          <w:p>
-            <w:r>
-              <w:t>פירות ים (14), בשר וחלב (26)</w:t>
+              <w:t>--t-fast / t-med</w:t>
+            </w:r>
+          </w:p>
+        </w:tc>
+        <w:tc>
+          <w:tcPr>
+            <w:tcW w:type="dxa" w:w="2880"/>
+          </w:tcPr>
+          <w:p>
+            <w:r>
+              <w:t>.15s / .25s</w:t>
+            </w:r>
+          </w:p>
+        </w:tc>
+        <w:tc>
+          <w:tcPr>
+            <w:tcW w:type="dxa" w:w="2880"/>
+          </w:tcPr>
+          <w:p>
+            <w:r>
+              <w:t>transition durations</w:t>
             </w:r>
           </w:p>
         </w:tc>
@@ -1395,7 +1472,20 @@
         <w:rPr>
           <w:rFonts w:ascii="David" w:hAnsi="David"/>
         </w:rPr>
-        <w:t>5. pre_en.js — תרגום אנגלי מוכן</w:t>
+        <w:t>3. CSS Classes — רכיבים עיקריים</w:t>
+      </w:r>
+    </w:p>
+    <w:p>
+      <w:pPr>
+        <w:pStyle w:val="Heading2"/>
+        <w:jc w:val="right"/>
+        <w:bidi/>
+      </w:pPr>
+      <w:r>
+        <w:rPr>
+          <w:rFonts w:ascii="David" w:hAnsi="David"/>
+        </w:rPr>
+        <w:t>3.1 Header</w:t>
       </w:r>
     </w:p>
     <w:tbl>
@@ -1417,7 +1507,7 @@
           </w:tcPr>
           <w:p>
             <w:r>
-              <w:t>מאפיין</w:t>
+              <w:t>class</w:t>
             </w:r>
           </w:p>
         </w:tc>
@@ -1427,7 +1517,7 @@
           </w:tcPr>
           <w:p>
             <w:r>
-              <w:t>ערך</w:t>
+              <w:t>תכונות</w:t>
             </w:r>
           </w:p>
         </w:tc>
@@ -1439,7 +1529,7 @@
           </w:tcPr>
           <w:p>
             <w:r>
-              <w:t>גודל</w:t>
+              <w:t>.hdr</w:t>
             </w:r>
           </w:p>
         </w:tc>
@@ -1449,7 +1539,7 @@
           </w:tcPr>
           <w:p>
             <w:r>
-              <w:t>771 KB</w:t>
+              <w:t>position:sticky; top:0; z-index:600; height:var(--hdr-h); background:var(--c-deep)</w:t>
             </w:r>
           </w:p>
         </w:tc>
@@ -1461,7 +1551,7 @@
           </w:tcPr>
           <w:p>
             <w:r>
-              <w:t>מתכונים</w:t>
+              <w:t>.hdr-inner</w:t>
             </w:r>
           </w:p>
         </w:tc>
@@ -1471,7 +1561,7 @@
           </w:tcPr>
           <w:p>
             <w:r>
-              <w:t>1,054</w:t>
+              <w:t>max-width:1200px; margin:auto; display:flex; align-items:center; gap:1rem; RTL</w:t>
             </w:r>
           </w:p>
         </w:tc>
@@ -1483,7 +1573,7 @@
           </w:tcPr>
           <w:p>
             <w:r>
-              <w:t>שדות לכל מתכון</w:t>
+              <w:t>.hdr-search</w:t>
             </w:r>
           </w:p>
         </w:tc>
@@ -1493,7 +1583,7 @@
           </w:tcPr>
           <w:p>
             <w:r>
-              <w:t>5: d (desc), m (mem), t (tip), st (steps), ig (ingr)</w:t>
+              <w:t>flex:1; position:relative — contains input + clear button</w:t>
             </w:r>
           </w:p>
         </w:tc>
@@ -1505,7 +1595,7 @@
           </w:tcPr>
           <w:p>
             <w:r>
-              <w:t>עברית</w:t>
+              <w:t>.hdr-btn</w:t>
             </w:r>
           </w:p>
         </w:tc>
@@ -1515,29 +1605,7 @@
           </w:tcPr>
           <w:p>
             <w:r>
-              <w:t>0 תווים</w:t>
-            </w:r>
-          </w:p>
-        </w:tc>
-      </w:tr>
-      <w:tr>
-        <w:tc>
-          <w:tcPr>
-            <w:tcW w:type="dxa" w:w="4320"/>
-          </w:tcPr>
-          <w:p>
-            <w:r>
-              <w:t>מנגנון</w:t>
-            </w:r>
-          </w:p>
-        </w:tc>
-        <w:tc>
-          <w:tcPr>
-            <w:tcW w:type="dxa" w:w="4320"/>
-          </w:tcPr>
-          <w:p>
-            <w:r>
-              <w:t>_FOOD_DICT + morphological matching</w:t>
+              <w:t>background:none; border:none; color:gold; cursor:pointer; font-size:1.1rem</w:t>
             </w:r>
           </w:p>
         </w:tc>
@@ -1545,7 +1613,7 @@
     </w:tbl>
     <w:p>
       <w:pPr>
-        <w:pStyle w:val="Heading1"/>
+        <w:pStyle w:val="Heading2"/>
         <w:jc w:val="right"/>
         <w:bidi/>
       </w:pPr>
@@ -1553,474 +1621,7 @@
         <w:rPr>
           <w:rFonts w:ascii="David" w:hAnsi="David"/>
         </w:rPr>
-        <w:t>6. מערכת סינון — filtered()</w:t>
-      </w:r>
-    </w:p>
-    <w:tbl>
-      <w:tblPr>
-        <w:tblStyle w:val="TableGrid"/>
-        <w:tblW w:type="auto" w:w="0"/>
-        <w:jc w:val="right"/>
-        <w:tblLook w:firstColumn="1" w:firstRow="1" w:lastColumn="0" w:lastRow="0" w:noHBand="0" w:noVBand="1" w:val="04A0"/>
-        <w:bidiVisual/>
-      </w:tblPr>
-      <w:tblGrid>
-        <w:gridCol w:w="2160"/>
-        <w:gridCol w:w="2160"/>
-        <w:gridCol w:w="2160"/>
-        <w:gridCol w:w="2160"/>
-      </w:tblGrid>
-      <w:tr>
-        <w:tc>
-          <w:tcPr>
-            <w:tcW w:type="dxa" w:w="2160"/>
-          </w:tcPr>
-          <w:p>
-            <w:r>
-              <w:t>עדיפות</w:t>
-            </w:r>
-          </w:p>
-        </w:tc>
-        <w:tc>
-          <w:tcPr>
-            <w:tcW w:type="dxa" w:w="2160"/>
-          </w:tcPr>
-          <w:p>
-            <w:r>
-              <w:t>משתנה</w:t>
-            </w:r>
-          </w:p>
-        </w:tc>
-        <w:tc>
-          <w:tcPr>
-            <w:tcW w:type="dxa" w:w="2160"/>
-          </w:tcPr>
-          <w:p>
-            <w:r>
-              <w:t>ברירת מחדל</w:t>
-            </w:r>
-          </w:p>
-        </w:tc>
-        <w:tc>
-          <w:tcPr>
-            <w:tcW w:type="dxa" w:w="2160"/>
-          </w:tcPr>
-          <w:p>
-            <w:r>
-              <w:t>תיאור</w:t>
-            </w:r>
-          </w:p>
-        </w:tc>
-      </w:tr>
-      <w:tr>
-        <w:tc>
-          <w:tcPr>
-            <w:tcW w:type="dxa" w:w="2160"/>
-          </w:tcPr>
-          <w:p>
-            <w:r>
-              <w:t>1</w:t>
-            </w:r>
-          </w:p>
-        </w:tc>
-        <w:tc>
-          <w:tcPr>
-            <w:tcW w:type="dxa" w:w="2160"/>
-          </w:tcPr>
-          <w:p>
-            <w:r>
-              <w:t>ACT_IDS</w:t>
-            </w:r>
-          </w:p>
-        </w:tc>
-        <w:tc>
-          <w:tcPr>
-            <w:tcW w:type="dxa" w:w="2160"/>
-          </w:tcPr>
-          <w:p>
-            <w:r>
-              <w:t>null</w:t>
-            </w:r>
-          </w:p>
-        </w:tc>
-        <w:tc>
-          <w:tcPr>
-            <w:tcW w:type="dxa" w:w="2160"/>
-          </w:tcPr>
-          <w:p>
-            <w:r>
-              <w:t>Set&lt;string&gt; — IDs ספציפיים</w:t>
-            </w:r>
-          </w:p>
-        </w:tc>
-      </w:tr>
-      <w:tr>
-        <w:tc>
-          <w:tcPr>
-            <w:tcW w:type="dxa" w:w="2160"/>
-          </w:tcPr>
-          <w:p>
-            <w:r>
-              <w:t>2</w:t>
-            </w:r>
-          </w:p>
-        </w:tc>
-        <w:tc>
-          <w:tcPr>
-            <w:tcW w:type="dxa" w:w="2160"/>
-          </w:tcPr>
-          <w:p>
-            <w:r>
-              <w:t>ACT_CATS</w:t>
-            </w:r>
-          </w:p>
-        </w:tc>
-        <w:tc>
-          <w:tcPr>
-            <w:tcW w:type="dxa" w:w="2160"/>
-          </w:tcPr>
-          <w:p>
-            <w:r>
-              <w:t>[]</w:t>
-            </w:r>
-          </w:p>
-        </w:tc>
-        <w:tc>
-          <w:tcPr>
-            <w:tcW w:type="dxa" w:w="2160"/>
-          </w:tcPr>
-          <w:p>
-            <w:r>
-              <w:t>multi-cat select</w:t>
-            </w:r>
-          </w:p>
-        </w:tc>
-      </w:tr>
-      <w:tr>
-        <w:tc>
-          <w:tcPr>
-            <w:tcW w:type="dxa" w:w="2160"/>
-          </w:tcPr>
-          <w:p>
-            <w:r>
-              <w:t>3</w:t>
-            </w:r>
-          </w:p>
-        </w:tc>
-        <w:tc>
-          <w:tcPr>
-            <w:tcW w:type="dxa" w:w="2160"/>
-          </w:tcPr>
-          <w:p>
-            <w:r>
-              <w:t>ACT_CAT</w:t>
-            </w:r>
-          </w:p>
-        </w:tc>
-        <w:tc>
-          <w:tcPr>
-            <w:tcW w:type="dxa" w:w="2160"/>
-          </w:tcPr>
-          <w:p>
-            <w:r>
-              <w:t>"all"</w:t>
-            </w:r>
-          </w:p>
-        </w:tc>
-        <w:tc>
-          <w:tcPr>
-            <w:tcW w:type="dxa" w:w="2160"/>
-          </w:tcPr>
-          <w:p>
-            <w:r>
-              <w:t>קטגוריה בודדת</w:t>
-            </w:r>
-          </w:p>
-        </w:tc>
-      </w:tr>
-      <w:tr>
-        <w:tc>
-          <w:tcPr>
-            <w:tcW w:type="dxa" w:w="2160"/>
-          </w:tcPr>
-          <w:p>
-            <w:r>
-              <w:t>4</w:t>
-            </w:r>
-          </w:p>
-        </w:tc>
-        <w:tc>
-          <w:tcPr>
-            <w:tcW w:type="dxa" w:w="2160"/>
-          </w:tcPr>
-          <w:p>
-            <w:r>
-              <w:t>ACT_HOLIDAY</w:t>
-            </w:r>
-          </w:p>
-        </w:tc>
-        <w:tc>
-          <w:tcPr>
-            <w:tcW w:type="dxa" w:w="2160"/>
-          </w:tcPr>
-          <w:p>
-            <w:r>
-              <w:t>null</w:t>
-            </w:r>
-          </w:p>
-        </w:tc>
-        <w:tc>
-          <w:tcPr>
-            <w:tcW w:type="dxa" w:w="2160"/>
-          </w:tcPr>
-          <w:p>
-            <w:r>
-              <w:t>חג → HOLIDAY_TAGS</w:t>
-            </w:r>
-          </w:p>
-        </w:tc>
-      </w:tr>
-      <w:tr>
-        <w:tc>
-          <w:tcPr>
-            <w:tcW w:type="dxa" w:w="2160"/>
-          </w:tcPr>
-          <w:p>
-            <w:r>
-              <w:t>5</w:t>
-            </w:r>
-          </w:p>
-        </w:tc>
-        <w:tc>
-          <w:tcPr>
-            <w:tcW w:type="dxa" w:w="2160"/>
-          </w:tcPr>
-          <w:p>
-            <w:r>
-              <w:t>ACT_DIFF</w:t>
-            </w:r>
-          </w:p>
-        </w:tc>
-        <w:tc>
-          <w:tcPr>
-            <w:tcW w:type="dxa" w:w="2160"/>
-          </w:tcPr>
-          <w:p>
-            <w:r>
-              <w:t>"all"</w:t>
-            </w:r>
-          </w:p>
-        </w:tc>
-        <w:tc>
-          <w:tcPr>
-            <w:tcW w:type="dxa" w:w="2160"/>
-          </w:tcPr>
-          <w:p>
-            <w:r>
-              <w:t>קושי: קל/בינוני/מתקדם</w:t>
-            </w:r>
-          </w:p>
-        </w:tc>
-      </w:tr>
-      <w:tr>
-        <w:tc>
-          <w:tcPr>
-            <w:tcW w:type="dxa" w:w="2160"/>
-          </w:tcPr>
-          <w:p>
-            <w:r>
-              <w:t>6</w:t>
-            </w:r>
-          </w:p>
-        </w:tc>
-        <w:tc>
-          <w:tcPr>
-            <w:tcW w:type="dxa" w:w="2160"/>
-          </w:tcPr>
-          <w:p>
-            <w:r>
-              <w:t>SHOW_FAVS</w:t>
-            </w:r>
-          </w:p>
-        </w:tc>
-        <w:tc>
-          <w:tcPr>
-            <w:tcW w:type="dxa" w:w="2160"/>
-          </w:tcPr>
-          <w:p>
-            <w:r>
-              <w:t>false</w:t>
-            </w:r>
-          </w:p>
-        </w:tc>
-        <w:tc>
-          <w:tcPr>
-            <w:tcW w:type="dxa" w:w="2160"/>
-          </w:tcPr>
-          <w:p>
-            <w:r>
-              <w:t>מועדפים בלבד</w:t>
-            </w:r>
-          </w:p>
-        </w:tc>
-      </w:tr>
-      <w:tr>
-        <w:tc>
-          <w:tcPr>
-            <w:tcW w:type="dxa" w:w="2160"/>
-          </w:tcPr>
-          <w:p>
-            <w:r>
-              <w:t>7</w:t>
-            </w:r>
-          </w:p>
-        </w:tc>
-        <w:tc>
-          <w:tcPr>
-            <w:tcW w:type="dxa" w:w="2160"/>
-          </w:tcPr>
-          <w:p>
-            <w:r>
-              <w:t>ING_TAGS</w:t>
-            </w:r>
-          </w:p>
-        </w:tc>
-        <w:tc>
-          <w:tcPr>
-            <w:tcW w:type="dxa" w:w="2160"/>
-          </w:tcPr>
-          <w:p>
-            <w:r>
-              <w:t>Set()</w:t>
-            </w:r>
-          </w:p>
-        </w:tc>
-        <w:tc>
-          <w:tcPr>
-            <w:tcW w:type="dxa" w:w="2160"/>
-          </w:tcPr>
-          <w:p>
-            <w:r>
-              <w:t>תגיות מרכיבים</w:t>
-            </w:r>
-          </w:p>
-        </w:tc>
-      </w:tr>
-      <w:tr>
-        <w:tc>
-          <w:tcPr>
-            <w:tcW w:type="dxa" w:w="2160"/>
-          </w:tcPr>
-          <w:p>
-            <w:r>
-              <w:t>8</w:t>
-            </w:r>
-          </w:p>
-        </w:tc>
-        <w:tc>
-          <w:tcPr>
-            <w:tcW w:type="dxa" w:w="2160"/>
-          </w:tcPr>
-          <w:p>
-            <w:r>
-              <w:t>SEARCH</w:t>
-            </w:r>
-          </w:p>
-        </w:tc>
-        <w:tc>
-          <w:tcPr>
-            <w:tcW w:type="dxa" w:w="2160"/>
-          </w:tcPr>
-          <w:p>
-            <w:r>
-              <w:t>""</w:t>
-            </w:r>
-          </w:p>
-        </w:tc>
-        <w:tc>
-          <w:tcPr>
-            <w:tcW w:type="dxa" w:w="2160"/>
-          </w:tcPr>
-          <w:p>
-            <w:r>
-              <w:t>חיפוש מורפולוגי</w:t>
-            </w:r>
-          </w:p>
-        </w:tc>
-      </w:tr>
-    </w:tbl>
-    <w:p>
-      <w:pPr>
-        <w:pStyle w:val="Heading1"/>
-        <w:jc w:val="right"/>
-        <w:bidi/>
-      </w:pPr>
-      <w:r>
-        <w:rPr>
-          <w:rFonts w:ascii="David" w:hAnsi="David"/>
-        </w:rPr>
-        <w:t>7. מערכת תמונות</w:t>
-      </w:r>
-    </w:p>
-    <w:p>
-      <w:pPr>
-        <w:jc w:val="right"/>
-        <w:bidi/>
-      </w:pPr>
-      <w:r>
-        <w:rPr>
-          <w:rFonts w:ascii="David" w:hAnsi="David"/>
-        </w:rPr>
-        <w:t>download_images.py — 810 TITLE_QUERIES + INGR_FALLBACK + CAT_QUERY</w:t>
-      </w:r>
-    </w:p>
-    <w:p>
-      <w:pPr>
-        <w:jc w:val="right"/>
-        <w:bidi/>
-      </w:pPr>
-      <w:r>
-        <w:rPr>
-          <w:rFonts w:ascii="David" w:hAnsi="David"/>
-        </w:rPr>
-        <w:t>build_query(recipe): title match → ingredient fallback → category default</w:t>
-      </w:r>
-    </w:p>
-    <w:p>
-      <w:pPr>
-        <w:jc w:val="right"/>
-        <w:bidi/>
-      </w:pPr>
-      <w:r>
-        <w:rPr>
-          <w:rFonts w:ascii="David" w:hAnsi="David"/>
-        </w:rPr>
-        <w:t>_save_with_dedup: SHA256 hash → always writes (bug fixed)</w:t>
-      </w:r>
-    </w:p>
-    <w:p>
-      <w:pPr>
-        <w:jc w:val="right"/>
-        <w:bidi/>
-      </w:pPr>
-      <w:r>
-        <w:rPr>
-          <w:rFonts w:ascii="David" w:hAnsi="David"/>
-        </w:rPr>
-        <w:t>cleanup_hardlinks.py: SHA256 scan → delete dups → _IMG_ALIAS.js</w:t>
-      </w:r>
-    </w:p>
-    <w:p>
-      <w:pPr>
-        <w:pStyle w:val="Heading1"/>
-        <w:jc w:val="right"/>
-        <w:bidi/>
-      </w:pPr>
-      <w:r>
-        <w:rPr>
-          <w:rFonts w:ascii="David" w:hAnsi="David"/>
-        </w:rPr>
-        <w:t>8. Service Worker (sw.js v9)</w:t>
+        <w:t>3.2 Navigation</w:t>
       </w:r>
     </w:p>
     <w:tbl>
@@ -2042,7 +1643,7 @@
           </w:tcPr>
           <w:p>
             <w:r>
-              <w:t>אסטרטגיה</w:t>
+              <w:t>class</w:t>
             </w:r>
           </w:p>
         </w:tc>
@@ -2052,7 +1653,7 @@
           </w:tcPr>
           <w:p>
             <w:r>
-              <w:t>קבצים</w:t>
+              <w:t>תכונות</w:t>
             </w:r>
           </w:p>
         </w:tc>
@@ -2064,7 +1665,7 @@
           </w:tcPr>
           <w:p>
             <w:r>
-              <w:t>Cache Shell</w:t>
+              <w:t>.cat-nav</w:t>
             </w:r>
           </w:p>
         </w:tc>
@@ -2074,7 +1675,7 @@
           </w:tcPr>
           <w:p>
             <w:r>
-              <w:t>index.html, data.js, pre_en.js, manifest.json, wedding.jpg</w:t>
+              <w:t>position:sticky; top:var(--hdr-h); z-index:500; background:dark; height:var(--nav-h)</w:t>
             </w:r>
           </w:p>
         </w:tc>
@@ -2086,7 +1687,7 @@
           </w:tcPr>
           <w:p>
             <w:r>
-              <w:t>Network First</w:t>
+              <w:t>.nb</w:t>
             </w:r>
           </w:p>
         </w:tc>
@@ -2096,7 +1697,7 @@
           </w:tcPr>
           <w:p>
             <w:r>
-              <w:t>HTML, JS (always fresh)</w:t>
+              <w:t>nav button — color rgba(F5ECD7,.7); padding 0 1rem; active: gold border-bottom</w:t>
             </w:r>
           </w:p>
         </w:tc>
@@ -2108,7 +1709,7 @@
           </w:tcPr>
           <w:p>
             <w:r>
-              <w:t>Cache First</w:t>
+              <w:t>.nb-cnt</w:t>
             </w:r>
           </w:p>
         </w:tc>
@@ -2118,7 +1719,117 @@
           </w:tcPr>
           <w:p>
             <w:r>
-              <w:t>images/ (fast loading)</w:t>
+              <w:t>count badge — background rgba gold .2; border-radius full; font .65rem</w:t>
+            </w:r>
+          </w:p>
+        </w:tc>
+      </w:tr>
+      <w:tr>
+        <w:tc>
+          <w:tcPr>
+            <w:tcW w:type="dxa" w:w="4320"/>
+          </w:tcPr>
+          <w:p>
+            <w:r>
+              <w:t>.nav-panel</w:t>
+            </w:r>
+          </w:p>
+        </w:tc>
+        <w:tc>
+          <w:tcPr>
+            <w:tcW w:type="dxa" w:w="4320"/>
+          </w:tcPr>
+          <w:p>
+            <w:r>
+              <w:t>position:absolute; top:calc(hdr+nav); z-index:490; background:dark; shadow md</w:t>
+            </w:r>
+          </w:p>
+        </w:tc>
+      </w:tr>
+      <w:tr>
+        <w:tc>
+          <w:tcPr>
+            <w:tcW w:type="dxa" w:w="4320"/>
+          </w:tcPr>
+          <w:p>
+            <w:r>
+              <w:t>.pc</w:t>
+            </w:r>
+          </w:p>
+        </w:tc>
+        <w:tc>
+          <w:tcPr>
+            <w:tcW w:type="dxa" w:w="4320"/>
+          </w:tcPr>
+          <w:p>
+            <w:r>
+              <w:t>panel chip — inline-flex; background rgba white .06; border gold .2</w:t>
+            </w:r>
+          </w:p>
+        </w:tc>
+      </w:tr>
+      <w:tr>
+        <w:tc>
+          <w:tcPr>
+            <w:tcW w:type="dxa" w:w="4320"/>
+          </w:tcPr>
+          <w:p>
+            <w:r>
+              <w:t>.acc-hdr</w:t>
+            </w:r>
+          </w:p>
+        </w:tc>
+        <w:tc>
+          <w:tcPr>
+            <w:tcW w:type="dxa" w:w="4320"/>
+          </w:tcPr>
+          <w:p>
+            <w:r>
+              <w:t>accordion header — inline-flex; hover gold border</w:t>
+            </w:r>
+          </w:p>
+        </w:tc>
+      </w:tr>
+      <w:tr>
+        <w:tc>
+          <w:tcPr>
+            <w:tcW w:type="dxa" w:w="4320"/>
+          </w:tcPr>
+          <w:p>
+            <w:r>
+              <w:t>.acc-body</w:t>
+            </w:r>
+          </w:p>
+        </w:tc>
+        <w:tc>
+          <w:tcPr>
+            <w:tcW w:type="dxa" w:w="4320"/>
+          </w:tcPr>
+          <w:p>
+            <w:r>
+              <w:t>display:none → flex when .open; flex-wrap; gap .4rem</w:t>
+            </w:r>
+          </w:p>
+        </w:tc>
+      </w:tr>
+      <w:tr>
+        <w:tc>
+          <w:tcPr>
+            <w:tcW w:type="dxa" w:w="4320"/>
+          </w:tcPr>
+          <w:p>
+            <w:r>
+              <w:t>.acc-sep</w:t>
+            </w:r>
+          </w:p>
+        </w:tc>
+        <w:tc>
+          <w:tcPr>
+            <w:tcW w:type="dxa" w:w="4320"/>
+          </w:tcPr>
+          <w:p>
+            <w:r>
+              <w:t>width:100%; height:1px; background rgba gold .12</w:t>
             </w:r>
           </w:p>
         </w:tc>
@@ -2126,7 +1837,7 @@
     </w:tbl>
     <w:p>
       <w:pPr>
-        <w:pStyle w:val="Heading1"/>
+        <w:pStyle w:val="Heading2"/>
         <w:jc w:val="right"/>
         <w:bidi/>
       </w:pPr>
@@ -2134,7 +1845,7 @@
         <w:rPr>
           <w:rFonts w:ascii="David" w:hAnsi="David"/>
         </w:rPr>
-        <w:t>9. פונקציות מרכזיות</w:t>
+        <w:t>3.3 Grid &amp; Card</w:t>
       </w:r>
     </w:p>
     <w:tbl>
@@ -2156,7 +1867,7 @@
           </w:tcPr>
           <w:p>
             <w:r>
-              <w:t>פונקציה</w:t>
+              <w:t>class</w:t>
             </w:r>
           </w:p>
         </w:tc>
@@ -2166,7 +1877,7 @@
           </w:tcPr>
           <w:p>
             <w:r>
-              <w:t>תיאור</w:t>
+              <w:t>תכונות</w:t>
             </w:r>
           </w:p>
         </w:tc>
@@ -2178,7 +1889,7 @@
           </w:tcPr>
           <w:p>
             <w:r>
-              <w:t>buildNav()</w:t>
+              <w:t>.grid</w:t>
             </w:r>
           </w:p>
         </w:tc>
@@ -2188,7 +1899,7 @@
           </w:tcPr>
           <w:p>
             <w:r>
-              <w:t>בונה pills bar מ-MENU_STRUCTURE</w:t>
+              <w:t>display:grid; grid-template-columns:repeat(auto-fill,minmax(190px,1fr)); gap:1rem</w:t>
             </w:r>
           </w:p>
         </w:tc>
@@ -2200,7 +1911,7 @@
           </w:tcPr>
           <w:p>
             <w:r>
-              <w:t>buildPanel(node)</w:t>
+              <w:t>.card</w:t>
             </w:r>
           </w:p>
         </w:tc>
@@ -2210,7 +1921,7 @@
           </w:tcPr>
           <w:p>
             <w:r>
-              <w:t>בונה dropdown panel עם accordion</w:t>
+              <w:t>background:#fff; border-radius:var(--r-md); shadow xs; hover: translateY(-2px)</w:t>
             </w:r>
           </w:p>
         </w:tc>
@@ -2222,7 +1933,7 @@
           </w:tcPr>
           <w:p>
             <w:r>
-              <w:t>catCnt(id)</w:t>
+              <w:t>.c-img</w:t>
             </w:r>
           </w:p>
         </w:tc>
@@ -2232,7 +1943,7 @@
           </w:tcPr>
           <w:p>
             <w:r>
-              <w:t>ספירת מתכונים — string/array/null safe</w:t>
+              <w:t>height:148px; overflow:hidden; object-fit:cover</w:t>
             </w:r>
           </w:p>
         </w:tc>
@@ -2244,7 +1955,7 @@
           </w:tcPr>
           <w:p>
             <w:r>
-              <w:t>selectCat(cat, hol, key)</w:t>
+              <w:t>.c-info</w:t>
             </w:r>
           </w:p>
         </w:tc>
@@ -2254,7 +1965,7 @@
           </w:tcPr>
           <w:p>
             <w:r>
-              <w:t>בחירת קטגוריה</w:t>
+              <w:t>padding:.6rem; display:flex; flex-direction:column</w:t>
             </w:r>
           </w:p>
         </w:tc>
@@ -2266,7 +1977,7 @@
           </w:tcPr>
           <w:p>
             <w:r>
-              <w:t>selectMulti(cats, lbl, key)</w:t>
+              <w:t>.c-badge</w:t>
             </w:r>
           </w:p>
         </w:tc>
@@ -2276,7 +1987,7 @@
           </w:tcPr>
           <w:p>
             <w:r>
-              <w:t>multi-category</w:t>
+              <w:t>position:absolute; bottom:0; right:.5rem</w:t>
             </w:r>
           </w:p>
         </w:tc>
@@ -2288,7 +1999,7 @@
           </w:tcPr>
           <w:p>
             <w:r>
-              <w:t>selectByIds(ids, lbl, key)</w:t>
+              <w:t>.c-title</w:t>
             </w:r>
           </w:p>
         </w:tc>
@@ -2298,7 +2009,55 @@
           </w:tcPr>
           <w:p>
             <w:r>
-              <w:t>סינון לפי ID set</w:t>
+              <w:t>font-weight:700; font-size:.85rem; line-clamp:2</w:t>
+            </w:r>
+          </w:p>
+        </w:tc>
+      </w:tr>
+    </w:tbl>
+    <w:p>
+      <w:pPr>
+        <w:pStyle w:val="Heading2"/>
+        <w:jc w:val="right"/>
+        <w:bidi/>
+      </w:pPr>
+      <w:r>
+        <w:rPr>
+          <w:rFonts w:ascii="David" w:hAnsi="David"/>
+        </w:rPr>
+        <w:t>3.4 Modal</w:t>
+      </w:r>
+    </w:p>
+    <w:tbl>
+      <w:tblPr>
+        <w:tblStyle w:val="TableGrid"/>
+        <w:tblW w:type="auto" w:w="0"/>
+        <w:jc w:val="right"/>
+        <w:tblLook w:firstColumn="1" w:firstRow="1" w:lastColumn="0" w:lastRow="0" w:noHBand="0" w:noVBand="1" w:val="04A0"/>
+        <w:bidiVisual/>
+      </w:tblPr>
+      <w:tblGrid>
+        <w:gridCol w:w="4320"/>
+        <w:gridCol w:w="4320"/>
+      </w:tblGrid>
+      <w:tr>
+        <w:tc>
+          <w:tcPr>
+            <w:tcW w:type="dxa" w:w="4320"/>
+          </w:tcPr>
+          <w:p>
+            <w:r>
+              <w:t>class</w:t>
+            </w:r>
+          </w:p>
+        </w:tc>
+        <w:tc>
+          <w:tcPr>
+            <w:tcW w:type="dxa" w:w="4320"/>
+          </w:tcPr>
+          <w:p>
+            <w:r>
+              <w:t>תכונות</w:t>
             </w:r>
           </w:p>
         </w:tc>
@@ -2310,7 +2069,7 @@
           </w:tcPr>
           <w:p>
             <w:r>
-              <w:t>filtered()</w:t>
+              <w:t>#ovl</w:t>
             </w:r>
           </w:p>
         </w:tc>
@@ -2320,7 +2079,7 @@
           </w:tcPr>
           <w:p>
             <w:r>
-              <w:t>סינון 8-ממדי</w:t>
+              <w:t>position:fixed; inset:0; z-index:800; backdrop-filter:blur(4px)</w:t>
             </w:r>
           </w:p>
         </w:tc>
@@ -2332,7 +2091,7 @@
           </w:tcPr>
           <w:p>
             <w:r>
-              <w:t>renderGrid()</w:t>
+              <w:t>#mbox</w:t>
             </w:r>
           </w:p>
         </w:tc>
@@ -2342,7 +2101,7 @@
           </w:tcPr>
           <w:p>
             <w:r>
-              <w:t>עדכון grid cards</w:t>
+              <w:t>max-width:700px; max-height:90vh; overflow-y:auto; background:var(--c-bg)</w:t>
             </w:r>
           </w:p>
         </w:tc>
@@ -2354,7 +2113,7 @@
           </w:tcPr>
           <w:p>
             <w:r>
-              <w:t>openM(id)/closeM()</w:t>
+              <w:t>.m-hero</w:t>
             </w:r>
           </w:p>
         </w:tc>
@@ -2364,7 +2123,7 @@
           </w:tcPr>
           <w:p>
             <w:r>
-              <w:t>פתיחת/סגירת מודאל</w:t>
+              <w:t>height:240px; background-size:cover</w:t>
             </w:r>
           </w:p>
         </w:tc>
@@ -2376,7 +2135,7 @@
           </w:tcPr>
           <w:p>
             <w:r>
-              <w:t>hebrewMorphSearch(query)</w:t>
+              <w:t>.m-ingr-item</w:t>
             </w:r>
           </w:p>
         </w:tc>
@@ -2386,7 +2145,7 @@
           </w:tcPr>
           <w:p>
             <w:r>
-              <w:t>חיפוש מורפולוגי עברי</w:t>
+              <w:t>display:grid; grid-template-columns:auto 1fr; gap:.5rem</w:t>
             </w:r>
           </w:p>
         </w:tc>
@@ -2398,7 +2157,7 @@
           </w:tcPr>
           <w:p>
             <w:r>
-              <w:t>translateHe(text)</w:t>
+              <w:t>.m-step</w:t>
             </w:r>
           </w:p>
         </w:tc>
@@ -2408,7 +2167,66 @@
           </w:tcPr>
           <w:p>
             <w:r>
-              <w:t>תרגום runtime + _PRE_EN</w:t>
+              <w:t>padding-right:1.5rem; position:relative; border-right:2px solid gold</w:t>
+            </w:r>
+          </w:p>
+        </w:tc>
+      </w:tr>
+    </w:tbl>
+    <w:p>
+      <w:pPr>
+        <w:pStyle w:val="Heading1"/>
+        <w:jc w:val="right"/>
+        <w:bidi/>
+      </w:pPr>
+      <w:r>
+        <w:rPr>
+          <w:rFonts w:ascii="David" w:hAnsi="David"/>
+        </w:rPr>
+        <w:t>4. מבנה DOM — כל ה-IDs</w:t>
+      </w:r>
+    </w:p>
+    <w:tbl>
+      <w:tblPr>
+        <w:tblStyle w:val="TableGrid"/>
+        <w:tblW w:type="auto" w:w="0"/>
+        <w:jc w:val="right"/>
+        <w:tblLook w:firstColumn="1" w:firstRow="1" w:lastColumn="0" w:lastRow="0" w:noHBand="0" w:noVBand="1" w:val="04A0"/>
+        <w:bidiVisual/>
+      </w:tblPr>
+      <w:tblGrid>
+        <w:gridCol w:w="2880"/>
+        <w:gridCol w:w="2880"/>
+        <w:gridCol w:w="2880"/>
+      </w:tblGrid>
+      <w:tr>
+        <w:tc>
+          <w:tcPr>
+            <w:tcW w:type="dxa" w:w="2880"/>
+          </w:tcPr>
+          <w:p>
+            <w:r>
+              <w:t>ID</w:t>
+            </w:r>
+          </w:p>
+        </w:tc>
+        <w:tc>
+          <w:tcPr>
+            <w:tcW w:type="dxa" w:w="2880"/>
+          </w:tcPr>
+          <w:p>
+            <w:r>
+              <w:t>Element</w:t>
+            </w:r>
+          </w:p>
+        </w:tc>
+        <w:tc>
+          <w:tcPr>
+            <w:tcW w:type="dxa" w:w="2880"/>
+          </w:tcPr>
+          <w:p>
+            <w:r>
+              <w:t>תיאור</w:t>
             </w:r>
           </w:p>
         </w:tc>
@@ -2416,21 +2234,31 @@
       <w:tr>
         <w:tc>
           <w:tcPr>
-            <w:tcW w:type="dxa" w:w="4320"/>
-          </w:tcPr>
-          <w:p>
-            <w:r>
-              <w:t>applyLang(lang)</w:t>
-            </w:r>
-          </w:p>
-        </w:tc>
-        <w:tc>
-          <w:tcPr>
-            <w:tcW w:type="dxa" w:w="4320"/>
-          </w:tcPr>
-          <w:p>
-            <w:r>
-              <w:t>החלפת שפה he/en</w:t>
+            <w:tcW w:type="dxa" w:w="2880"/>
+          </w:tcPr>
+          <w:p>
+            <w:r>
+              <w:t>srch</w:t>
+            </w:r>
+          </w:p>
+        </w:tc>
+        <w:tc>
+          <w:tcPr>
+            <w:tcW w:type="dxa" w:w="2880"/>
+          </w:tcPr>
+          <w:p>
+            <w:r>
+              <w:t>&lt;input&gt;</w:t>
+            </w:r>
+          </w:p>
+        </w:tc>
+        <w:tc>
+          <w:tcPr>
+            <w:tcW w:type="dxa" w:w="2880"/>
+          </w:tcPr>
+          <w:p>
+            <w:r>
+              <w:t>חיפוש — type=search, autocomplete=off</w:t>
             </w:r>
           </w:p>
         </w:tc>
@@ -2438,26 +2266,3709 @@
       <w:tr>
         <w:tc>
           <w:tcPr>
-            <w:tcW w:type="dxa" w:w="4320"/>
-          </w:tcPr>
-          <w:p>
-            <w:r>
-              <w:t>_heroGalleryInit(r)</w:t>
-            </w:r>
-          </w:p>
-        </w:tc>
-        <w:tc>
-          <w:tcPr>
-            <w:tcW w:type="dxa" w:w="4320"/>
-          </w:tcPr>
-          <w:p>
-            <w:r>
-              <w:t>גלריית hero עם swipe</w:t>
+            <w:tcW w:type="dxa" w:w="2880"/>
+          </w:tcPr>
+          <w:p>
+            <w:r>
+              <w:t>srch-clr</w:t>
+            </w:r>
+          </w:p>
+        </w:tc>
+        <w:tc>
+          <w:tcPr>
+            <w:tcW w:type="dxa" w:w="2880"/>
+          </w:tcPr>
+          <w:p>
+            <w:r>
+              <w:t>&lt;button&gt;</w:t>
+            </w:r>
+          </w:p>
+        </w:tc>
+        <w:tc>
+          <w:tcPr>
+            <w:tcW w:type="dxa" w:w="2880"/>
+          </w:tcPr>
+          <w:p>
+            <w:r>
+              <w:t>ניקוי חיפוש — hidden default</w:t>
+            </w:r>
+          </w:p>
+        </w:tc>
+      </w:tr>
+      <w:tr>
+        <w:tc>
+          <w:tcPr>
+            <w:tcW w:type="dxa" w:w="2880"/>
+          </w:tcPr>
+          <w:p>
+            <w:r>
+              <w:t>cat-inner</w:t>
+            </w:r>
+          </w:p>
+        </w:tc>
+        <w:tc>
+          <w:tcPr>
+            <w:tcW w:type="dxa" w:w="2880"/>
+          </w:tcPr>
+          <w:p>
+            <w:r>
+              <w:t>&lt;div&gt;</w:t>
+            </w:r>
+          </w:p>
+        </w:tc>
+        <w:tc>
+          <w:tcPr>
+            <w:tcW w:type="dxa" w:w="2880"/>
+          </w:tcPr>
+          <w:p>
+            <w:r>
+              <w:t>container לכפתורי .nb — innerHTML ע"י buildNav()</w:t>
+            </w:r>
+          </w:p>
+        </w:tc>
+      </w:tr>
+      <w:tr>
+        <w:tc>
+          <w:tcPr>
+            <w:tcW w:type="dxa" w:w="2880"/>
+          </w:tcPr>
+          <w:p>
+            <w:r>
+              <w:t>nav-panel</w:t>
+            </w:r>
+          </w:p>
+        </w:tc>
+        <w:tc>
+          <w:tcPr>
+            <w:tcW w:type="dxa" w:w="2880"/>
+          </w:tcPr>
+          <w:p>
+            <w:r>
+              <w:t>&lt;div&gt;</w:t>
+            </w:r>
+          </w:p>
+        </w:tc>
+        <w:tc>
+          <w:tcPr>
+            <w:tcW w:type="dxa" w:w="2880"/>
+          </w:tcPr>
+          <w:p>
+            <w:r>
+              <w:t>panel dropdown — position:absolute</w:t>
+            </w:r>
+          </w:p>
+        </w:tc>
+      </w:tr>
+      <w:tr>
+        <w:tc>
+          <w:tcPr>
+            <w:tcW w:type="dxa" w:w="2880"/>
+          </w:tcPr>
+          <w:p>
+            <w:r>
+              <w:t>nav-panel-inner</w:t>
+            </w:r>
+          </w:p>
+        </w:tc>
+        <w:tc>
+          <w:tcPr>
+            <w:tcW w:type="dxa" w:w="2880"/>
+          </w:tcPr>
+          <w:p>
+            <w:r>
+              <w:t>&lt;div&gt;</w:t>
+            </w:r>
+          </w:p>
+        </w:tc>
+        <w:tc>
+          <w:tcPr>
+            <w:tcW w:type="dxa" w:w="2880"/>
+          </w:tcPr>
+          <w:p>
+            <w:r>
+              <w:t>scroll container של panel</w:t>
+            </w:r>
+          </w:p>
+        </w:tc>
+      </w:tr>
+      <w:tr>
+        <w:tc>
+          <w:tcPr>
+            <w:tcW w:type="dxa" w:w="2880"/>
+          </w:tcPr>
+          <w:p>
+            <w:r>
+              <w:t>pill-cnt</w:t>
+            </w:r>
+          </w:p>
+        </w:tc>
+        <w:tc>
+          <w:tcPr>
+            <w:tcW w:type="dxa" w:w="2880"/>
+          </w:tcPr>
+          <w:p>
+            <w:r>
+              <w:t>&lt;span&gt;</w:t>
+            </w:r>
+          </w:p>
+        </w:tc>
+        <w:tc>
+          <w:tcPr>
+            <w:tcW w:type="dxa" w:w="2880"/>
+          </w:tcPr>
+          <w:p>
+            <w:r>
+              <w:t>מונה מתכונים — מעודכן ע"י renderGrid()</w:t>
+            </w:r>
+          </w:p>
+        </w:tc>
+      </w:tr>
+      <w:tr>
+        <w:tc>
+          <w:tcPr>
+            <w:tcW w:type="dxa" w:w="2880"/>
+          </w:tcPr>
+          <w:p>
+            <w:r>
+              <w:t>about-toggle</w:t>
+            </w:r>
+          </w:p>
+        </w:tc>
+        <w:tc>
+          <w:tcPr>
+            <w:tcW w:type="dxa" w:w="2880"/>
+          </w:tcPr>
+          <w:p>
+            <w:r>
+              <w:t>&lt;button&gt;</w:t>
+            </w:r>
+          </w:p>
+        </w:tc>
+        <w:tc>
+          <w:tcPr>
+            <w:tcW w:type="dxa" w:w="2880"/>
+          </w:tcPr>
+          <w:p>
+            <w:r>
+              <w:t>expand/collapse אודות</w:t>
+            </w:r>
+          </w:p>
+        </w:tc>
+      </w:tr>
+      <w:tr>
+        <w:tc>
+          <w:tcPr>
+            <w:tcW w:type="dxa" w:w="2880"/>
+          </w:tcPr>
+          <w:p>
+            <w:r>
+              <w:t>about</w:t>
+            </w:r>
+          </w:p>
+        </w:tc>
+        <w:tc>
+          <w:tcPr>
+            <w:tcW w:type="dxa" w:w="2880"/>
+          </w:tcPr>
+          <w:p>
+            <w:r>
+              <w:t>&lt;section&gt;</w:t>
+            </w:r>
+          </w:p>
+        </w:tc>
+        <w:tc>
+          <w:tcPr>
+            <w:tcW w:type="dxa" w:w="2880"/>
+          </w:tcPr>
+          <w:p>
+            <w:r>
+              <w:t>סקציית אודות — aria-hidden</w:t>
+            </w:r>
+          </w:p>
+        </w:tc>
+      </w:tr>
+      <w:tr>
+        <w:tc>
+          <w:tcPr>
+            <w:tcW w:type="dxa" w:w="2880"/>
+          </w:tcPr>
+          <w:p>
+            <w:r>
+              <w:t>grid</w:t>
+            </w:r>
+          </w:p>
+        </w:tc>
+        <w:tc>
+          <w:tcPr>
+            <w:tcW w:type="dxa" w:w="2880"/>
+          </w:tcPr>
+          <w:p>
+            <w:r>
+              <w:t>&lt;div&gt;</w:t>
+            </w:r>
+          </w:p>
+        </w:tc>
+        <w:tc>
+          <w:tcPr>
+            <w:tcW w:type="dxa" w:w="2880"/>
+          </w:tcPr>
+          <w:p>
+            <w:r>
+              <w:t>recipe grid — aria-busy toggle</w:t>
+            </w:r>
+          </w:p>
+        </w:tc>
+      </w:tr>
+      <w:tr>
+        <w:tc>
+          <w:tcPr>
+            <w:tcW w:type="dxa" w:w="2880"/>
+          </w:tcPr>
+          <w:p>
+            <w:r>
+              <w:t>sec-title</w:t>
+            </w:r>
+          </w:p>
+        </w:tc>
+        <w:tc>
+          <w:tcPr>
+            <w:tcW w:type="dxa" w:w="2880"/>
+          </w:tcPr>
+          <w:p>
+            <w:r>
+              <w:t>&lt;h2&gt;</w:t>
+            </w:r>
+          </w:p>
+        </w:tc>
+        <w:tc>
+          <w:tcPr>
+            <w:tcW w:type="dxa" w:w="2880"/>
+          </w:tcPr>
+          <w:p>
+            <w:r>
+              <w:t>כותרת סקציה נוכחית</w:t>
+            </w:r>
+          </w:p>
+        </w:tc>
+      </w:tr>
+      <w:tr>
+        <w:tc>
+          <w:tcPr>
+            <w:tcW w:type="dxa" w:w="2880"/>
+          </w:tcPr>
+          <w:p>
+            <w:r>
+              <w:t>sec-cnt</w:t>
+            </w:r>
+          </w:p>
+        </w:tc>
+        <w:tc>
+          <w:tcPr>
+            <w:tcW w:type="dxa" w:w="2880"/>
+          </w:tcPr>
+          <w:p>
+            <w:r>
+              <w:t>&lt;span&gt;</w:t>
+            </w:r>
+          </w:p>
+        </w:tc>
+        <w:tc>
+          <w:tcPr>
+            <w:tcW w:type="dxa" w:w="2880"/>
+          </w:tcPr>
+          <w:p>
+            <w:r>
+              <w:t>N מתכונים</w:t>
+            </w:r>
+          </w:p>
+        </w:tc>
+      </w:tr>
+      <w:tr>
+        <w:tc>
+          <w:tcPr>
+            <w:tcW w:type="dxa" w:w="2880"/>
+          </w:tcPr>
+          <w:p>
+            <w:r>
+              <w:t>back-top</w:t>
+            </w:r>
+          </w:p>
+        </w:tc>
+        <w:tc>
+          <w:tcPr>
+            <w:tcW w:type="dxa" w:w="2880"/>
+          </w:tcPr>
+          <w:p>
+            <w:r>
+              <w:t>&lt;button&gt;</w:t>
+            </w:r>
+          </w:p>
+        </w:tc>
+        <w:tc>
+          <w:tcPr>
+            <w:tcW w:type="dxa" w:w="2880"/>
+          </w:tcPr>
+          <w:p>
+            <w:r>
+              <w:t>scroll to top</w:t>
+            </w:r>
+          </w:p>
+        </w:tc>
+      </w:tr>
+      <w:tr>
+        <w:tc>
+          <w:tcPr>
+            <w:tcW w:type="dxa" w:w="2880"/>
+          </w:tcPr>
+          <w:p>
+            <w:r>
+              <w:t>ovl</w:t>
+            </w:r>
+          </w:p>
+        </w:tc>
+        <w:tc>
+          <w:tcPr>
+            <w:tcW w:type="dxa" w:w="2880"/>
+          </w:tcPr>
+          <w:p>
+            <w:r>
+              <w:t>&lt;div&gt;</w:t>
+            </w:r>
+          </w:p>
+        </w:tc>
+        <w:tc>
+          <w:tcPr>
+            <w:tcW w:type="dxa" w:w="2880"/>
+          </w:tcPr>
+          <w:p>
+            <w:r>
+              <w:t>modal overlay — aria-hidden</w:t>
+            </w:r>
+          </w:p>
+        </w:tc>
+      </w:tr>
+      <w:tr>
+        <w:tc>
+          <w:tcPr>
+            <w:tcW w:type="dxa" w:w="2880"/>
+          </w:tcPr>
+          <w:p>
+            <w:r>
+              <w:t>mbox</w:t>
+            </w:r>
+          </w:p>
+        </w:tc>
+        <w:tc>
+          <w:tcPr>
+            <w:tcW w:type="dxa" w:w="2880"/>
+          </w:tcPr>
+          <w:p>
+            <w:r>
+              <w:t>&lt;div&gt;</w:t>
+            </w:r>
+          </w:p>
+        </w:tc>
+        <w:tc>
+          <w:tcPr>
+            <w:tcW w:type="dxa" w:w="2880"/>
+          </w:tcPr>
+          <w:p>
+            <w:r>
+              <w:t>modal box</w:t>
+            </w:r>
+          </w:p>
+        </w:tc>
+      </w:tr>
+      <w:tr>
+        <w:tc>
+          <w:tcPr>
+            <w:tcW w:type="dxa" w:w="2880"/>
+          </w:tcPr>
+          <w:p>
+            <w:r>
+              <w:t>m-progress</w:t>
+            </w:r>
+          </w:p>
+        </w:tc>
+        <w:tc>
+          <w:tcPr>
+            <w:tcW w:type="dxa" w:w="2880"/>
+          </w:tcPr>
+          <w:p>
+            <w:r>
+              <w:t>&lt;div&gt;</w:t>
+            </w:r>
+          </w:p>
+        </w:tc>
+        <w:tc>
+          <w:tcPr>
+            <w:tcW w:type="dxa" w:w="2880"/>
+          </w:tcPr>
+          <w:p>
+            <w:r>
+              <w:t>progress bar — scaleX</w:t>
+            </w:r>
+          </w:p>
+        </w:tc>
+      </w:tr>
+      <w:tr>
+        <w:tc>
+          <w:tcPr>
+            <w:tcW w:type="dxa" w:w="2880"/>
+          </w:tcPr>
+          <w:p>
+            <w:r>
+              <w:t>m-hero</w:t>
+            </w:r>
+          </w:p>
+        </w:tc>
+        <w:tc>
+          <w:tcPr>
+            <w:tcW w:type="dxa" w:w="2880"/>
+          </w:tcPr>
+          <w:p>
+            <w:r>
+              <w:t>&lt;div&gt;</w:t>
+            </w:r>
+          </w:p>
+        </w:tc>
+        <w:tc>
+          <w:tcPr>
+            <w:tcW w:type="dxa" w:w="2880"/>
+          </w:tcPr>
+          <w:p>
+            <w:r>
+              <w:t>hero image area</w:t>
+            </w:r>
+          </w:p>
+        </w:tc>
+      </w:tr>
+      <w:tr>
+        <w:tc>
+          <w:tcPr>
+            <w:tcW w:type="dxa" w:w="2880"/>
+          </w:tcPr>
+          <w:p>
+            <w:r>
+              <w:t>m-close</w:t>
+            </w:r>
+          </w:p>
+        </w:tc>
+        <w:tc>
+          <w:tcPr>
+            <w:tcW w:type="dxa" w:w="2880"/>
+          </w:tcPr>
+          <w:p>
+            <w:r>
+              <w:t>&lt;button&gt;</w:t>
+            </w:r>
+          </w:p>
+        </w:tc>
+        <w:tc>
+          <w:tcPr>
+            <w:tcW w:type="dxa" w:w="2880"/>
+          </w:tcPr>
+          <w:p>
+            <w:r>
+              <w:t>סגירת מודאל</w:t>
+            </w:r>
+          </w:p>
+        </w:tc>
+      </w:tr>
+      <w:tr>
+        <w:tc>
+          <w:tcPr>
+            <w:tcW w:type="dxa" w:w="2880"/>
+          </w:tcPr>
+          <w:p>
+            <w:r>
+              <w:t>m-prev / m-next</w:t>
+            </w:r>
+          </w:p>
+        </w:tc>
+        <w:tc>
+          <w:tcPr>
+            <w:tcW w:type="dxa" w:w="2880"/>
+          </w:tcPr>
+          <w:p>
+            <w:r>
+              <w:t>&lt;button&gt;</w:t>
+            </w:r>
+          </w:p>
+        </w:tc>
+        <w:tc>
+          <w:tcPr>
+            <w:tcW w:type="dxa" w:w="2880"/>
+          </w:tcPr>
+          <w:p>
+            <w:r>
+              <w:t>ניווט מתכונים</w:t>
+            </w:r>
+          </w:p>
+        </w:tc>
+      </w:tr>
+      <w:tr>
+        <w:tc>
+          <w:tcPr>
+            <w:tcW w:type="dxa" w:w="2880"/>
+          </w:tcPr>
+          <w:p>
+            <w:r>
+              <w:t>m-badge</w:t>
+            </w:r>
+          </w:p>
+        </w:tc>
+        <w:tc>
+          <w:tcPr>
+            <w:tcW w:type="dxa" w:w="2880"/>
+          </w:tcPr>
+          <w:p>
+            <w:r>
+              <w:t>&lt;span&gt;</w:t>
+            </w:r>
+          </w:p>
+        </w:tc>
+        <w:tc>
+          <w:tcPr>
+            <w:tcW w:type="dxa" w:w="2880"/>
+          </w:tcPr>
+          <w:p>
+            <w:r>
+              <w:t>badge</w:t>
+            </w:r>
+          </w:p>
+        </w:tc>
+      </w:tr>
+      <w:tr>
+        <w:tc>
+          <w:tcPr>
+            <w:tcW w:type="dxa" w:w="2880"/>
+          </w:tcPr>
+          <w:p>
+            <w:r>
+              <w:t>m-title</w:t>
+            </w:r>
+          </w:p>
+        </w:tc>
+        <w:tc>
+          <w:tcPr>
+            <w:tcW w:type="dxa" w:w="2880"/>
+          </w:tcPr>
+          <w:p>
+            <w:r>
+              <w:t>&lt;h2&gt;</w:t>
+            </w:r>
+          </w:p>
+        </w:tc>
+        <w:tc>
+          <w:tcPr>
+            <w:tcW w:type="dxa" w:w="2880"/>
+          </w:tcPr>
+          <w:p>
+            <w:r>
+              <w:t>שם מתכון</w:t>
+            </w:r>
+          </w:p>
+        </w:tc>
+      </w:tr>
+      <w:tr>
+        <w:tc>
+          <w:tcPr>
+            <w:tcW w:type="dxa" w:w="2880"/>
+          </w:tcPr>
+          <w:p>
+            <w:r>
+              <w:t>m-subdesc</w:t>
+            </w:r>
+          </w:p>
+        </w:tc>
+        <w:tc>
+          <w:tcPr>
+            <w:tcW w:type="dxa" w:w="2880"/>
+          </w:tcPr>
+          <w:p>
+            <w:r>
+              <w:t>&lt;p&gt;</w:t>
+            </w:r>
+          </w:p>
+        </w:tc>
+        <w:tc>
+          <w:tcPr>
+            <w:tcW w:type="dxa" w:w="2880"/>
+          </w:tcPr>
+          <w:p>
+            <w:r>
+              <w:t>תיאור קצר</w:t>
+            </w:r>
+          </w:p>
+        </w:tc>
+      </w:tr>
+      <w:tr>
+        <w:tc>
+          <w:tcPr>
+            <w:tcW w:type="dxa" w:w="2880"/>
+          </w:tcPr>
+          <w:p>
+            <w:r>
+              <w:t>m-mem / m-mem-txt</w:t>
+            </w:r>
+          </w:p>
+        </w:tc>
+        <w:tc>
+          <w:tcPr>
+            <w:tcW w:type="dxa" w:w="2880"/>
+          </w:tcPr>
+          <w:p>
+            <w:r>
+              <w:t>&lt;div&gt;</w:t>
+            </w:r>
+          </w:p>
+        </w:tc>
+        <w:tc>
+          <w:tcPr>
+            <w:tcW w:type="dxa" w:w="2880"/>
+          </w:tcPr>
+          <w:p>
+            <w:r>
+              <w:t>זיכרון מהבית</w:t>
+            </w:r>
+          </w:p>
+        </w:tc>
+      </w:tr>
+      <w:tr>
+        <w:tc>
+          <w:tcPr>
+            <w:tcW w:type="dxa" w:w="2880"/>
+          </w:tcPr>
+          <w:p>
+            <w:r>
+              <w:t>m-meta</w:t>
+            </w:r>
+          </w:p>
+        </w:tc>
+        <w:tc>
+          <w:tcPr>
+            <w:tcW w:type="dxa" w:w="2880"/>
+          </w:tcPr>
+          <w:p>
+            <w:r>
+              <w:t>&lt;div&gt;</w:t>
+            </w:r>
+          </w:p>
+        </w:tc>
+        <w:tc>
+          <w:tcPr>
+            <w:tcW w:type="dxa" w:w="2880"/>
+          </w:tcPr>
+          <w:p>
+            <w:r>
+              <w:t>chips: זמן, מנות, קושי</w:t>
+            </w:r>
+          </w:p>
+        </w:tc>
+      </w:tr>
+      <w:tr>
+        <w:tc>
+          <w:tcPr>
+            <w:tcW w:type="dxa" w:w="2880"/>
+          </w:tcPr>
+          <w:p>
+            <w:r>
+              <w:t>m-ingr</w:t>
+            </w:r>
+          </w:p>
+        </w:tc>
+        <w:tc>
+          <w:tcPr>
+            <w:tcW w:type="dxa" w:w="2880"/>
+          </w:tcPr>
+          <w:p>
+            <w:r>
+              <w:t>&lt;div&gt;</w:t>
+            </w:r>
+          </w:p>
+        </w:tc>
+        <w:tc>
+          <w:tcPr>
+            <w:tcW w:type="dxa" w:w="2880"/>
+          </w:tcPr>
+          <w:p>
+            <w:r>
+              <w:t>רשימת מרכיבים</w:t>
+            </w:r>
+          </w:p>
+        </w:tc>
+      </w:tr>
+      <w:tr>
+        <w:tc>
+          <w:tcPr>
+            <w:tcW w:type="dxa" w:w="2880"/>
+          </w:tcPr>
+          <w:p>
+            <w:r>
+              <w:t>m-steps</w:t>
+            </w:r>
+          </w:p>
+        </w:tc>
+        <w:tc>
+          <w:tcPr>
+            <w:tcW w:type="dxa" w:w="2880"/>
+          </w:tcPr>
+          <w:p>
+            <w:r>
+              <w:t>&lt;ol&gt;</w:t>
+            </w:r>
+          </w:p>
+        </w:tc>
+        <w:tc>
+          <w:tcPr>
+            <w:tcW w:type="dxa" w:w="2880"/>
+          </w:tcPr>
+          <w:p>
+            <w:r>
+              <w:t>שלבי הכנה</w:t>
+            </w:r>
+          </w:p>
+        </w:tc>
+      </w:tr>
+      <w:tr>
+        <w:tc>
+          <w:tcPr>
+            <w:tcW w:type="dxa" w:w="2880"/>
+          </w:tcPr>
+          <w:p>
+            <w:r>
+              <w:t>m-tip / m-tip-txt</w:t>
+            </w:r>
+          </w:p>
+        </w:tc>
+        <w:tc>
+          <w:tcPr>
+            <w:tcW w:type="dxa" w:w="2880"/>
+          </w:tcPr>
+          <w:p>
+            <w:r>
+              <w:t>&lt;div&gt;</w:t>
+            </w:r>
+          </w:p>
+        </w:tc>
+        <w:tc>
+          <w:tcPr>
+            <w:tcW w:type="dxa" w:w="2880"/>
+          </w:tcPr>
+          <w:p>
+            <w:r>
+              <w:t>טיפ</w:t>
+            </w:r>
+          </w:p>
+        </w:tc>
+      </w:tr>
+      <w:tr>
+        <w:tc>
+          <w:tcPr>
+            <w:tcW w:type="dxa" w:w="2880"/>
+          </w:tcPr>
+          <w:p>
+            <w:r>
+              <w:t>m-src / m-src-link</w:t>
+            </w:r>
+          </w:p>
+        </w:tc>
+        <w:tc>
+          <w:tcPr>
+            <w:tcW w:type="dxa" w:w="2880"/>
+          </w:tcPr>
+          <w:p>
+            <w:r>
+              <w:t>&lt;div&gt;</w:t>
+            </w:r>
+          </w:p>
+        </w:tc>
+        <w:tc>
+          <w:tcPr>
+            <w:tcW w:type="dxa" w:w="2880"/>
+          </w:tcPr>
+          <w:p>
+            <w:r>
+              <w:t>קישור למקור</w:t>
+            </w:r>
+          </w:p>
+        </w:tc>
+      </w:tr>
+      <w:tr>
+        <w:tc>
+          <w:tcPr>
+            <w:tcW w:type="dxa" w:w="2880"/>
+          </w:tcPr>
+          <w:p>
+            <w:r>
+              <w:t>m-vid-sec</w:t>
+            </w:r>
+          </w:p>
+        </w:tc>
+        <w:tc>
+          <w:tcPr>
+            <w:tcW w:type="dxa" w:w="2880"/>
+          </w:tcPr>
+          <w:p>
+            <w:r>
+              <w:t>&lt;div&gt;</w:t>
+            </w:r>
+          </w:p>
+        </w:tc>
+        <w:tc>
+          <w:tcPr>
+            <w:tcW w:type="dxa" w:w="2880"/>
+          </w:tcPr>
+          <w:p>
+            <w:r>
+              <w:t>סקציית וידאו</w:t>
             </w:r>
           </w:p>
         </w:tc>
       </w:tr>
     </w:tbl>
+    <w:p>
+      <w:pPr>
+        <w:pStyle w:val="Heading1"/>
+        <w:jc w:val="right"/>
+        <w:bidi/>
+      </w:pPr>
+      <w:r>
+        <w:rPr>
+          <w:rFonts w:ascii="David" w:hAnsi="David"/>
+        </w:rPr>
+        <w:t>5. פונקציות JavaScript — מפרט מלא</w:t>
+      </w:r>
+    </w:p>
+    <w:p>
+      <w:pPr>
+        <w:pStyle w:val="Heading2"/>
+        <w:jc w:val="right"/>
+        <w:bidi/>
+      </w:pPr>
+      <w:r>
+        <w:rPr>
+          <w:rFonts w:ascii="David" w:hAnsi="David"/>
+        </w:rPr>
+        <w:t>5.1 פונקציות עזר (Helpers)</w:t>
+      </w:r>
+    </w:p>
+    <w:tbl>
+      <w:tblPr>
+        <w:tblStyle w:val="TableGrid"/>
+        <w:tblW w:type="auto" w:w="0"/>
+        <w:jc w:val="right"/>
+        <w:tblLook w:firstColumn="1" w:firstRow="1" w:lastColumn="0" w:lastRow="0" w:noHBand="0" w:noVBand="1" w:val="04A0"/>
+        <w:bidiVisual/>
+      </w:tblPr>
+      <w:tblGrid>
+        <w:gridCol w:w="2880"/>
+        <w:gridCol w:w="2880"/>
+        <w:gridCol w:w="2880"/>
+      </w:tblGrid>
+      <w:tr>
+        <w:tc>
+          <w:tcPr>
+            <w:tcW w:type="dxa" w:w="2880"/>
+          </w:tcPr>
+          <w:p>
+            <w:r>
+              <w:t>פונקציה</w:t>
+            </w:r>
+          </w:p>
+        </w:tc>
+        <w:tc>
+          <w:tcPr>
+            <w:tcW w:type="dxa" w:w="2880"/>
+          </w:tcPr>
+          <w:p>
+            <w:r>
+              <w:t>חתימה</w:t>
+            </w:r>
+          </w:p>
+        </w:tc>
+        <w:tc>
+          <w:tcPr>
+            <w:tcW w:type="dxa" w:w="2880"/>
+          </w:tcPr>
+          <w:p>
+            <w:r>
+              <w:t>תיאור</w:t>
+            </w:r>
+          </w:p>
+        </w:tc>
+      </w:tr>
+      <w:tr>
+        <w:tc>
+          <w:tcPr>
+            <w:tcW w:type="dxa" w:w="2880"/>
+          </w:tcPr>
+          <w:p>
+            <w:r>
+              <w:t>_hn</w:t>
+            </w:r>
+          </w:p>
+        </w:tc>
+        <w:tc>
+          <w:tcPr>
+            <w:tcW w:type="dxa" w:w="2880"/>
+          </w:tcPr>
+          <w:p>
+            <w:r>
+              <w:t>(s:string):string</w:t>
+            </w:r>
+          </w:p>
+        </w:tc>
+        <w:tc>
+          <w:tcPr>
+            <w:tcW w:type="dxa" w:w="2880"/>
+          </w:tcPr>
+          <w:p>
+            <w:r>
+              <w:t>HTML entity normalization — ניקוד → צורה בסיסית</w:t>
+            </w:r>
+          </w:p>
+        </w:tc>
+      </w:tr>
+      <w:tr>
+        <w:tc>
+          <w:tcPr>
+            <w:tcW w:type="dxa" w:w="2880"/>
+          </w:tcPr>
+          <w:p>
+            <w:r>
+              <w:t>_initHsfx</w:t>
+            </w:r>
+          </w:p>
+        </w:tc>
+        <w:tc>
+          <w:tcPr>
+            <w:tcW w:type="dxa" w:w="2880"/>
+          </w:tcPr>
+          <w:p>
+            <w:r>
+              <w:t>():void</w:t>
+            </w:r>
+          </w:p>
+        </w:tc>
+        <w:tc>
+          <w:tcPr>
+            <w:tcW w:type="dxa" w:w="2880"/>
+          </w:tcPr>
+          <w:p>
+            <w:r>
+              <w:t>אתחול suffixes לחיפוש מורפולוגי עברי</w:t>
+            </w:r>
+          </w:p>
+        </w:tc>
+      </w:tr>
+      <w:tr>
+        <w:tc>
+          <w:tcPr>
+            <w:tcW w:type="dxa" w:w="2880"/>
+          </w:tcPr>
+          <w:p>
+            <w:r>
+              <w:t>hebrewMorphSearch</w:t>
+            </w:r>
+          </w:p>
+        </w:tc>
+        <w:tc>
+          <w:tcPr>
+            <w:tcW w:type="dxa" w:w="2880"/>
+          </w:tcPr>
+          <w:p>
+            <w:r>
+              <w:t>(text,term):boolean</w:t>
+            </w:r>
+          </w:p>
+        </w:tc>
+        <w:tc>
+          <w:tcPr>
+            <w:tcW w:type="dxa" w:w="2880"/>
+          </w:tcPr>
+          <w:p>
+            <w:r>
+              <w:t>חיפוש עם קידומות ב/ו/ל/מ, סיומות ים/ות/ה, שורשים</w:t>
+            </w:r>
+          </w:p>
+        </w:tc>
+      </w:tr>
+      <w:tr>
+        <w:tc>
+          <w:tcPr>
+            <w:tcW w:type="dxa" w:w="2880"/>
+          </w:tcPr>
+          <w:p>
+            <w:r>
+              <w:t>esc</w:t>
+            </w:r>
+          </w:p>
+        </w:tc>
+        <w:tc>
+          <w:tcPr>
+            <w:tcW w:type="dxa" w:w="2880"/>
+          </w:tcPr>
+          <w:p>
+            <w:r>
+              <w:t>(str):string</w:t>
+            </w:r>
+          </w:p>
+        </w:tc>
+        <w:tc>
+          <w:tcPr>
+            <w:tcW w:type="dxa" w:w="2880"/>
+          </w:tcPr>
+          <w:p>
+            <w:r>
+              <w:t>HTML escape — &amp;&lt;&gt;"' → entities (XSS prevention)</w:t>
+            </w:r>
+          </w:p>
+        </w:tc>
+      </w:tr>
+      <w:tr>
+        <w:tc>
+          <w:tcPr>
+            <w:tcW w:type="dxa" w:w="2880"/>
+          </w:tcPr>
+          <w:p>
+            <w:r>
+              <w:t>setText</w:t>
+            </w:r>
+          </w:p>
+        </w:tc>
+        <w:tc>
+          <w:tcPr>
+            <w:tcW w:type="dxa" w:w="2880"/>
+          </w:tcPr>
+          <w:p>
+            <w:r>
+              <w:t>(id,val):void</w:t>
+            </w:r>
+          </w:p>
+        </w:tc>
+        <w:tc>
+          <w:tcPr>
+            <w:tcW w:type="dxa" w:w="2880"/>
+          </w:tcPr>
+          <w:p>
+            <w:r>
+              <w:t>getElementById(id).textContent = val — null safe</w:t>
+            </w:r>
+          </w:p>
+        </w:tc>
+      </w:tr>
+      <w:tr>
+        <w:tc>
+          <w:tcPr>
+            <w:tcW w:type="dxa" w:w="2880"/>
+          </w:tcPr>
+          <w:p>
+            <w:r>
+              <w:t>setHTML</w:t>
+            </w:r>
+          </w:p>
+        </w:tc>
+        <w:tc>
+          <w:tcPr>
+            <w:tcW w:type="dxa" w:w="2880"/>
+          </w:tcPr>
+          <w:p>
+            <w:r>
+              <w:t>(id,html):void</w:t>
+            </w:r>
+          </w:p>
+        </w:tc>
+        <w:tc>
+          <w:tcPr>
+            <w:tcW w:type="dxa" w:w="2880"/>
+          </w:tcPr>
+          <w:p>
+            <w:r>
+              <w:t>getElementById(id).innerHTML = html — trusted HTML only</w:t>
+            </w:r>
+          </w:p>
+        </w:tc>
+      </w:tr>
+      <w:tr>
+        <w:tc>
+          <w:tcPr>
+            <w:tcW w:type="dxa" w:w="2880"/>
+          </w:tcPr>
+          <w:p>
+            <w:r>
+              <w:t>show / hide</w:t>
+            </w:r>
+          </w:p>
+        </w:tc>
+        <w:tc>
+          <w:tcPr>
+            <w:tcW w:type="dxa" w:w="2880"/>
+          </w:tcPr>
+          <w:p>
+            <w:r>
+              <w:t>(id):void</w:t>
+            </w:r>
+          </w:p>
+        </w:tc>
+        <w:tc>
+          <w:tcPr>
+            <w:tcW w:type="dxa" w:w="2880"/>
+          </w:tcPr>
+          <w:p>
+            <w:r>
+              <w:t>element.hidden = false/true</w:t>
+            </w:r>
+          </w:p>
+        </w:tc>
+      </w:tr>
+      <w:tr>
+        <w:tc>
+          <w:tcPr>
+            <w:tcW w:type="dxa" w:w="2880"/>
+          </w:tcPr>
+          <w:p>
+            <w:r>
+              <w:t>showToast</w:t>
+            </w:r>
+          </w:p>
+        </w:tc>
+        <w:tc>
+          <w:tcPr>
+            <w:tcW w:type="dxa" w:w="2880"/>
+          </w:tcPr>
+          <w:p>
+            <w:r>
+              <w:t>(msg,dur?):void</w:t>
+            </w:r>
+          </w:p>
+        </w:tc>
+        <w:tc>
+          <w:tcPr>
+            <w:tcW w:type="dxa" w:w="2880"/>
+          </w:tcPr>
+          <w:p>
+            <w:r>
+              <w:t>הודעת toast זמנית — fade-in→stay→fade-out</w:t>
+            </w:r>
+          </w:p>
+        </w:tc>
+      </w:tr>
+      <w:tr>
+        <w:tc>
+          <w:tcPr>
+            <w:tcW w:type="dxa" w:w="2880"/>
+          </w:tcPr>
+          <w:p>
+            <w:r>
+              <w:t>translateHe</w:t>
+            </w:r>
+          </w:p>
+        </w:tc>
+        <w:tc>
+          <w:tcPr>
+            <w:tcW w:type="dxa" w:w="2880"/>
+          </w:tcPr>
+          <w:p>
+            <w:r>
+              <w:t>(text):string</w:t>
+            </w:r>
+          </w:p>
+        </w:tc>
+        <w:tc>
+          <w:tcPr>
+            <w:tcW w:type="dxa" w:w="2880"/>
+          </w:tcPr>
+          <w:p>
+            <w:r>
+              <w:t>תרגום runtime: _PRE_EN → _FOOD_DICT → morphological</w:t>
+            </w:r>
+          </w:p>
+        </w:tc>
+      </w:tr>
+      <w:tr>
+        <w:tc>
+          <w:tcPr>
+            <w:tcW w:type="dxa" w:w="2880"/>
+          </w:tcPr>
+          <w:p>
+            <w:r>
+              <w:t>applyLang</w:t>
+            </w:r>
+          </w:p>
+        </w:tc>
+        <w:tc>
+          <w:tcPr>
+            <w:tcW w:type="dxa" w:w="2880"/>
+          </w:tcPr>
+          <w:p>
+            <w:r>
+              <w:t>(lang):void</w:t>
+            </w:r>
+          </w:p>
+        </w:tc>
+        <w:tc>
+          <w:tcPr>
+            <w:tcW w:type="dxa" w:w="2880"/>
+          </w:tcPr>
+          <w:p>
+            <w:r>
+              <w:t>החלפת שפה he/en — מעדכן כל UI + מתכונים</w:t>
+            </w:r>
+          </w:p>
+        </w:tc>
+      </w:tr>
+    </w:tbl>
+    <w:p>
+      <w:pPr>
+        <w:pStyle w:val="Heading2"/>
+        <w:jc w:val="right"/>
+        <w:bidi/>
+      </w:pPr>
+      <w:r>
+        <w:rPr>
+          <w:rFonts w:ascii="David" w:hAnsi="David"/>
+        </w:rPr>
+        <w:t>5.2 filtered() — מנוע הסינון</w:t>
+      </w:r>
+    </w:p>
+    <w:p>
+      <w:pPr>
+        <w:jc w:val="right"/>
+        <w:bidi/>
+      </w:pPr>
+      <w:r>
+        <w:rPr>
+          <w:rFonts w:ascii="David" w:hAnsi="David"/>
+        </w:rPr>
+        <w:t>filtered() מחזיר R[].filter() לפי 8 ממדים בסדר עדיפות:</w:t>
+      </w:r>
+    </w:p>
+    <w:p>
+      <w:pPr>
+        <w:jc w:val="right"/>
+        <w:bidi/>
+      </w:pPr>
+      <w:r>
+        <w:rPr>
+          <w:rFonts w:ascii="David" w:hAnsi="David"/>
+        </w:rPr>
+      </w:r>
+    </w:p>
+    <w:p>
+      <w:pPr>
+        <w:jc w:val="right"/>
+        <w:bidi/>
+      </w:pPr>
+      <w:r>
+        <w:rPr>
+          <w:rFonts w:ascii="David" w:hAnsi="David"/>
+        </w:rPr>
+        <w:t>Priority 1: ACT_IDS → ACT_IDS.has(r.id) — תת-קטגוריות span/isr/nonkosher</w:t>
+      </w:r>
+    </w:p>
+    <w:p>
+      <w:pPr>
+        <w:jc w:val="right"/>
+        <w:bidi/>
+      </w:pPr>
+      <w:r>
+        <w:rPr>
+          <w:rFonts w:ascii="David" w:hAnsi="David"/>
+        </w:rPr>
+        <w:t>Priority 2: ACT_CATS.length → ACT_CATS.indexOf(r.cat) &gt;= 0 — multi-select</w:t>
+      </w:r>
+    </w:p>
+    <w:p>
+      <w:pPr>
+        <w:jc w:val="right"/>
+        <w:bidi/>
+      </w:pPr>
+      <w:r>
+        <w:rPr>
+          <w:rFonts w:ascii="David" w:hAnsi="David"/>
+        </w:rPr>
+        <w:t>Priority 3: ACT_CAT === "all" → true</w:t>
+      </w:r>
+    </w:p>
+    <w:p>
+      <w:pPr>
+        <w:jc w:val="right"/>
+        <w:bidi/>
+      </w:pPr>
+      <w:r>
+        <w:rPr>
+          <w:rFonts w:ascii="David" w:hAnsi="David"/>
+        </w:rPr>
+        <w:t>Priority 4: ACT_CAT === "hol" &amp;&amp; ACT_HOLIDAY → HOLIDAY_TAGS[h].indexOf(r.id) &gt;= 0</w:t>
+      </w:r>
+    </w:p>
+    <w:p>
+      <w:pPr>
+        <w:jc w:val="right"/>
+        <w:bidi/>
+      </w:pPr>
+      <w:r>
+        <w:rPr>
+          <w:rFonts w:ascii="David" w:hAnsi="David"/>
+        </w:rPr>
+        <w:t>Priority 5: r.cat === ACT_CAT</w:t>
+      </w:r>
+    </w:p>
+    <w:p>
+      <w:pPr>
+        <w:jc w:val="right"/>
+        <w:bidi/>
+      </w:pPr>
+      <w:r>
+        <w:rPr>
+          <w:rFonts w:ascii="David" w:hAnsi="David"/>
+        </w:rPr>
+        <w:t>Then: ACT_DIFF !== "all" &amp;&amp; r.diff !== ACT_DIFF → false</w:t>
+      </w:r>
+    </w:p>
+    <w:p>
+      <w:pPr>
+        <w:jc w:val="right"/>
+        <w:bidi/>
+      </w:pPr>
+      <w:r>
+        <w:rPr>
+          <w:rFonts w:ascii="David" w:hAnsi="David"/>
+        </w:rPr>
+        <w:t>Then: SHOW_FAVS &amp;&amp; !FAV.has(r.id) → false</w:t>
+      </w:r>
+    </w:p>
+    <w:p>
+      <w:pPr>
+        <w:jc w:val="right"/>
+        <w:bidi/>
+      </w:pPr>
+      <w:r>
+        <w:rPr>
+          <w:rFonts w:ascii="David" w:hAnsi="David"/>
+        </w:rPr>
+        <w:t>Then: ING_TAGS.size → every tag in ingr text</w:t>
+      </w:r>
+    </w:p>
+    <w:p>
+      <w:pPr>
+        <w:jc w:val="right"/>
+        <w:bidi/>
+      </w:pPr>
+      <w:r>
+        <w:rPr>
+          <w:rFonts w:ascii="David" w:hAnsi="David"/>
+        </w:rPr>
+        <w:t>Then: SEARCH → hebrewMorphSearch(allFields, SEARCH) — multi-word AND</w:t>
+      </w:r>
+    </w:p>
+    <w:p>
+      <w:pPr>
+        <w:pStyle w:val="Heading2"/>
+        <w:jc w:val="right"/>
+        <w:bidi/>
+      </w:pPr>
+      <w:r>
+        <w:rPr>
+          <w:rFonts w:ascii="David" w:hAnsi="David"/>
+        </w:rPr>
+        <w:t>5.3 renderGrid()</w:t>
+      </w:r>
+    </w:p>
+    <w:p>
+      <w:pPr>
+        <w:jc w:val="right"/>
+        <w:bidi/>
+      </w:pPr>
+      <w:r>
+        <w:rPr>
+          <w:rFonts w:ascii="David" w:hAnsi="David"/>
+        </w:rPr>
+        <w:t>מרנדר כרטיסי מתכון ל-grid:</w:t>
+      </w:r>
+    </w:p>
+    <w:p>
+      <w:pPr>
+        <w:jc w:val="right"/>
+        <w:bidi/>
+      </w:pPr>
+      <w:r>
+        <w:rPr>
+          <w:rFonts w:ascii="David" w:hAnsi="David"/>
+        </w:rPr>
+        <w:t>1. list = filtered() → count to #sec-cnt</w:t>
+      </w:r>
+    </w:p>
+    <w:p>
+      <w:pPr>
+        <w:jc w:val="right"/>
+        <w:bidi/>
+      </w:pPr>
+      <w:r>
+        <w:rPr>
+          <w:rFonts w:ascii="David" w:hAnsi="David"/>
+        </w:rPr>
+        <w:t>2. grid.innerHTML = "" → DocumentFragment for performance</w:t>
+      </w:r>
+    </w:p>
+    <w:p>
+      <w:pPr>
+        <w:jc w:val="right"/>
+        <w:bidi/>
+      </w:pPr>
+      <w:r>
+        <w:rPr>
+          <w:rFonts w:ascii="David" w:hAnsi="David"/>
+        </w:rPr>
+        <w:t>3. For each recipe: createElement .card with role=button, tabindex=0, data-rid</w:t>
+      </w:r>
+    </w:p>
+    <w:p>
+      <w:pPr>
+        <w:jc w:val="right"/>
+        <w:bidi/>
+      </w:pPr>
+      <w:r>
+        <w:rPr>
+          <w:rFonts w:ascii="David" w:hAnsi="David"/>
+        </w:rPr>
+        <w:t>4. .c-img with loading=lazy, decoding=async, fetchPriority=low</w:t>
+      </w:r>
+    </w:p>
+    <w:p>
+      <w:pPr>
+        <w:jc w:val="right"/>
+        <w:bidi/>
+      </w:pPr>
+      <w:r>
+        <w:rPr>
+          <w:rFonts w:ascii="David" w:hAnsi="David"/>
+        </w:rPr>
+        <w:t>5. .c-info: badge, title, desc, meta (time/diff/fav)</w:t>
+      </w:r>
+    </w:p>
+    <w:p>
+      <w:pPr>
+        <w:jc w:val="right"/>
+        <w:bidi/>
+      </w:pPr>
+      <w:r>
+        <w:rPr>
+          <w:rFonts w:ascii="David" w:hAnsi="David"/>
+        </w:rPr>
+        <w:t>6. Click/Enter/Space → openM(r.id)</w:t>
+      </w:r>
+    </w:p>
+    <w:p>
+      <w:pPr>
+        <w:jc w:val="right"/>
+        <w:bidi/>
+      </w:pPr>
+      <w:r>
+        <w:rPr>
+          <w:rFonts w:ascii="David" w:hAnsi="David"/>
+        </w:rPr>
+        <w:t>7. grid.appendChild(fragment)</w:t>
+      </w:r>
+    </w:p>
+    <w:p>
+      <w:pPr>
+        <w:pStyle w:val="Heading2"/>
+        <w:jc w:val="right"/>
+        <w:bidi/>
+      </w:pPr>
+      <w:r>
+        <w:rPr>
+          <w:rFonts w:ascii="David" w:hAnsi="David"/>
+        </w:rPr>
+        <w:t>5.4 buildNav()</w:t>
+      </w:r>
+    </w:p>
+    <w:p>
+      <w:pPr>
+        <w:jc w:val="right"/>
+        <w:bidi/>
+      </w:pPr>
+      <w:r>
+        <w:rPr>
+          <w:rFonts w:ascii="David" w:hAnsi="David"/>
+        </w:rPr>
+        <w:t>בונה את תפריט הניווט מ-MENU_STRUCTURE. פונקציות nested:</w:t>
+      </w:r>
+    </w:p>
+    <w:tbl>
+      <w:tblPr>
+        <w:tblStyle w:val="TableGrid"/>
+        <w:tblW w:type="auto" w:w="0"/>
+        <w:jc w:val="right"/>
+        <w:tblLook w:firstColumn="1" w:firstRow="1" w:lastColumn="0" w:lastRow="0" w:noHBand="0" w:noVBand="1" w:val="04A0"/>
+        <w:bidiVisual/>
+      </w:tblPr>
+      <w:tblGrid>
+        <w:gridCol w:w="4320"/>
+        <w:gridCol w:w="4320"/>
+      </w:tblGrid>
+      <w:tr>
+        <w:tc>
+          <w:tcPr>
+            <w:tcW w:type="dxa" w:w="4320"/>
+          </w:tcPr>
+          <w:p>
+            <w:r>
+              <w:t>פונקציה</w:t>
+            </w:r>
+          </w:p>
+        </w:tc>
+        <w:tc>
+          <w:tcPr>
+            <w:tcW w:type="dxa" w:w="4320"/>
+          </w:tcPr>
+          <w:p>
+            <w:r>
+              <w:t>תיאור</w:t>
+            </w:r>
+          </w:p>
+        </w:tc>
+      </w:tr>
+      <w:tr>
+        <w:tc>
+          <w:tcPr>
+            <w:tcW w:type="dxa" w:w="4320"/>
+          </w:tcPr>
+          <w:p>
+            <w:r>
+              <w:t>catCnt(id)</w:t>
+            </w:r>
+          </w:p>
+        </w:tc>
+        <w:tc>
+          <w:tcPr>
+            <w:tcW w:type="dxa" w:w="4320"/>
+          </w:tcPr>
+          <w:p>
+            <w:r>
+              <w:t>ספירת מתכונים — null/string/array safe</w:t>
+            </w:r>
+          </w:p>
+        </w:tc>
+      </w:tr>
+      <w:tr>
+        <w:tc>
+          <w:tcPr>
+            <w:tcW w:type="dxa" w:w="4320"/>
+          </w:tcPr>
+          <w:p>
+            <w:r>
+              <w:t>isActiveLeaf(catId,hol,ids)</w:t>
+            </w:r>
+          </w:p>
+        </w:tc>
+        <w:tc>
+          <w:tcPr>
+            <w:tcW w:type="dxa" w:w="4320"/>
+          </w:tcPr>
+          <w:p>
+            <w:r>
+              <w:t>בודק אם פריט פעיל</w:t>
+            </w:r>
+          </w:p>
+        </w:tc>
+      </w:tr>
+      <w:tr>
+        <w:tc>
+          <w:tcPr>
+            <w:tcW w:type="dxa" w:w="4320"/>
+          </w:tcPr>
+          <w:p>
+            <w:r>
+              <w:t>makeChip(lbl,c,onClick,active)</w:t>
+            </w:r>
+          </w:p>
+        </w:tc>
+        <w:tc>
+          <w:tcPr>
+            <w:tcW w:type="dxa" w:w="4320"/>
+          </w:tcPr>
+          <w:p>
+            <w:r>
+              <w:t>יוצר כפתור .pc עם count</w:t>
+            </w:r>
+          </w:p>
+        </w:tc>
+      </w:tr>
+      <w:tr>
+        <w:tc>
+          <w:tcPr>
+            <w:tcW w:type="dxa" w:w="4320"/>
+          </w:tcPr>
+          <w:p>
+            <w:r>
+              <w:t>selectCat(catId,hol,key)</w:t>
+            </w:r>
+          </w:p>
+        </w:tc>
+        <w:tc>
+          <w:tcPr>
+            <w:tcW w:type="dxa" w:w="4320"/>
+          </w:tcPr>
+          <w:p>
+            <w:r>
+              <w:t>ACT_CAT, reset ACT_IDS/CATS/SEARCH</w:t>
+            </w:r>
+          </w:p>
+        </w:tc>
+      </w:tr>
+      <w:tr>
+        <w:tc>
+          <w:tcPr>
+            <w:tcW w:type="dxa" w:w="4320"/>
+          </w:tcPr>
+          <w:p>
+            <w:r>
+              <w:t>selectMulti(ids,lbl,key)</w:t>
+            </w:r>
+          </w:p>
+        </w:tc>
+        <w:tc>
+          <w:tcPr>
+            <w:tcW w:type="dxa" w:w="4320"/>
+          </w:tcPr>
+          <w:p>
+            <w:r>
+              <w:t>ACT_CATS, reset ACT_IDS</w:t>
+            </w:r>
+          </w:p>
+        </w:tc>
+      </w:tr>
+      <w:tr>
+        <w:tc>
+          <w:tcPr>
+            <w:tcW w:type="dxa" w:w="4320"/>
+          </w:tcPr>
+          <w:p>
+            <w:r>
+              <w:t>selectByIds(rids,lbl,key)</w:t>
+            </w:r>
+          </w:p>
+        </w:tc>
+        <w:tc>
+          <w:tcPr>
+            <w:tcW w:type="dxa" w:w="4320"/>
+          </w:tcPr>
+          <w:p>
+            <w:r>
+              <w:t>ACT_IDS=new Set(rids)</w:t>
+            </w:r>
+          </w:p>
+        </w:tc>
+      </w:tr>
+      <w:tr>
+        <w:tc>
+          <w:tcPr>
+            <w:tcW w:type="dxa" w:w="4320"/>
+          </w:tcPr>
+          <w:p>
+            <w:r>
+              <w:t>buildPanel(node,pi)</w:t>
+            </w:r>
+          </w:p>
+        </w:tc>
+        <w:tc>
+          <w:tcPr>
+            <w:tcW w:type="dxa" w:w="4320"/>
+          </w:tcPr>
+          <w:p>
+            <w:r>
+              <w:t>בונה panel: 4 branches (accordion, multi-cat, recipe-IDs, simple)</w:t>
+            </w:r>
+          </w:p>
+        </w:tc>
+      </w:tr>
+    </w:tbl>
+    <w:p>
+      <w:pPr>
+        <w:pStyle w:val="Heading2"/>
+        <w:jc w:val="right"/>
+        <w:bidi/>
+      </w:pPr>
+      <w:r>
+        <w:rPr>
+          <w:rFonts w:ascii="David" w:hAnsi="David"/>
+        </w:rPr>
+        <w:t>5.5 buildPanel(node, pi) — 4 branches</w:t>
+      </w:r>
+    </w:p>
+    <w:p>
+      <w:pPr>
+        <w:jc w:val="right"/>
+        <w:bidi/>
+      </w:pPr>
+      <w:r>
+        <w:rPr>
+          <w:rFonts w:ascii="David" w:hAnsi="David"/>
+        </w:rPr>
+        <w:t>Branch 1: item.items || item.sub → Accordion group: hdr + body, expand/collapse</w:t>
+      </w:r>
+    </w:p>
+    <w:p>
+      <w:pPr>
+        <w:jc w:val="right"/>
+        <w:bidi/>
+      </w:pPr>
+      <w:r>
+        <w:rPr>
+          <w:rFonts w:ascii="David" w:hAnsi="David"/>
+        </w:rPr>
+        <w:t>Branch 2: item.ids &amp;&amp; !item.items → Multi-cat leaf: isRecipeIds ? selectByIds : selectMulti</w:t>
+      </w:r>
+    </w:p>
+    <w:p>
+      <w:pPr>
+        <w:jc w:val="right"/>
+        <w:bidi/>
+      </w:pPr>
+      <w:r>
+        <w:rPr>
+          <w:rFonts w:ascii="David" w:hAnsi="David"/>
+        </w:rPr>
+        <w:t>Branch 3: item.sep → separator div</w:t>
+      </w:r>
+    </w:p>
+    <w:p>
+      <w:pPr>
+        <w:jc w:val="right"/>
+        <w:bidi/>
+      </w:pPr>
+      <w:r>
+        <w:rPr>
+          <w:rFonts w:ascii="David" w:hAnsi="David"/>
+        </w:rPr>
+        <w:t>Branch 4: simple chip → selectCat(item.id)</w:t>
+      </w:r>
+    </w:p>
+    <w:p>
+      <w:pPr>
+        <w:pStyle w:val="Heading2"/>
+        <w:jc w:val="right"/>
+        <w:bidi/>
+      </w:pPr>
+      <w:r>
+        <w:rPr>
+          <w:rFonts w:ascii="David" w:hAnsi="David"/>
+        </w:rPr>
+        <w:t>5.6 openM(id)</w:t>
+      </w:r>
+    </w:p>
+    <w:p>
+      <w:pPr>
+        <w:jc w:val="right"/>
+        <w:bidi/>
+      </w:pPr>
+      <w:r>
+        <w:rPr>
+          <w:rFonts w:ascii="David" w:hAnsi="David"/>
+        </w:rPr>
+        <w:t>1. R.find(x =&gt; x.id === id) → CUR_REC</w:t>
+      </w:r>
+    </w:p>
+    <w:p>
+      <w:pPr>
+        <w:jc w:val="right"/>
+        <w:bidi/>
+      </w:pPr>
+      <w:r>
+        <w:rPr>
+          <w:rFonts w:ascii="David" w:hAnsi="David"/>
+        </w:rPr>
+        <w:t>2. filtered().findIndex → CUR_IDX</w:t>
+      </w:r>
+    </w:p>
+    <w:p>
+      <w:pPr>
+        <w:jc w:val="right"/>
+        <w:bidi/>
+      </w:pPr>
+      <w:r>
+        <w:rPr>
+          <w:rFonts w:ascii="David" w:hAnsi="David"/>
+        </w:rPr>
+        <w:t>3. refreshModalMedia(r) → hero + gallery + video</w:t>
+      </w:r>
+    </w:p>
+    <w:p>
+      <w:pPr>
+        <w:jc w:val="right"/>
+        <w:bidi/>
+      </w:pPr>
+      <w:r>
+        <w:rPr>
+          <w:rFonts w:ascii="David" w:hAnsi="David"/>
+        </w:rPr>
+        <w:t>4. Badge, title, subdesc, memory, meta chips</w:t>
+      </w:r>
+    </w:p>
+    <w:p>
+      <w:pPr>
+        <w:jc w:val="right"/>
+        <w:bidi/>
+      </w:pPr>
+      <w:r>
+        <w:rPr>
+          <w:rFonts w:ascii="David" w:hAnsi="David"/>
+        </w:rPr>
+        <w:t>5. Ingredients: forEach → .m-ingr-item with q+i (+ _PRE_EN for English)</w:t>
+      </w:r>
+    </w:p>
+    <w:p>
+      <w:pPr>
+        <w:jc w:val="right"/>
+        <w:bidi/>
+      </w:pPr>
+      <w:r>
+        <w:rPr>
+          <w:rFonts w:ascii="David" w:hAnsi="David"/>
+        </w:rPr>
+        <w:t>6. Steps: forEach → &lt;li&gt;.m-step with timing</w:t>
+      </w:r>
+    </w:p>
+    <w:p>
+      <w:pPr>
+        <w:jc w:val="right"/>
+        <w:bidi/>
+      </w:pPr>
+      <w:r>
+        <w:rPr>
+          <w:rFonts w:ascii="David" w:hAnsi="David"/>
+        </w:rPr>
+        <w:t>7. Tip, source box, nav buttons prev/next</w:t>
+      </w:r>
+    </w:p>
+    <w:p>
+      <w:pPr>
+        <w:jc w:val="right"/>
+        <w:bidi/>
+      </w:pPr>
+      <w:r>
+        <w:rPr>
+          <w:rFonts w:ascii="David" w:hAnsi="David"/>
+        </w:rPr>
+        <w:t>8. ovl.classList.add("open"), body overflow:hidden</w:t>
+      </w:r>
+    </w:p>
+    <w:p>
+      <w:pPr>
+        <w:jc w:val="right"/>
+        <w:bidi/>
+      </w:pPr>
+      <w:r>
+        <w:rPr>
+          <w:rFonts w:ascii="David" w:hAnsi="David"/>
+        </w:rPr>
+        <w:t>9. _heroGalleryInit(r) → async image validation + swipe</w:t>
+      </w:r>
+    </w:p>
+    <w:p>
+      <w:pPr>
+        <w:pStyle w:val="Heading2"/>
+        <w:jc w:val="right"/>
+        <w:bidi/>
+      </w:pPr>
+      <w:r>
+        <w:rPr>
+          <w:rFonts w:ascii="David" w:hAnsi="David"/>
+        </w:rPr>
+        <w:t>5.7 פונקציות נוספות</w:t>
+      </w:r>
+    </w:p>
+    <w:tbl>
+      <w:tblPr>
+        <w:tblStyle w:val="TableGrid"/>
+        <w:tblW w:type="auto" w:w="0"/>
+        <w:jc w:val="right"/>
+        <w:tblLook w:firstColumn="1" w:firstRow="1" w:lastColumn="0" w:lastRow="0" w:noHBand="0" w:noVBand="1" w:val="04A0"/>
+        <w:bidiVisual/>
+      </w:tblPr>
+      <w:tblGrid>
+        <w:gridCol w:w="4320"/>
+        <w:gridCol w:w="4320"/>
+      </w:tblGrid>
+      <w:tr>
+        <w:tc>
+          <w:tcPr>
+            <w:tcW w:type="dxa" w:w="4320"/>
+          </w:tcPr>
+          <w:p>
+            <w:r>
+              <w:t>פונקציה</w:t>
+            </w:r>
+          </w:p>
+        </w:tc>
+        <w:tc>
+          <w:tcPr>
+            <w:tcW w:type="dxa" w:w="4320"/>
+          </w:tcPr>
+          <w:p>
+            <w:r>
+              <w:t>תיאור</w:t>
+            </w:r>
+          </w:p>
+        </w:tc>
+      </w:tr>
+      <w:tr>
+        <w:tc>
+          <w:tcPr>
+            <w:tcW w:type="dxa" w:w="4320"/>
+          </w:tcPr>
+          <w:p>
+            <w:r>
+              <w:t>closeM()</w:t>
+            </w:r>
+          </w:p>
+        </w:tc>
+        <w:tc>
+          <w:tcPr>
+            <w:tcW w:type="dxa" w:w="4320"/>
+          </w:tcPr>
+          <w:p>
+            <w:r>
+              <w:t>ovl.remove("open"); body overflow normal; CUR_REC=null</w:t>
+            </w:r>
+          </w:p>
+        </w:tc>
+      </w:tr>
+      <w:tr>
+        <w:tc>
+          <w:tcPr>
+            <w:tcW w:type="dxa" w:w="4320"/>
+          </w:tcPr>
+          <w:p>
+            <w:r>
+              <w:t>navRecipe(dir)</w:t>
+            </w:r>
+          </w:p>
+        </w:tc>
+        <w:tc>
+          <w:tcPr>
+            <w:tcW w:type="dxa" w:w="4320"/>
+          </w:tcPr>
+          <w:p>
+            <w:r>
+              <w:t>CUR_IDX += dir; openM(filtered()[newIdx].id)</w:t>
+            </w:r>
+          </w:p>
+        </w:tc>
+      </w:tr>
+      <w:tr>
+        <w:tc>
+          <w:tcPr>
+            <w:tcW w:type="dxa" w:w="4320"/>
+          </w:tcPr>
+          <w:p>
+            <w:r>
+              <w:t>doSearch(val)</w:t>
+            </w:r>
+          </w:p>
+        </w:tc>
+        <w:tc>
+          <w:tcPr>
+            <w:tcW w:type="dxa" w:w="4320"/>
+          </w:tcPr>
+          <w:p>
+            <w:r>
+              <w:t>SEARCH = val; updateTitle(); renderGrid()</w:t>
+            </w:r>
+          </w:p>
+        </w:tc>
+      </w:tr>
+      <w:tr>
+        <w:tc>
+          <w:tcPr>
+            <w:tcW w:type="dxa" w:w="4320"/>
+          </w:tcPr>
+          <w:p>
+            <w:r>
+              <w:t>clearSearch()</w:t>
+            </w:r>
+          </w:p>
+        </w:tc>
+        <w:tc>
+          <w:tcPr>
+            <w:tcW w:type="dxa" w:w="4320"/>
+          </w:tcPr>
+          <w:p>
+            <w:r>
+              <w:t>SEARCH=""; renderGrid()</w:t>
+            </w:r>
+          </w:p>
+        </w:tc>
+      </w:tr>
+      <w:tr>
+        <w:tc>
+          <w:tcPr>
+            <w:tcW w:type="dxa" w:w="4320"/>
+          </w:tcPr>
+          <w:p>
+            <w:r>
+              <w:t>catLbl(id)</w:t>
+            </w:r>
+          </w:p>
+        </w:tc>
+        <w:tc>
+          <w:tcPr>
+            <w:tcW w:type="dxa" w:w="4320"/>
+          </w:tcPr>
+          <w:p>
+            <w:r>
+              <w:t>CATS.find(c=&gt;c.id===id)?.lbl</w:t>
+            </w:r>
+          </w:p>
+        </w:tc>
+      </w:tr>
+      <w:tr>
+        <w:tc>
+          <w:tcPr>
+            <w:tcW w:type="dxa" w:w="4320"/>
+          </w:tcPr>
+          <w:p>
+            <w:r>
+              <w:t>holName(h)</w:t>
+            </w:r>
+          </w:p>
+        </w:tc>
+        <w:tc>
+          <w:tcPr>
+            <w:tcW w:type="dxa" w:w="4320"/>
+          </w:tcPr>
+          <w:p>
+            <w:r>
+              <w:t>HOL_NAMES map → Hebrew name</w:t>
+            </w:r>
+          </w:p>
+        </w:tc>
+      </w:tr>
+      <w:tr>
+        <w:tc>
+          <w:tcPr>
+            <w:tcW w:type="dxa" w:w="4320"/>
+          </w:tcPr>
+          <w:p>
+            <w:r>
+              <w:t>updateTitle()</w:t>
+            </w:r>
+          </w:p>
+        </w:tc>
+        <w:tc>
+          <w:tcPr>
+            <w:tcW w:type="dxa" w:w="4320"/>
+          </w:tcPr>
+          <w:p>
+            <w:r>
+              <w:t>document.title = category/search label</w:t>
+            </w:r>
+          </w:p>
+        </w:tc>
+      </w:tr>
+      <w:tr>
+        <w:tc>
+          <w:tcPr>
+            <w:tcW w:type="dxa" w:w="4320"/>
+          </w:tcPr>
+          <w:p>
+            <w:r>
+              <w:t>printRecipe()</w:t>
+            </w:r>
+          </w:p>
+        </w:tc>
+        <w:tc>
+          <w:tcPr>
+            <w:tcW w:type="dxa" w:w="4320"/>
+          </w:tcPr>
+          <w:p>
+            <w:r>
+              <w:t>window.print() — @media print CSS</w:t>
+            </w:r>
+          </w:p>
+        </w:tc>
+      </w:tr>
+      <w:tr>
+        <w:tc>
+          <w:tcPr>
+            <w:tcW w:type="dxa" w:w="4320"/>
+          </w:tcPr>
+          <w:p>
+            <w:r>
+              <w:t>shareRecipe()</w:t>
+            </w:r>
+          </w:p>
+        </w:tc>
+        <w:tc>
+          <w:tcPr>
+            <w:tcW w:type="dxa" w:w="4320"/>
+          </w:tcPr>
+          <w:p>
+            <w:r>
+              <w:t>navigator.share({title, text, url})</w:t>
+            </w:r>
+          </w:p>
+        </w:tc>
+      </w:tr>
+      <w:tr>
+        <w:tc>
+          <w:tcPr>
+            <w:tcW w:type="dxa" w:w="4320"/>
+          </w:tcPr>
+          <w:p>
+            <w:r>
+              <w:t>observeLazy()</w:t>
+            </w:r>
+          </w:p>
+        </w:tc>
+        <w:tc>
+          <w:tcPr>
+            <w:tcW w:type="dxa" w:w="4320"/>
+          </w:tcPr>
+          <w:p>
+            <w:r>
+              <w:t>IntersectionObserver → img.src = dataset.src</w:t>
+            </w:r>
+          </w:p>
+        </w:tc>
+      </w:tr>
+      <w:tr>
+        <w:tc>
+          <w:tcPr>
+            <w:tcW w:type="dxa" w:w="4320"/>
+          </w:tcPr>
+          <w:p>
+            <w:r>
+              <w:t>getRecipeImg(r)</w:t>
+            </w:r>
+          </w:p>
+        </w:tc>
+        <w:tc>
+          <w:tcPr>
+            <w:tcW w:type="dxa" w:w="4320"/>
+          </w:tcPr>
+          <w:p>
+            <w:r>
+              <w:t>media.imgs[0] || "images/r-"+r.id+".jpg"</w:t>
+            </w:r>
+          </w:p>
+        </w:tc>
+      </w:tr>
+      <w:tr>
+        <w:tc>
+          <w:tcPr>
+            <w:tcW w:type="dxa" w:w="4320"/>
+          </w:tcPr>
+          <w:p>
+            <w:r>
+              <w:t>getMedia(id)</w:t>
+            </w:r>
+          </w:p>
+        </w:tc>
+        <w:tc>
+          <w:tcPr>
+            <w:tcW w:type="dxa" w:w="4320"/>
+          </w:tcPr>
+          <w:p>
+            <w:r>
+              <w:t>localStorage perla_media_{id} → {imgs,vids}</w:t>
+            </w:r>
+          </w:p>
+        </w:tc>
+      </w:tr>
+      <w:tr>
+        <w:tc>
+          <w:tcPr>
+            <w:tcW w:type="dxa" w:w="4320"/>
+          </w:tcPr>
+          <w:p>
+            <w:r>
+              <w:t>addImg(id)</w:t>
+            </w:r>
+          </w:p>
+        </w:tc>
+        <w:tc>
+          <w:tcPr>
+            <w:tcW w:type="dxa" w:w="4320"/>
+          </w:tcPr>
+          <w:p>
+            <w:r>
+              <w:t>file input → base64 → localStorage</w:t>
+            </w:r>
+          </w:p>
+        </w:tc>
+      </w:tr>
+      <w:tr>
+        <w:tc>
+          <w:tcPr>
+            <w:tcW w:type="dxa" w:w="4320"/>
+          </w:tcPr>
+          <w:p>
+            <w:r>
+              <w:t>deleteImg(id,idx)</w:t>
+            </w:r>
+          </w:p>
+        </w:tc>
+        <w:tc>
+          <w:tcPr>
+            <w:tcW w:type="dxa" w:w="4320"/>
+          </w:tcPr>
+          <w:p>
+            <w:r>
+              <w:t>remove from localStorage array</w:t>
+            </w:r>
+          </w:p>
+        </w:tc>
+      </w:tr>
+      <w:tr>
+        <w:tc>
+          <w:tcPr>
+            <w:tcW w:type="dxa" w:w="4320"/>
+          </w:tcPr>
+          <w:p>
+            <w:r>
+              <w:t>addVideo(id)</w:t>
+            </w:r>
+          </w:p>
+        </w:tc>
+        <w:tc>
+          <w:tcPr>
+            <w:tcW w:type="dxa" w:w="4320"/>
+          </w:tcPr>
+          <w:p>
+            <w:r>
+              <w:t>prompt URL → localStorage</w:t>
+            </w:r>
+          </w:p>
+        </w:tc>
+      </w:tr>
+      <w:tr>
+        <w:tc>
+          <w:tcPr>
+            <w:tcW w:type="dxa" w:w="4320"/>
+          </w:tcPr>
+          <w:p>
+            <w:r>
+              <w:t>_heroGalleryInit(r)</w:t>
+            </w:r>
+          </w:p>
+        </w:tc>
+        <w:tc>
+          <w:tcPr>
+            <w:tcW w:type="dxa" w:w="4320"/>
+          </w:tcPr>
+          <w:p>
+            <w:r>
+              <w:t>async validate images → gallery with ‹/› nav + dots + swipe</w:t>
+            </w:r>
+          </w:p>
+        </w:tc>
+      </w:tr>
+      <w:tr>
+        <w:tc>
+          <w:tcPr>
+            <w:tcW w:type="dxa" w:w="4320"/>
+          </w:tcPr>
+          <w:p>
+            <w:r>
+              <w:t>toggleAbout()</w:t>
+            </w:r>
+          </w:p>
+        </w:tc>
+        <w:tc>
+          <w:tcPr>
+            <w:tcW w:type="dxa" w:w="4320"/>
+          </w:tcPr>
+          <w:p>
+            <w:r>
+              <w:t>about aria-hidden toggle + arrow rotate</w:t>
+            </w:r>
+          </w:p>
+        </w:tc>
+      </w:tr>
+      <w:tr>
+        <w:tc>
+          <w:tcPr>
+            <w:tcW w:type="dxa" w:w="4320"/>
+          </w:tcPr>
+          <w:p>
+            <w:r>
+              <w:t>_resolveImg(name)</w:t>
+            </w:r>
+          </w:p>
+        </w:tc>
+        <w:tc>
+          <w:tcPr>
+            <w:tcW w:type="dxa" w:w="4320"/>
+          </w:tcPr>
+          <w:p>
+            <w:r>
+              <w:t>_IMG_ALIAS fallback → images/{name}.jpg</w:t>
+            </w:r>
+          </w:p>
+        </w:tc>
+      </w:tr>
+    </w:tbl>
+    <w:p>
+      <w:pPr>
+        <w:pStyle w:val="Heading1"/>
+        <w:jc w:val="right"/>
+        <w:bidi/>
+      </w:pPr>
+      <w:r>
+        <w:rPr>
+          <w:rFonts w:ascii="David" w:hAnsi="David"/>
+        </w:rPr>
+        <w:t>6. MENU_STRUCTURE — מפרט מלא</w:t>
+      </w:r>
+    </w:p>
+    <w:p>
+      <w:pPr>
+        <w:jc w:val="right"/>
+        <w:bidi/>
+      </w:pPr>
+      <w:r>
+        <w:rPr>
+          <w:rFonts w:ascii="David" w:hAnsi="David"/>
+        </w:rPr>
+        <w:t>key: all_master — כפתור יחיד "כל המתכונים" עם כל הקטגוריות כ-items:</w:t>
+      </w:r>
+    </w:p>
+    <w:tbl>
+      <w:tblPr>
+        <w:tblStyle w:val="TableGrid"/>
+        <w:tblW w:type="auto" w:w="0"/>
+        <w:jc w:val="right"/>
+        <w:tblLook w:firstColumn="1" w:firstRow="1" w:lastColumn="0" w:lastRow="0" w:noHBand="0" w:noVBand="1" w:val="04A0"/>
+        <w:bidiVisual/>
+      </w:tblPr>
+      <w:tblGrid>
+        <w:gridCol w:w="2880"/>
+        <w:gridCol w:w="2880"/>
+        <w:gridCol w:w="2880"/>
+      </w:tblGrid>
+      <w:tr>
+        <w:tc>
+          <w:tcPr>
+            <w:tcW w:type="dxa" w:w="2880"/>
+          </w:tcPr>
+          <w:p>
+            <w:r>
+              <w:t>item</w:t>
+            </w:r>
+          </w:p>
+        </w:tc>
+        <w:tc>
+          <w:tcPr>
+            <w:tcW w:type="dxa" w:w="2880"/>
+          </w:tcPr>
+          <w:p>
+            <w:r>
+              <w:t>סוג</w:t>
+            </w:r>
+          </w:p>
+        </w:tc>
+        <w:tc>
+          <w:tcPr>
+            <w:tcW w:type="dxa" w:w="2880"/>
+          </w:tcPr>
+          <w:p>
+            <w:r>
+              <w:t>action</w:t>
+            </w:r>
+          </w:p>
+        </w:tc>
+      </w:tr>
+      <w:tr>
+        <w:tc>
+          <w:tcPr>
+            <w:tcW w:type="dxa" w:w="2880"/>
+          </w:tcPr>
+          <w:p>
+            <w:r>
+              <w:t>{id:"all", lbl:"הכל"}</w:t>
+            </w:r>
+          </w:p>
+        </w:tc>
+        <w:tc>
+          <w:tcPr>
+            <w:tcW w:type="dxa" w:w="2880"/>
+          </w:tcPr>
+          <w:p>
+            <w:r>
+              <w:t>leaf</w:t>
+            </w:r>
+          </w:p>
+        </w:tc>
+        <w:tc>
+          <w:tcPr>
+            <w:tcW w:type="dxa" w:w="2880"/>
+          </w:tcPr>
+          <w:p>
+            <w:r>
+              <w:t>selectCat("all")</w:t>
+            </w:r>
+          </w:p>
+        </w:tc>
+      </w:tr>
+      <w:tr>
+        <w:tc>
+          <w:tcPr>
+            <w:tcW w:type="dxa" w:w="2880"/>
+          </w:tcPr>
+          <w:p>
+            <w:r>
+              <w:t>{lbl:"מטעמים של אמא"}</w:t>
+            </w:r>
+          </w:p>
+        </w:tc>
+        <w:tc>
+          <w:tcPr>
+            <w:tcW w:type="dxa" w:w="2880"/>
+          </w:tcPr>
+          <w:p>
+            <w:r>
+              <w:t>accordion + ids[8 cats]</w:t>
+            </w:r>
+          </w:p>
+        </w:tc>
+        <w:tc>
+          <w:tcPr>
+            <w:tcW w:type="dxa" w:w="2880"/>
+          </w:tcPr>
+          <w:p>
+            <w:r>
+              <w:t>expand → 7 items + ספרד + עדות + נ"כ</w:t>
+            </w:r>
+          </w:p>
+        </w:tc>
+      </w:tr>
+      <w:tr>
+        <w:tc>
+          <w:tcPr>
+            <w:tcW w:type="dxa" w:w="2880"/>
+          </w:tcPr>
+          <w:p>
+            <w:r>
+              <w:t>├ {id:"soups"}</w:t>
+            </w:r>
+          </w:p>
+        </w:tc>
+        <w:tc>
+          <w:tcPr>
+            <w:tcW w:type="dxa" w:w="2880"/>
+          </w:tcPr>
+          <w:p>
+            <w:r>
+              <w:t>leaf</w:t>
+            </w:r>
+          </w:p>
+        </w:tc>
+        <w:tc>
+          <w:tcPr>
+            <w:tcW w:type="dxa" w:w="2880"/>
+          </w:tcPr>
+          <w:p>
+            <w:r>
+              <w:t>selectCat("soups")</w:t>
+            </w:r>
+          </w:p>
+        </w:tc>
+      </w:tr>
+      <w:tr>
+        <w:tc>
+          <w:tcPr>
+            <w:tcW w:type="dxa" w:w="2880"/>
+          </w:tcPr>
+          <w:p>
+            <w:r>
+              <w:t>├ {id:"salads"}</w:t>
+            </w:r>
+          </w:p>
+        </w:tc>
+        <w:tc>
+          <w:tcPr>
+            <w:tcW w:type="dxa" w:w="2880"/>
+          </w:tcPr>
+          <w:p>
+            <w:r>
+              <w:t>leaf</w:t>
+            </w:r>
+          </w:p>
+        </w:tc>
+        <w:tc>
+          <w:tcPr>
+            <w:tcW w:type="dxa" w:w="2880"/>
+          </w:tcPr>
+          <w:p>
+            <w:r>
+              <w:t>selectCat("salads")</w:t>
+            </w:r>
+          </w:p>
+        </w:tc>
+      </w:tr>
+      <w:tr>
+        <w:tc>
+          <w:tcPr>
+            <w:tcW w:type="dxa" w:w="2880"/>
+          </w:tcPr>
+          <w:p>
+            <w:r>
+              <w:t>├ {lbl:"מנות עיקריות"}</w:t>
+            </w:r>
+          </w:p>
+        </w:tc>
+        <w:tc>
+          <w:tcPr>
+            <w:tcW w:type="dxa" w:w="2880"/>
+          </w:tcPr>
+          <w:p>
+            <w:r>
+              <w:t>accordion + ids[3]</w:t>
+            </w:r>
+          </w:p>
+        </w:tc>
+        <w:tc>
+          <w:tcPr>
+            <w:tcW w:type="dxa" w:w="2880"/>
+          </w:tcPr>
+          <w:p>
+            <w:r>
+              <w:t>בשר, עוף, דגים</w:t>
+            </w:r>
+          </w:p>
+        </w:tc>
+      </w:tr>
+      <w:tr>
+        <w:tc>
+          <w:tcPr>
+            <w:tcW w:type="dxa" w:w="2880"/>
+          </w:tcPr>
+          <w:p>
+            <w:r>
+              <w:t>├ {id:"veg"}</w:t>
+            </w:r>
+          </w:p>
+        </w:tc>
+        <w:tc>
+          <w:tcPr>
+            <w:tcW w:type="dxa" w:w="2880"/>
+          </w:tcPr>
+          <w:p>
+            <w:r>
+              <w:t>leaf</w:t>
+            </w:r>
+          </w:p>
+        </w:tc>
+        <w:tc>
+          <w:tcPr>
+            <w:tcW w:type="dxa" w:w="2880"/>
+          </w:tcPr>
+          <w:p>
+            <w:r>
+              <w:t>selectCat("veg")</w:t>
+            </w:r>
+          </w:p>
+        </w:tc>
+      </w:tr>
+      <w:tr>
+        <w:tc>
+          <w:tcPr>
+            <w:tcW w:type="dxa" w:w="2880"/>
+          </w:tcPr>
+          <w:p>
+            <w:r>
+              <w:t>├ {id:"hol", sub:[10]}</w:t>
+            </w:r>
+          </w:p>
+        </w:tc>
+        <w:tc>
+          <w:tcPr>
+            <w:tcW w:type="dxa" w:w="2880"/>
+          </w:tcPr>
+          <w:p>
+            <w:r>
+              <w:t>leaf + sub[]</w:t>
+            </w:r>
+          </w:p>
+        </w:tc>
+        <w:tc>
+          <w:tcPr>
+            <w:tcW w:type="dxa" w:w="2880"/>
+          </w:tcPr>
+          <w:p>
+            <w:r>
+              <w:t>selectCat("hol",h) per holiday</w:t>
+            </w:r>
+          </w:p>
+        </w:tc>
+      </w:tr>
+      <w:tr>
+        <w:tc>
+          <w:tcPr>
+            <w:tcW w:type="dxa" w:w="2880"/>
+          </w:tcPr>
+          <w:p>
+            <w:r>
+              <w:t>├ {id:"des"}</w:t>
+            </w:r>
+          </w:p>
+        </w:tc>
+        <w:tc>
+          <w:tcPr>
+            <w:tcW w:type="dxa" w:w="2880"/>
+          </w:tcPr>
+          <w:p>
+            <w:r>
+              <w:t>leaf</w:t>
+            </w:r>
+          </w:p>
+        </w:tc>
+        <w:tc>
+          <w:tcPr>
+            <w:tcW w:type="dxa" w:w="2880"/>
+          </w:tcPr>
+          <w:p>
+            <w:r>
+              <w:t>selectCat("des")</w:t>
+            </w:r>
+          </w:p>
+        </w:tc>
+      </w:tr>
+      <w:tr>
+        <w:tc>
+          <w:tcPr>
+            <w:tcW w:type="dxa" w:w="2880"/>
+          </w:tcPr>
+          <w:p>
+            <w:r>
+              <w:t>├ {lbl:"מורשת ספרד"}</w:t>
+            </w:r>
+          </w:p>
+        </w:tc>
+        <w:tc>
+          <w:tcPr>
+            <w:tcW w:type="dxa" w:w="2880"/>
+          </w:tcPr>
+          <w:p>
+            <w:r>
+              <w:t>accordion + ids[73]</w:t>
+            </w:r>
+          </w:p>
+        </w:tc>
+        <w:tc>
+          <w:tcPr>
+            <w:tcW w:type="dxa" w:w="2880"/>
+          </w:tcPr>
+          <w:p>
+            <w:r>
+              <w:t>8 sub-cats by recipe IDs</w:t>
+            </w:r>
+          </w:p>
+        </w:tc>
+      </w:tr>
+      <w:tr>
+        <w:tc>
+          <w:tcPr>
+            <w:tcW w:type="dxa" w:w="2880"/>
+          </w:tcPr>
+          <w:p>
+            <w:r>
+              <w:t>├ {sep:true}</w:t>
+            </w:r>
+          </w:p>
+        </w:tc>
+        <w:tc>
+          <w:tcPr>
+            <w:tcW w:type="dxa" w:w="2880"/>
+          </w:tcPr>
+          <w:p>
+            <w:r>
+              <w:t>separator</w:t>
+            </w:r>
+          </w:p>
+        </w:tc>
+        <w:tc>
+          <w:tcPr>
+            <w:tcW w:type="dxa" w:w="2880"/>
+          </w:tcPr>
+          <w:p>
+            <w:r>
+              <w:t>────────</w:t>
+            </w:r>
+          </w:p>
+        </w:tc>
+      </w:tr>
+      <w:tr>
+        <w:tc>
+          <w:tcPr>
+            <w:tcW w:type="dxa" w:w="2880"/>
+          </w:tcPr>
+          <w:p>
+            <w:r>
+              <w:t>├ {lbl:"מתכונים מהעדות"}</w:t>
+            </w:r>
+          </w:p>
+        </w:tc>
+        <w:tc>
+          <w:tcPr>
+            <w:tcW w:type="dxa" w:w="2880"/>
+          </w:tcPr>
+          <w:p>
+            <w:r>
+              <w:t>accordion + ids[9 cats]</w:t>
+            </w:r>
+          </w:p>
+        </w:tc>
+        <w:tc>
+          <w:tcPr>
+            <w:tcW w:type="dxa" w:w="2880"/>
+          </w:tcPr>
+          <w:p>
+            <w:r>
+              <w:t>9 עדות + ישראלי(4 subs)</w:t>
+            </w:r>
+          </w:p>
+        </w:tc>
+      </w:tr>
+      <w:tr>
+        <w:tc>
+          <w:tcPr>
+            <w:tcW w:type="dxa" w:w="2880"/>
+          </w:tcPr>
+          <w:p>
+            <w:r>
+              <w:t>├ {sep:true}</w:t>
+            </w:r>
+          </w:p>
+        </w:tc>
+        <w:tc>
+          <w:tcPr>
+            <w:tcW w:type="dxa" w:w="2880"/>
+          </w:tcPr>
+          <w:p>
+            <w:r>
+              <w:t>separator</w:t>
+            </w:r>
+          </w:p>
+        </w:tc>
+        <w:tc>
+          <w:tcPr>
+            <w:tcW w:type="dxa" w:w="2880"/>
+          </w:tcPr>
+          <w:p>
+            <w:r>
+              <w:t>────────</w:t>
+            </w:r>
+          </w:p>
+        </w:tc>
+      </w:tr>
+      <w:tr>
+        <w:tc>
+          <w:tcPr>
+            <w:tcW w:type="dxa" w:w="2880"/>
+          </w:tcPr>
+          <w:p>
+            <w:r>
+              <w:t>└ {lbl:"לא כשרים"}</w:t>
+            </w:r>
+          </w:p>
+        </w:tc>
+        <w:tc>
+          <w:tcPr>
+            <w:tcW w:type="dxa" w:w="2880"/>
+          </w:tcPr>
+          <w:p>
+            <w:r>
+              <w:t>accordion + ids[40]</w:t>
+            </w:r>
+          </w:p>
+        </w:tc>
+        <w:tc>
+          <w:tcPr>
+            <w:tcW w:type="dxa" w:w="2880"/>
+          </w:tcPr>
+          <w:p>
+            <w:r>
+              <w:t>פירות ים(14) + בשר+חלב(26)</w:t>
+            </w:r>
+          </w:p>
+        </w:tc>
+      </w:tr>
+    </w:tbl>
+    <w:p>
+      <w:pPr>
+        <w:pStyle w:val="Heading1"/>
+        <w:jc w:val="right"/>
+        <w:bidi/>
+      </w:pPr>
+      <w:r>
+        <w:rPr>
+          <w:rFonts w:ascii="David" w:hAnsi="David"/>
+        </w:rPr>
+        <w:t>7. תתי-קטגוריות מורשת ספרד — recipe ID arrays</w:t>
+      </w:r>
+    </w:p>
+    <w:tbl>
+      <w:tblPr>
+        <w:tblStyle w:val="TableGrid"/>
+        <w:tblW w:type="auto" w:w="0"/>
+        <w:jc w:val="right"/>
+        <w:tblLook w:firstColumn="1" w:firstRow="1" w:lastColumn="0" w:lastRow="0" w:noHBand="0" w:noVBand="1" w:val="04A0"/>
+        <w:bidiVisual/>
+      </w:tblPr>
+      <w:tblGrid>
+        <w:gridCol w:w="2880"/>
+        <w:gridCol w:w="2880"/>
+        <w:gridCol w:w="2880"/>
+      </w:tblGrid>
+      <w:tr>
+        <w:tc>
+          <w:tcPr>
+            <w:tcW w:type="dxa" w:w="2880"/>
+          </w:tcPr>
+          <w:p>
+            <w:r>
+              <w:t>תת-קטגוריה</w:t>
+            </w:r>
+          </w:p>
+        </w:tc>
+        <w:tc>
+          <w:tcPr>
+            <w:tcW w:type="dxa" w:w="2880"/>
+          </w:tcPr>
+          <w:p>
+            <w:r>
+              <w:t>מתכונים</w:t>
+            </w:r>
+          </w:p>
+        </w:tc>
+        <w:tc>
+          <w:tcPr>
+            <w:tcW w:type="dxa" w:w="2880"/>
+          </w:tcPr>
+          <w:p>
+            <w:r>
+              <w:t>IDs דוגמה</w:t>
+            </w:r>
+          </w:p>
+        </w:tc>
+      </w:tr>
+      <w:tr>
+        <w:tc>
+          <w:tcPr>
+            <w:tcW w:type="dxa" w:w="2880"/>
+          </w:tcPr>
+          <w:p>
+            <w:r>
+              <w:t>מרקים ומינסטרות</w:t>
+            </w:r>
+          </w:p>
+        </w:tc>
+        <w:tc>
+          <w:tcPr>
+            <w:tcW w:type="dxa" w:w="2880"/>
+          </w:tcPr>
+          <w:p>
+            <w:r>
+              <w:t>3</w:t>
+            </w:r>
+          </w:p>
+        </w:tc>
+        <w:tc>
+          <w:tcPr>
+            <w:tcW w:type="dxa" w:w="2880"/>
+          </w:tcPr>
+          <w:p>
+            <w:r>
+              <w:t>sp3, spf2, spe3</w:t>
+            </w:r>
+          </w:p>
+        </w:tc>
+      </w:tr>
+      <w:tr>
+        <w:tc>
+          <w:tcPr>
+            <w:tcW w:type="dxa" w:w="2880"/>
+          </w:tcPr>
+          <w:p>
+            <w:r>
+              <w:t>בשר וקציצות</w:t>
+            </w:r>
+          </w:p>
+        </w:tc>
+        <w:tc>
+          <w:tcPr>
+            <w:tcW w:type="dxa" w:w="2880"/>
+          </w:tcPr>
+          <w:p>
+            <w:r>
+              <w:t>8</w:t>
+            </w:r>
+          </w:p>
+        </w:tc>
+        <w:tc>
+          <w:tcPr>
+            <w:tcW w:type="dxa" w:w="2880"/>
+          </w:tcPr>
+          <w:p>
+            <w:r>
+              <w:t>sp2, sp4, sp6, spne3, spf3, ex41, fin18, spx3</w:t>
+            </w:r>
+          </w:p>
+        </w:tc>
+      </w:tr>
+      <w:tr>
+        <w:tc>
+          <w:tcPr>
+            <w:tcW w:type="dxa" w:w="2880"/>
+          </w:tcPr>
+          <w:p>
+            <w:r>
+              <w:t>דגים</w:t>
+            </w:r>
+          </w:p>
+        </w:tc>
+        <w:tc>
+          <w:tcPr>
+            <w:tcW w:type="dxa" w:w="2880"/>
+          </w:tcPr>
+          <w:p>
+            <w:r>
+              <w:t>3</w:t>
+            </w:r>
+          </w:p>
+        </w:tc>
+        <w:tc>
+          <w:tcPr>
+            <w:tcW w:type="dxa" w:w="2880"/>
+          </w:tcPr>
+          <w:p>
+            <w:r>
+              <w:t>spn4, spv3, spx2</w:t>
+            </w:r>
+          </w:p>
+        </w:tc>
+      </w:tr>
+      <w:tr>
+        <w:tc>
+          <w:tcPr>
+            <w:tcW w:type="dxa" w:w="2880"/>
+          </w:tcPr>
+          <w:p>
+            <w:r>
+              <w:t>ירקות ותוספות</w:t>
+            </w:r>
+          </w:p>
+        </w:tc>
+        <w:tc>
+          <w:tcPr>
+            <w:tcW w:type="dxa" w:w="2880"/>
+          </w:tcPr>
+          <w:p>
+            <w:r>
+              <w:t>28</w:t>
+            </w:r>
+          </w:p>
+        </w:tc>
+        <w:tc>
+          <w:tcPr>
+            <w:tcW w:type="dxa" w:w="2880"/>
+          </w:tcPr>
+          <w:p>
+            <w:r>
+              <w:t>sp1, sp5, sp7, sp8, spne1...</w:t>
+            </w:r>
+          </w:p>
+        </w:tc>
+      </w:tr>
+      <w:tr>
+        <w:tc>
+          <w:tcPr>
+            <w:tcW w:type="dxa" w:w="2880"/>
+          </w:tcPr>
+          <w:p>
+            <w:r>
+              <w:t>שבת וחגים</w:t>
+            </w:r>
+          </w:p>
+        </w:tc>
+        <w:tc>
+          <w:tcPr>
+            <w:tcW w:type="dxa" w:w="2880"/>
+          </w:tcPr>
+          <w:p>
+            <w:r>
+              <w:t>4</w:t>
+            </w:r>
+          </w:p>
+        </w:tc>
+        <w:tc>
+          <w:tcPr>
+            <w:tcW w:type="dxa" w:w="2880"/>
+          </w:tcPr>
+          <w:p>
+            <w:r>
+              <w:t>spn1, spe1, spv1, spx1</w:t>
+            </w:r>
+          </w:p>
+        </w:tc>
+      </w:tr>
+      <w:tr>
+        <w:tc>
+          <w:tcPr>
+            <w:tcW w:type="dxa" w:w="2880"/>
+          </w:tcPr>
+          <w:p>
+            <w:r>
+              <w:t>רטבים ותבלינים</w:t>
+            </w:r>
+          </w:p>
+        </w:tc>
+        <w:tc>
+          <w:tcPr>
+            <w:tcW w:type="dxa" w:w="2880"/>
+          </w:tcPr>
+          <w:p>
+            <w:r>
+              <w:t>4</w:t>
+            </w:r>
+          </w:p>
+        </w:tc>
+        <w:tc>
+          <w:tcPr>
+            <w:tcW w:type="dxa" w:w="2880"/>
+          </w:tcPr>
+          <w:p>
+            <w:r>
+              <w:t>sau1, sau2, sau3, sau4</w:t>
+            </w:r>
+          </w:p>
+        </w:tc>
+      </w:tr>
+      <w:tr>
+        <w:tc>
+          <w:tcPr>
+            <w:tcW w:type="dxa" w:w="2880"/>
+          </w:tcPr>
+          <w:p>
+            <w:r>
+              <w:t>לחמים ומאפים</w:t>
+            </w:r>
+          </w:p>
+        </w:tc>
+        <w:tc>
+          <w:tcPr>
+            <w:tcW w:type="dxa" w:w="2880"/>
+          </w:tcPr>
+          <w:p>
+            <w:r>
+              <w:t>9</w:t>
+            </w:r>
+          </w:p>
+        </w:tc>
+        <w:tc>
+          <w:tcPr>
+            <w:tcW w:type="dxa" w:w="2880"/>
+          </w:tcPr>
+          <w:p>
+            <w:r>
+              <w:t>spn2, spf1, spf5, add29...</w:t>
+            </w:r>
+          </w:p>
+        </w:tc>
+      </w:tr>
+      <w:tr>
+        <w:tc>
+          <w:tcPr>
+            <w:tcW w:type="dxa" w:w="2880"/>
+          </w:tcPr>
+          <w:p>
+            <w:r>
+              <w:t>קינוחים ומתוקים</w:t>
+            </w:r>
+          </w:p>
+        </w:tc>
+        <w:tc>
+          <w:tcPr>
+            <w:tcW w:type="dxa" w:w="2880"/>
+          </w:tcPr>
+          <w:p>
+            <w:r>
+              <w:t>13</w:t>
+            </w:r>
+          </w:p>
+        </w:tc>
+        <w:tc>
+          <w:tcPr>
+            <w:tcW w:type="dxa" w:w="2880"/>
+          </w:tcPr>
+          <w:p>
+            <w:r>
+              <w:t>sp9, spn3, spn5, ex42...</w:t>
+            </w:r>
+          </w:p>
+        </w:tc>
+      </w:tr>
+    </w:tbl>
+    <w:p>
+      <w:pPr>
+        <w:pStyle w:val="Heading1"/>
+        <w:jc w:val="right"/>
+        <w:bidi/>
+      </w:pPr>
+      <w:r>
+        <w:rPr>
+          <w:rFonts w:ascii="David" w:hAnsi="David"/>
+        </w:rPr>
+        <w:t>8. תתי-קטגוריות מטבח ישראלי</w:t>
+      </w:r>
+    </w:p>
+    <w:tbl>
+      <w:tblPr>
+        <w:tblStyle w:val="TableGrid"/>
+        <w:tblW w:type="auto" w:w="0"/>
+        <w:jc w:val="right"/>
+        <w:tblLook w:firstColumn="1" w:firstRow="1" w:lastColumn="0" w:lastRow="0" w:noHBand="0" w:noVBand="1" w:val="04A0"/>
+        <w:bidiVisual/>
+      </w:tblPr>
+      <w:tblGrid>
+        <w:gridCol w:w="2880"/>
+        <w:gridCol w:w="2880"/>
+        <w:gridCol w:w="2880"/>
+      </w:tblGrid>
+      <w:tr>
+        <w:tc>
+          <w:tcPr>
+            <w:tcW w:type="dxa" w:w="2880"/>
+          </w:tcPr>
+          <w:p>
+            <w:r>
+              <w:t>תת-קטגוריה</w:t>
+            </w:r>
+          </w:p>
+        </w:tc>
+        <w:tc>
+          <w:tcPr>
+            <w:tcW w:type="dxa" w:w="2880"/>
+          </w:tcPr>
+          <w:p>
+            <w:r>
+              <w:t>מתכונים</w:t>
+            </w:r>
+          </w:p>
+        </w:tc>
+        <w:tc>
+          <w:tcPr>
+            <w:tcW w:type="dxa" w:w="2880"/>
+          </w:tcPr>
+          <w:p>
+            <w:r>
+              <w:t>IDs</w:t>
+            </w:r>
+          </w:p>
+        </w:tc>
+      </w:tr>
+      <w:tr>
+        <w:tc>
+          <w:tcPr>
+            <w:tcW w:type="dxa" w:w="2880"/>
+          </w:tcPr>
+          <w:p>
+            <w:r>
+              <w:t>מאכלי רחוב</w:t>
+            </w:r>
+          </w:p>
+        </w:tc>
+        <w:tc>
+          <w:tcPr>
+            <w:tcW w:type="dxa" w:w="2880"/>
+          </w:tcPr>
+          <w:p>
+            <w:r>
+              <w:t>10</w:t>
+            </w:r>
+          </w:p>
+        </w:tc>
+        <w:tc>
+          <w:tcPr>
+            <w:tcW w:type="dxa" w:w="2880"/>
+          </w:tcPr>
+          <w:p>
+            <w:r>
+              <w:t>is1,is2,is3,is5,is7,is8,is12,is13,is21,is23</w:t>
+            </w:r>
+          </w:p>
+        </w:tc>
+      </w:tr>
+      <w:tr>
+        <w:tc>
+          <w:tcPr>
+            <w:tcW w:type="dxa" w:w="2880"/>
+          </w:tcPr>
+          <w:p>
+            <w:r>
+              <w:t>מנות עיקריות</w:t>
+            </w:r>
+          </w:p>
+        </w:tc>
+        <w:tc>
+          <w:tcPr>
+            <w:tcW w:type="dxa" w:w="2880"/>
+          </w:tcPr>
+          <w:p>
+            <w:r>
+              <w:t>9</w:t>
+            </w:r>
+          </w:p>
+        </w:tc>
+        <w:tc>
+          <w:tcPr>
+            <w:tcW w:type="dxa" w:w="2880"/>
+          </w:tcPr>
+          <w:p>
+            <w:r>
+              <w:t>is4,is9,is10,is14,is15,is16,is18,is26,is28</w:t>
+            </w:r>
+          </w:p>
+        </w:tc>
+      </w:tr>
+      <w:tr>
+        <w:tc>
+          <w:tcPr>
+            <w:tcW w:type="dxa" w:w="2880"/>
+          </w:tcPr>
+          <w:p>
+            <w:r>
+              <w:t>לחמים ומאפים</w:t>
+            </w:r>
+          </w:p>
+        </w:tc>
+        <w:tc>
+          <w:tcPr>
+            <w:tcW w:type="dxa" w:w="2880"/>
+          </w:tcPr>
+          <w:p>
+            <w:r>
+              <w:t>4</w:t>
+            </w:r>
+          </w:p>
+        </w:tc>
+        <w:tc>
+          <w:tcPr>
+            <w:tcW w:type="dxa" w:w="2880"/>
+          </w:tcPr>
+          <w:p>
+            <w:r>
+              <w:t>is6,is19,is22,is24</w:t>
+            </w:r>
+          </w:p>
+        </w:tc>
+      </w:tr>
+      <w:tr>
+        <w:tc>
+          <w:tcPr>
+            <w:tcW w:type="dxa" w:w="2880"/>
+          </w:tcPr>
+          <w:p>
+            <w:r>
+              <w:t>קינוחים ועוגות</w:t>
+            </w:r>
+          </w:p>
+        </w:tc>
+        <w:tc>
+          <w:tcPr>
+            <w:tcW w:type="dxa" w:w="2880"/>
+          </w:tcPr>
+          <w:p>
+            <w:r>
+              <w:t>7</w:t>
+            </w:r>
+          </w:p>
+        </w:tc>
+        <w:tc>
+          <w:tcPr>
+            <w:tcW w:type="dxa" w:w="2880"/>
+          </w:tcPr>
+          <w:p>
+            <w:r>
+              <w:t>is11,is17,is20,is25,is27,is29,is30</w:t>
+            </w:r>
+          </w:p>
+        </w:tc>
+      </w:tr>
+    </w:tbl>
+    <w:p>
+      <w:pPr>
+        <w:pStyle w:val="Heading1"/>
+        <w:jc w:val="right"/>
+        <w:bidi/>
+      </w:pPr>
+      <w:r>
+        <w:rPr>
+          <w:rFonts w:ascii="David" w:hAnsi="David"/>
+        </w:rPr>
+        <w:t>9. מתכונים לא כשרים — 40 IDs</w:t>
+      </w:r>
+    </w:p>
+    <w:p>
+      <w:pPr>
+        <w:jc w:val="right"/>
+        <w:bidi/>
+      </w:pPr>
+      <w:r>
+        <w:rPr>
+          <w:rFonts w:ascii="David" w:hAnsi="David"/>
+        </w:rPr>
+        <w:t>פירות ים (14): nk_fn3, nk_fn4, nk_fe3, nk_fe5, nk_add34, nk_ex19, nk_hv3, nk_spv2, nk_fe10, nk_ku25, nk_tr8, nk_bu2, nk_bu4, nk_spx3</w:t>
+      </w:r>
+    </w:p>
+    <w:p>
+      <w:pPr>
+        <w:jc w:val="right"/>
+        <w:bidi/>
+      </w:pPr>
+      <w:r>
+        <w:rPr>
+          <w:rFonts w:ascii="David" w:hAnsi="David"/>
+        </w:rPr>
+        <w:t>בשר וחלב (26): nk_c5, nk_h2, nk_sp2, nk_sp4, nk_hn15, nk_hn16, nk_rn7, nk_cne4, nk_se9, nk_chf3, nk_chf4, nk_add43, nk_add44, nk_ex26, nk_ex31, nk_fin13, nk_cw3, nk_chfx2, nk_holfx4, nk_me9, nk_hn18, nk_ku3, nk_ku30, nk_ye19, nk_tr26, nk_sn23</w:t>
+      </w:r>
+    </w:p>
+    <w:p>
+      <w:pPr>
+        <w:pStyle w:val="Heading1"/>
+        <w:jc w:val="right"/>
+        <w:bidi/>
+      </w:pPr>
+      <w:r>
+        <w:rPr>
+          <w:rFonts w:ascii="David" w:hAnsi="David"/>
+        </w:rPr>
+        <w:t>10. Service Worker (sw.js v9)</w:t>
+      </w:r>
+    </w:p>
+    <w:tbl>
+      <w:tblPr>
+        <w:tblStyle w:val="TableGrid"/>
+        <w:tblW w:type="auto" w:w="0"/>
+        <w:jc w:val="right"/>
+        <w:tblLook w:firstColumn="1" w:firstRow="1" w:lastColumn="0" w:lastRow="0" w:noHBand="0" w:noVBand="1" w:val="04A0"/>
+        <w:bidiVisual/>
+      </w:tblPr>
+      <w:tblGrid>
+        <w:gridCol w:w="2880"/>
+        <w:gridCol w:w="2880"/>
+        <w:gridCol w:w="2880"/>
+      </w:tblGrid>
+      <w:tr>
+        <w:tc>
+          <w:tcPr>
+            <w:tcW w:type="dxa" w:w="2880"/>
+          </w:tcPr>
+          <w:p>
+            <w:r>
+              <w:t>אסטרטגיה</w:t>
+            </w:r>
+          </w:p>
+        </w:tc>
+        <w:tc>
+          <w:tcPr>
+            <w:tcW w:type="dxa" w:w="2880"/>
+          </w:tcPr>
+          <w:p>
+            <w:r>
+              <w:t>קבצים</w:t>
+            </w:r>
+          </w:p>
+        </w:tc>
+        <w:tc>
+          <w:tcPr>
+            <w:tcW w:type="dxa" w:w="2880"/>
+          </w:tcPr>
+          <w:p>
+            <w:r>
+              <w:t>תיאור</w:t>
+            </w:r>
+          </w:p>
+        </w:tc>
+      </w:tr>
+      <w:tr>
+        <w:tc>
+          <w:tcPr>
+            <w:tcW w:type="dxa" w:w="2880"/>
+          </w:tcPr>
+          <w:p>
+            <w:r>
+              <w:t>Cache Shell</w:t>
+            </w:r>
+          </w:p>
+        </w:tc>
+        <w:tc>
+          <w:tcPr>
+            <w:tcW w:type="dxa" w:w="2880"/>
+          </w:tcPr>
+          <w:p>
+            <w:r>
+              <w:t>index.html, data.js, pre_en.js, manifest.json, wedding.jpg</w:t>
+            </w:r>
+          </w:p>
+        </w:tc>
+        <w:tc>
+          <w:tcPr>
+            <w:tcW w:type="dxa" w:w="2880"/>
+          </w:tcPr>
+          <w:p>
+            <w:r>
+              <w:t>נטען ב-install</w:t>
+            </w:r>
+          </w:p>
+        </w:tc>
+      </w:tr>
+      <w:tr>
+        <w:tc>
+          <w:tcPr>
+            <w:tcW w:type="dxa" w:w="2880"/>
+          </w:tcPr>
+          <w:p>
+            <w:r>
+              <w:t>Network First</w:t>
+            </w:r>
+          </w:p>
+        </w:tc>
+        <w:tc>
+          <w:tcPr>
+            <w:tcW w:type="dxa" w:w="2880"/>
+          </w:tcPr>
+          <w:p>
+            <w:r>
+              <w:t>HTML, JS</w:t>
+            </w:r>
+          </w:p>
+        </w:tc>
+        <w:tc>
+          <w:tcPr>
+            <w:tcW w:type="dxa" w:w="2880"/>
+          </w:tcPr>
+          <w:p>
+            <w:r>
+              <w:t>תמיד טרי</w:t>
+            </w:r>
+          </w:p>
+        </w:tc>
+      </w:tr>
+      <w:tr>
+        <w:tc>
+          <w:tcPr>
+            <w:tcW w:type="dxa" w:w="2880"/>
+          </w:tcPr>
+          <w:p>
+            <w:r>
+              <w:t>Cache First</w:t>
+            </w:r>
+          </w:p>
+        </w:tc>
+        <w:tc>
+          <w:tcPr>
+            <w:tcW w:type="dxa" w:w="2880"/>
+          </w:tcPr>
+          <w:p>
+            <w:r>
+              <w:t>images/*.jpg</w:t>
+            </w:r>
+          </w:p>
+        </w:tc>
+        <w:tc>
+          <w:tcPr>
+            <w:tcW w:type="dxa" w:w="2880"/>
+          </w:tcPr>
+          <w:p>
+            <w:r>
+              <w:t>מהירות טעינה</w:t>
+            </w:r>
+          </w:p>
+        </w:tc>
+      </w:tr>
+    </w:tbl>
+    <w:p>
+      <w:pPr>
+        <w:pStyle w:val="Heading1"/>
+        <w:jc w:val="right"/>
+        <w:bidi/>
+      </w:pPr>
+      <w:r>
+        <w:rPr>
+          <w:rFonts w:ascii="David" w:hAnsi="David"/>
+        </w:rPr>
+        <w:t>11. download_images.py — מפרט</w:t>
+      </w:r>
+    </w:p>
+    <w:p>
+      <w:pPr>
+        <w:jc w:val="right"/>
+        <w:bidi/>
+      </w:pPr>
+      <w:r>
+        <w:rPr>
+          <w:rFonts w:ascii="David" w:hAnsi="David"/>
+        </w:rPr>
+        <w:t>810 TITLE_QUERIES — tuple (hebrew_keyword, english_search_query)</w:t>
+      </w:r>
+    </w:p>
+    <w:p>
+      <w:pPr>
+        <w:jc w:val="right"/>
+        <w:bidi/>
+      </w:pPr>
+      <w:r>
+        <w:rPr>
+          <w:rFonts w:ascii="David" w:hAnsi="David"/>
+        </w:rPr>
+        <w:t>INGR_FALLBACK — fallback by ingredient keywords</w:t>
+      </w:r>
+    </w:p>
+    <w:p>
+      <w:pPr>
+        <w:jc w:val="right"/>
+        <w:bidi/>
+      </w:pPr>
+      <w:r>
+        <w:rPr>
+          <w:rFonts w:ascii="David" w:hAnsi="David"/>
+        </w:rPr>
+        <w:t>CAT_QUERY — default per category</w:t>
+      </w:r>
+    </w:p>
+    <w:p>
+      <w:pPr>
+        <w:jc w:val="right"/>
+        <w:bidi/>
+      </w:pPr>
+      <w:r>
+        <w:rPr>
+          <w:rFonts w:ascii="David" w:hAnsi="David"/>
+        </w:rPr>
+      </w:r>
+    </w:p>
+    <w:p>
+      <w:pPr>
+        <w:jc w:val="right"/>
+        <w:bidi/>
+      </w:pPr>
+      <w:r>
+        <w:rPr>
+          <w:rFonts w:ascii="David" w:hAnsi="David"/>
+        </w:rPr>
+        <w:t>build_query(recipe): title match (longest-first, word-boundary aware) → ingredient fallback → category default</w:t>
+      </w:r>
+    </w:p>
+    <w:p>
+      <w:pPr>
+        <w:jc w:val="right"/>
+        <w:bidi/>
+      </w:pPr>
+      <w:r>
+        <w:rPr>
+          <w:rFonts w:ascii="David" w:hAnsi="David"/>
+        </w:rPr>
+      </w:r>
+    </w:p>
+    <w:p>
+      <w:pPr>
+        <w:jc w:val="right"/>
+        <w:bidi/>
+      </w:pPr>
+      <w:r>
+        <w:t>11 מקורות תמונה — עובר על כולם ללא עצירה מוקדמת:</w:t>
+      </w:r>
+    </w:p>
+    <w:p>
+      <w:pPr>
+        <w:jc w:val="right"/>
+        <w:bidi/>
+      </w:pPr>
+      <w:r>
+        <w:rPr>
+          <w:rFonts w:ascii="David" w:hAnsi="David"/>
+        </w:rPr>
+        <w:t>1. source_hebrew_first — חיפוש בעברית (אתרים ישראליים)</w:t>
+      </w:r>
+    </w:p>
+    <w:p>
+      <w:pPr>
+        <w:jc w:val="right"/>
+        <w:bidi/>
+      </w:pPr>
+      <w:r>
+        <w:rPr>
+          <w:rFonts w:ascii="David" w:hAnsi="David"/>
+        </w:rPr>
+        <w:t>2. source_il_group — אתרים ישראליים באנגלית (6 קבוצות)</w:t>
+      </w:r>
+    </w:p>
+    <w:p>
+      <w:pPr>
+        <w:jc w:val="right"/>
+        <w:bidi/>
+      </w:pPr>
+      <w:r>
+        <w:rPr>
+          <w:rFonts w:ascii="David" w:hAnsi="David"/>
+        </w:rPr>
+        <w:t>3. source_intl_group — אתרים בינלאומיים (6 קבוצות)</w:t>
+      </w:r>
+    </w:p>
+    <w:p>
+      <w:pPr>
+        <w:jc w:val="right"/>
+        <w:bidi/>
+      </w:pPr>
+      <w:r>
+        <w:rPr>
+          <w:rFonts w:ascii="David" w:hAnsi="David"/>
+        </w:rPr>
+        <w:t>4. source_stock_photos — תמונות stock</w:t>
+      </w:r>
+    </w:p>
+    <w:p>
+      <w:pPr>
+        <w:jc w:val="right"/>
+        <w:bidi/>
+      </w:pPr>
+      <w:r>
+        <w:rPr>
+          <w:rFonts w:ascii="David" w:hAnsi="David"/>
+        </w:rPr>
+        <w:t>5. source_il_general — חיפוש כללי</w:t>
+      </w:r>
+    </w:p>
+    <w:p>
+      <w:pPr>
+        <w:jc w:val="right"/>
+        <w:bidi/>
+      </w:pPr>
+      <w:r>
+        <w:rPr>
+          <w:rFonts w:ascii="David" w:hAnsi="David"/>
+        </w:rPr>
+      </w:r>
+    </w:p>
+    <w:p>
+      <w:pPr>
+        <w:jc w:val="right"/>
+        <w:bidi/>
+      </w:pPr>
+      <w:r>
+        <w:rPr>
+          <w:rFonts w:ascii="David" w:hAnsi="David"/>
+        </w:rPr>
+        <w:t>_save_with_dedup: SHA256 hash → always writes file (bug fixed: was skipping = 0 saved)</w:t>
+      </w:r>
+    </w:p>
     <w:p>
       <w:pPr>
         <w:jc w:val="right"/>
@@ -2861,7 +6372,7 @@
     </w:pPr>
     <w:rPr>
       <w:rFonts w:ascii="David" w:hAnsi="David"/>
-      <w:sz w:val="22"/>
+      <w:sz w:val="20"/>
     </w:rPr>
   </w:style>
   <w:style w:type="paragraph" w:styleId="Header">
